--- a/nova-pharma-os/docs/word/GUIDE_DEMARRAGE.docx
+++ b/nova-pharma-os/docs/word/GUIDE_DEMARRAGE.docx
@@ -1677,6 +1677,427 @@
     <w:p>
       <w:r>
         <w:t xml:space="preserve">À partir de là, l'officine tourne. Le reste — clients à crédit, livraisons, rappels WhatsApp, encaissement Mobile Money — s'ajoute quand vous en avez besoin.</w:t>
+      </w:r>
+    </w:p>
+    <w:p>
+      <w:pPr>
+        <w:pBdr>
+          <w:bottom w:val="single" w:sz="6" w:space="6" w:color="CFE0DA"/>
+        </w:pBdr>
+        <w:spacing w:before="200" w:after="200"/>
+      </w:pPr>
+    </w:p>
+    <w:p>
+      <w:pPr>
+        <w:pStyle w:val="Titre2"/>
+      </w:pPr>
+      <w:r>
+        <w:t xml:space="preserve">Créer des comptes</w:t>
+      </w:r>
+    </w:p>
+    <w:p>
+      <w:r>
+        <w:t xml:space="preserve">Chaque compte se crée avec les trois mêmes informations : </w:t>
+      </w:r>
+      <w:r>
+        <w:rPr>
+          <w:b/>
+        </w:rPr>
+        <w:t xml:space="preserve">un numéro de téléphone, une adresse e-mail et un mot de passe</w:t>
+      </w:r>
+      <w:r>
+        <w:t xml:space="preserve"> (8 caractères au minimum). On se connecte avec l'adresse e-mail ; le téléphone sert à joindre la personne. Tapez le numéro comme vous le composez — </w:t>
+      </w:r>
+      <w:r>
+        <w:rPr>
+          <w:rFonts w:ascii="Consolas" w:hAnsi="Consolas"/>
+          <w:sz w:val="19"/>
+          <w:shd w:val="clear" w:fill="EEF2F0"/>
+        </w:rPr>
+        <w:t xml:space="preserve">0991 234 567</w:t>
+      </w:r>
+      <w:r>
+        <w:t xml:space="preserve"> — : l'application ajoute d'elle-même l'indicatif du pays (+243 en RD Congo).</w:t>
+      </w:r>
+    </w:p>
+    <w:p>
+      <w:r>
+        <w:t xml:space="preserve">Qui crée quoi :</w:t>
+      </w:r>
+    </w:p>
+    <w:tbl>
+      <w:tblPr>
+        <w:tblStyle w:val="Grille"/>
+        <w:tblW w:w="5000" w:type="pct"/>
+        <w:tblBorders>
+          <w:top w:val="single" w:sz="4" w:space="0" w:color="CFE0DA"/>
+          <w:left w:val="single" w:sz="4" w:space="0" w:color="CFE0DA"/>
+          <w:bottom w:val="single" w:sz="4" w:space="0" w:color="CFE0DA"/>
+          <w:right w:val="single" w:sz="4" w:space="0" w:color="CFE0DA"/>
+          <w:insideH w:val="single" w:sz="4" w:space="0" w:color="CFE0DA"/>
+          <w:insideV w:val="single" w:sz="4" w:space="0" w:color="CFE0DA"/>
+        </w:tblBorders>
+        <w:tblCellMar>
+          <w:top w:w="60" w:type="dxa"/>
+          <w:left w:w="90" w:type="dxa"/>
+          <w:bottom w:w="60" w:type="dxa"/>
+          <w:right w:w="90" w:type="dxa"/>
+        </w:tblCellMar>
+      </w:tblPr>
+      <w:tr>
+        <w:trPr>
+          <w:tblHeader/>
+        </w:trPr>
+        <w:tc>
+          <w:tcPr>
+            <w:tcW w:w="3116" w:type="dxa"/>
+            <w:shd w:val="clear" w:fill="E8F2EE"/>
+          </w:tcPr>
+          <w:p>
+            <w:pPr>
+              <w:pStyle w:val="Cellule"/>
+            </w:pPr>
+            <w:r>
+              <w:rPr>
+                <w:b/>
+              </w:rPr>
+              <w:t xml:space="preserve">Compte</w:t>
+            </w:r>
+          </w:p>
+        </w:tc>
+        <w:tc>
+          <w:tcPr>
+            <w:tcW w:w="3116" w:type="dxa"/>
+            <w:shd w:val="clear" w:fill="E8F2EE"/>
+          </w:tcPr>
+          <w:p>
+            <w:pPr>
+              <w:pStyle w:val="Cellule"/>
+            </w:pPr>
+            <w:r>
+              <w:rPr>
+                <w:b/>
+              </w:rPr>
+              <w:t xml:space="preserve">Qui le crée</w:t>
+            </w:r>
+          </w:p>
+        </w:tc>
+        <w:tc>
+          <w:tcPr>
+            <w:tcW w:w="3116" w:type="dxa"/>
+            <w:shd w:val="clear" w:fill="E8F2EE"/>
+          </w:tcPr>
+          <w:p>
+            <w:pPr>
+              <w:pStyle w:val="Cellule"/>
+            </w:pPr>
+            <w:r>
+              <w:rPr>
+                <w:b/>
+              </w:rPr>
+              <w:t xml:space="preserve">Où</w:t>
+            </w:r>
+          </w:p>
+        </w:tc>
+      </w:tr>
+      <w:tr>
+        <w:tc>
+          <w:tcPr>
+            <w:tcW w:w="3116" w:type="dxa"/>
+          </w:tcPr>
+          <w:p>
+            <w:pPr>
+              <w:pStyle w:val="Cellule"/>
+            </w:pPr>
+            <w:r>
+              <w:rPr>
+                <w:b/>
+              </w:rPr>
+              <w:t xml:space="preserve">Une nouvelle pharmacie</w:t>
+            </w:r>
+            <w:r>
+              <w:t xml:space="preserve"> et son administrateur</w:t>
+            </w:r>
+          </w:p>
+        </w:tc>
+        <w:tc>
+          <w:tcPr>
+            <w:tcW w:w="3116" w:type="dxa"/>
+          </w:tcPr>
+          <w:p>
+            <w:pPr>
+              <w:pStyle w:val="Cellule"/>
+            </w:pPr>
+            <w:r>
+              <w:t xml:space="preserve">La personne elle-même</w:t>
+            </w:r>
+          </w:p>
+        </w:tc>
+        <w:tc>
+          <w:tcPr>
+            <w:tcW w:w="3116" w:type="dxa"/>
+          </w:tcPr>
+          <w:p>
+            <w:pPr>
+              <w:pStyle w:val="Cellule"/>
+            </w:pPr>
+            <w:r>
+              <w:t xml:space="preserve">Page de connexion → </w:t>
+            </w:r>
+            <w:r>
+              <w:rPr>
+                <w:i/>
+              </w:rPr>
+              <w:t xml:space="preserve">Créer un compte</w:t>
+            </w:r>
+          </w:p>
+        </w:tc>
+      </w:tr>
+      <w:tr>
+        <w:tc>
+          <w:tcPr>
+            <w:tcW w:w="3116" w:type="dxa"/>
+          </w:tcPr>
+          <w:p>
+            <w:pPr>
+              <w:pStyle w:val="Cellule"/>
+            </w:pPr>
+            <w:r>
+              <w:rPr>
+                <w:b/>
+              </w:rPr>
+              <w:t xml:space="preserve">Un membre de l'équipe</w:t>
+            </w:r>
+            <w:r>
+              <w:t xml:space="preserve"> (vendeur, caissier, livreur…)</w:t>
+            </w:r>
+          </w:p>
+        </w:tc>
+        <w:tc>
+          <w:tcPr>
+            <w:tcW w:w="3116" w:type="dxa"/>
+          </w:tcPr>
+          <w:p>
+            <w:pPr>
+              <w:pStyle w:val="Cellule"/>
+            </w:pPr>
+            <w:r>
+              <w:t xml:space="preserve">L'administrateur de la pharmacie</w:t>
+            </w:r>
+          </w:p>
+        </w:tc>
+        <w:tc>
+          <w:tcPr>
+            <w:tcW w:w="3116" w:type="dxa"/>
+          </w:tcPr>
+          <w:p>
+            <w:pPr>
+              <w:pStyle w:val="Cellule"/>
+            </w:pPr>
+            <w:r>
+              <w:t xml:space="preserve">Espace pharmacie → </w:t>
+            </w:r>
+            <w:r>
+              <w:rPr>
+                <w:i/>
+              </w:rPr>
+              <w:t xml:space="preserve">Équipe</w:t>
+            </w:r>
+            <w:r>
+              <w:t xml:space="preserve"> → </w:t>
+            </w:r>
+            <w:r>
+              <w:rPr>
+                <w:i/>
+              </w:rPr>
+              <w:t xml:space="preserve">Ajouter un membre</w:t>
+            </w:r>
+          </w:p>
+        </w:tc>
+      </w:tr>
+      <w:tr>
+        <w:tc>
+          <w:tcPr>
+            <w:tcW w:w="3116" w:type="dxa"/>
+          </w:tcPr>
+          <w:p>
+            <w:pPr>
+              <w:pStyle w:val="Cellule"/>
+            </w:pPr>
+            <w:r>
+              <w:rPr>
+                <w:b/>
+              </w:rPr>
+              <w:t xml:space="preserve">Un compte interne</w:t>
+            </w:r>
+            <w:r>
+              <w:t xml:space="preserve"> NOVA PHARMA OS (support, commercial, super-administrateur)</w:t>
+            </w:r>
+          </w:p>
+        </w:tc>
+        <w:tc>
+          <w:tcPr>
+            <w:tcW w:w="3116" w:type="dxa"/>
+          </w:tcPr>
+          <w:p>
+            <w:pPr>
+              <w:pStyle w:val="Cellule"/>
+            </w:pPr>
+            <w:r>
+              <w:t xml:space="preserve">Un super-administrateur uniquement</w:t>
+            </w:r>
+          </w:p>
+        </w:tc>
+        <w:tc>
+          <w:tcPr>
+            <w:tcW w:w="3116" w:type="dxa"/>
+          </w:tcPr>
+          <w:p>
+            <w:pPr>
+              <w:pStyle w:val="Cellule"/>
+            </w:pPr>
+            <w:r>
+              <w:t xml:space="preserve">Back-office → </w:t>
+            </w:r>
+            <w:r>
+              <w:rPr>
+                <w:i/>
+              </w:rPr>
+              <w:t xml:space="preserve">Équipe</w:t>
+            </w:r>
+          </w:p>
+        </w:tc>
+      </w:tr>
+    </w:tbl>
+    <w:p>
+      <w:pPr>
+        <w:spacing w:after="120"/>
+      </w:pPr>
+    </w:p>
+    <w:p>
+      <w:r>
+        <w:rPr>
+          <w:b/>
+        </w:rPr>
+        <w:t xml:space="preserve">Une nouvelle pharmacie.</w:t>
+      </w:r>
+      <w:r>
+        <w:t xml:space="preserve"> Sur la page de connexion, cliquez sur </w:t>
+      </w:r>
+      <w:r>
+        <w:rPr>
+          <w:i/>
+        </w:rPr>
+        <w:t xml:space="preserve">Créer un compte</w:t>
+      </w:r>
+      <w:r>
+        <w:t xml:space="preserve">. Indiquez le nom de l'officine, votre nom, votre téléphone, votre adresse e-mail et votre mot de passe (deux fois). La pharmacie est créée en période d'essai, vous en êtes l'administrateur, et vous entrez directement dans votre espace.</w:t>
+      </w:r>
+    </w:p>
+    <w:p>
+      <w:r>
+        <w:rPr>
+          <w:b/>
+        </w:rPr>
+        <w:t xml:space="preserve">Un membre de l'équipe.</w:t>
+      </w:r>
+      <w:r>
+        <w:t xml:space="preserve"> Ouvrez </w:t>
+      </w:r>
+      <w:r>
+        <w:rPr>
+          <w:i/>
+        </w:rPr>
+        <w:t xml:space="preserve">Équipe</w:t>
+      </w:r>
+      <w:r>
+        <w:t xml:space="preserve">, remplissez </w:t>
+      </w:r>
+      <w:r>
+        <w:rPr>
+          <w:i/>
+        </w:rPr>
+        <w:t xml:space="preserve">Ajouter un membre</w:t>
+      </w:r>
+      <w:r>
+        <w:t xml:space="preserve">, choisissez son rôle, puis </w:t>
+      </w:r>
+      <w:r>
+        <w:rPr>
+          <w:i/>
+        </w:rPr>
+        <w:t xml:space="preserve">Créer le compte</w:t>
+      </w:r>
+      <w:r>
+        <w:t xml:space="preserve">. Donnez-lui son mot de passe </w:t>
+      </w:r>
+      <w:r>
+        <w:rPr>
+          <w:b/>
+        </w:rPr>
+        <w:t xml:space="preserve">de vive voix</w:t>
+      </w:r>
+      <w:r>
+        <w:t xml:space="preserve">, jamais par écrit.</w:t>
+      </w:r>
+    </w:p>
+    <w:p>
+      <w:r>
+        <w:rPr>
+          <w:b/>
+        </w:rPr>
+        <w:t xml:space="preserve">Un compte interne.</w:t>
+      </w:r>
+      <w:r>
+        <w:t xml:space="preserve"> Ces comptes voient toutes les pharmacies clientes : il n'existe donc </w:t>
+      </w:r>
+      <w:r>
+        <w:rPr>
+          <w:b/>
+        </w:rPr>
+        <w:t xml:space="preserve">aucune inscription publique</w:t>
+      </w:r>
+      <w:r>
+        <w:t xml:space="preserve"> pour eux. Seul un super-administrateur les crée, depuis le menu </w:t>
+      </w:r>
+      <w:r>
+        <w:rPr>
+          <w:i/>
+        </w:rPr>
+        <w:t xml:space="preserve">Équipe</w:t>
+      </w:r>
+      <w:r>
+        <w:t xml:space="preserve"> du back-office — le menu n'apparaît même pas pour les autres rôles.</w:t>
+      </w:r>
+    </w:p>
+    <w:p>
+      <w:pPr>
+        <w:pStyle w:val="Citation"/>
+      </w:pPr>
+      <w:r>
+        <w:t xml:space="preserve">Pour fermer l'inscription publique (par exemple avant un lancement), démarrez l'API avec </w:t>
+      </w:r>
+      <w:r>
+        <w:rPr>
+          <w:rFonts w:ascii="Consolas" w:hAnsi="Consolas"/>
+          <w:sz w:val="19"/>
+          <w:shd w:val="clear" w:fill="EEF2F0"/>
+        </w:rPr>
+        <w:t xml:space="preserve">INSCRIPTION_PUBLIQUE=off</w:t>
+      </w:r>
+      <w:r>
+        <w:t xml:space="preserve">. Par sécurité, les inscriptions sont aussi limitées à 20 par heure (</w:t>
+      </w:r>
+      <w:r>
+        <w:rPr>
+          <w:rFonts w:ascii="Consolas" w:hAnsi="Consolas"/>
+          <w:sz w:val="19"/>
+          <w:shd w:val="clear" w:fill="EEF2F0"/>
+        </w:rPr>
+        <w:t xml:space="preserve">INSCRIPTION_LIMITE_PAR_HEURE</w:t>
+      </w:r>
+      <w:r>
+        <w:t xml:space="preserve">).</w:t>
       </w:r>
     </w:p>
     <w:p>

--- a/nova-pharma-os/docs/word/GUIDE_DEMARRAGE.docx
+++ b/nova-pharma-os/docs/word/GUIDE_DEMARRAGE.docx
@@ -2068,6 +2068,199 @@
       </w:r>
       <w:r>
         <w:t xml:space="preserve"> du back-office — le menu n'apparaît même pas pour les autres rôles.</w:t>
+      </w:r>
+    </w:p>
+    <w:p>
+      <w:r>
+        <w:rPr>
+          <w:b/>
+        </w:rPr>
+        <w:t xml:space="preserve">Votre propre compte de super-administrateur — à faire dès l'installation.</w:t>
+      </w:r>
+      <w:r>
+        <w:t xml:space="preserve"> Le tout premier super-administrateur n'est créé par personne : l'installation le livre, </w:t>
+      </w:r>
+      <w:r>
+        <w:rPr>
+          <w:rFonts w:ascii="Consolas" w:hAnsi="Consolas"/>
+          <w:sz w:val="19"/>
+          <w:shd w:val="clear" w:fill="EEF2F0"/>
+        </w:rPr>
+        <w:t xml:space="preserve">admin@novapharmaos.com</w:t>
+      </w:r>
+      <w:r>
+        <w:t xml:space="preserve">, avec le mot de passe </w:t>
+      </w:r>
+      <w:r>
+        <w:rPr>
+          <w:rFonts w:ascii="Consolas" w:hAnsi="Consolas"/>
+          <w:sz w:val="19"/>
+          <w:shd w:val="clear" w:fill="EEF2F0"/>
+        </w:rPr>
+        <w:t xml:space="preserve">NovaPharma2026!</w:t>
+      </w:r>
+      <w:r>
+        <w:t xml:space="preserve"> — un mot de passe </w:t>
+      </w:r>
+      <w:r>
+        <w:rPr>
+          <w:b/>
+        </w:rPr>
+        <w:t xml:space="preserve">public</w:t>
+      </w:r>
+      <w:r>
+        <w:t xml:space="preserve">, écrit dans ce guide. Remplacez-le par le vôtre :</w:t>
+      </w:r>
+    </w:p>
+    <w:p>
+      <w:pPr>
+        <w:pStyle w:val="Liste"/>
+        <w:numPr>
+          <w:ilvl w:val="0"/>
+          <w:numId w:val="2"/>
+        </w:numPr>
+      </w:pPr>
+      <w:r>
+        <w:t xml:space="preserve">Connectez-vous au back-office avec </w:t>
+      </w:r>
+      <w:r>
+        <w:rPr>
+          <w:rFonts w:ascii="Consolas" w:hAnsi="Consolas"/>
+          <w:sz w:val="19"/>
+          <w:shd w:val="clear" w:fill="EEF2F0"/>
+        </w:rPr>
+        <w:t xml:space="preserve">admin@novapharmaos.com</w:t>
+      </w:r>
+      <w:r>
+        <w:t xml:space="preserve">.</w:t>
+      </w:r>
+    </w:p>
+    <w:p>
+      <w:pPr>
+        <w:pStyle w:val="Liste"/>
+        <w:numPr>
+          <w:ilvl w:val="0"/>
+          <w:numId w:val="2"/>
+        </w:numPr>
+      </w:pPr>
+      <w:r>
+        <w:t xml:space="preserve">Ouvrez </w:t>
+      </w:r>
+      <w:r>
+        <w:rPr>
+          <w:i/>
+        </w:rPr>
+        <w:t xml:space="preserve">Équipe</w:t>
+      </w:r>
+      <w:r>
+        <w:t xml:space="preserve">, remplissez </w:t>
+      </w:r>
+      <w:r>
+        <w:rPr>
+          <w:i/>
+        </w:rPr>
+        <w:t xml:space="preserve">Créer un compte interne</w:t>
+      </w:r>
+      <w:r>
+        <w:t xml:space="preserve"> avec </w:t>
+      </w:r>
+      <w:r>
+        <w:rPr>
+          <w:b/>
+        </w:rPr>
+        <w:t xml:space="preserve">votre</w:t>
+      </w:r>
+      <w:r>
+        <w:t xml:space="preserve"> nom, téléphone, adresse e-mail et mot de passe, rôle </w:t>
+      </w:r>
+      <w:r>
+        <w:rPr>
+          <w:b/>
+        </w:rPr>
+        <w:t xml:space="preserve">Super administrateur</w:t>
+      </w:r>
+      <w:r>
+        <w:t xml:space="preserve">.</w:t>
+      </w:r>
+    </w:p>
+    <w:p>
+      <w:pPr>
+        <w:pStyle w:val="Liste"/>
+        <w:numPr>
+          <w:ilvl w:val="0"/>
+          <w:numId w:val="2"/>
+        </w:numPr>
+      </w:pPr>
+      <w:r>
+        <w:t xml:space="preserve">Déconnectez-vous, puis reconnectez-vous avec votre nouveau compte.</w:t>
+      </w:r>
+    </w:p>
+    <w:p>
+      <w:pPr>
+        <w:pStyle w:val="Liste"/>
+        <w:numPr>
+          <w:ilvl w:val="0"/>
+          <w:numId w:val="2"/>
+        </w:numPr>
+      </w:pPr>
+      <w:r>
+        <w:t xml:space="preserve">Dans </w:t>
+      </w:r>
+      <w:r>
+        <w:rPr>
+          <w:i/>
+        </w:rPr>
+        <w:t xml:space="preserve">Équipe</w:t>
+      </w:r>
+      <w:r>
+        <w:t xml:space="preserve">, cliquez sur </w:t>
+      </w:r>
+      <w:r>
+        <w:rPr>
+          <w:b/>
+        </w:rPr>
+        <w:t xml:space="preserve">Désactiver</w:t>
+      </w:r>
+      <w:r>
+        <w:t xml:space="preserve"> en face de </w:t>
+      </w:r>
+      <w:r>
+        <w:rPr>
+          <w:rFonts w:ascii="Consolas" w:hAnsi="Consolas"/>
+          <w:sz w:val="19"/>
+          <w:shd w:val="clear" w:fill="EEF2F0"/>
+        </w:rPr>
+        <w:t xml:space="preserve">admin@novapharmaos.com</w:t>
+      </w:r>
+      <w:r>
+        <w:t xml:space="preserve">, puis en face de </w:t>
+      </w:r>
+      <w:r>
+        <w:rPr>
+          <w:rFonts w:ascii="Consolas" w:hAnsi="Consolas"/>
+          <w:sz w:val="19"/>
+          <w:shd w:val="clear" w:fill="EEF2F0"/>
+        </w:rPr>
+        <w:t xml:space="preserve">support@…</w:t>
+      </w:r>
+      <w:r>
+        <w:t xml:space="preserve"> et </w:t>
+      </w:r>
+      <w:r>
+        <w:rPr>
+          <w:rFonts w:ascii="Consolas" w:hAnsi="Consolas"/>
+          <w:sz w:val="19"/>
+          <w:shd w:val="clear" w:fill="EEF2F0"/>
+        </w:rPr>
+        <w:t xml:space="preserve">commercial@…</w:t>
+      </w:r>
+      <w:r>
+        <w:t xml:space="preserve"> (mêmes mots de passe publics). Leurs sessions sont fermées aussitôt.</w:t>
+      </w:r>
+    </w:p>
+    <w:p>
+      <w:r>
+        <w:t xml:space="preserve">Votre propre ligne affiche « vous » au lieu du bouton : on ne peut pas désactiver son propre compte, ce qui évite de s'enfermer dehors.</w:t>
       </w:r>
     </w:p>
     <w:p>

--- a/nova-pharma-os/docs/word/GUIDE_DEMARRAGE.docx
+++ b/nova-pharma-os/docs/word/GUIDE_DEMARRAGE.docx
@@ -1677,6 +1677,360 @@
     <w:p>
       <w:r>
         <w:t xml:space="preserve">À partir de là, l'officine tourne. Le reste — clients à crédit, livraisons, rappels WhatsApp, encaissement Mobile Money — s'ajoute quand vous en avez besoin.</w:t>
+      </w:r>
+    </w:p>
+    <w:p>
+      <w:pPr>
+        <w:pBdr>
+          <w:bottom w:val="single" w:sz="6" w:space="6" w:color="CFE0DA"/>
+        </w:pBdr>
+        <w:spacing w:before="200" w:after="200"/>
+      </w:pPr>
+    </w:p>
+    <w:p>
+      <w:pPr>
+        <w:pStyle w:val="Titre2"/>
+      </w:pPr>
+      <w:r>
+        <w:t xml:space="preserve">Lire les couleurs du stock</w:t>
+      </w:r>
+    </w:p>
+    <w:p>
+      <w:r>
+        <w:t xml:space="preserve">Dans </w:t>
+      </w:r>
+      <w:r>
+        <w:rPr>
+          <w:i/>
+        </w:rPr>
+        <w:t xml:space="preserve">Stock et lots</w:t>
+      </w:r>
+      <w:r>
+        <w:t xml:space="preserve">, chaque produit porte une couleur, et les plus urgents remontent en haut de la liste :</w:t>
+      </w:r>
+    </w:p>
+    <w:tbl>
+      <w:tblPr>
+        <w:tblStyle w:val="Grille"/>
+        <w:tblW w:w="5000" w:type="pct"/>
+        <w:tblBorders>
+          <w:top w:val="single" w:sz="4" w:space="0" w:color="CFE0DA"/>
+          <w:left w:val="single" w:sz="4" w:space="0" w:color="CFE0DA"/>
+          <w:bottom w:val="single" w:sz="4" w:space="0" w:color="CFE0DA"/>
+          <w:right w:val="single" w:sz="4" w:space="0" w:color="CFE0DA"/>
+          <w:insideH w:val="single" w:sz="4" w:space="0" w:color="CFE0DA"/>
+          <w:insideV w:val="single" w:sz="4" w:space="0" w:color="CFE0DA"/>
+        </w:tblBorders>
+        <w:tblCellMar>
+          <w:top w:w="60" w:type="dxa"/>
+          <w:left w:w="90" w:type="dxa"/>
+          <w:bottom w:w="60" w:type="dxa"/>
+          <w:right w:w="90" w:type="dxa"/>
+        </w:tblCellMar>
+      </w:tblPr>
+      <w:tr>
+        <w:trPr>
+          <w:tblHeader/>
+        </w:trPr>
+        <w:tc>
+          <w:tcPr>
+            <w:tcW w:w="3116" w:type="dxa"/>
+            <w:shd w:val="clear" w:fill="E8F2EE"/>
+          </w:tcPr>
+          <w:p>
+            <w:pPr>
+              <w:pStyle w:val="Cellule"/>
+            </w:pPr>
+            <w:r>
+              <w:rPr>
+                <w:b/>
+              </w:rPr>
+              <w:t xml:space="preserve">Couleur</w:t>
+            </w:r>
+          </w:p>
+        </w:tc>
+        <w:tc>
+          <w:tcPr>
+            <w:tcW w:w="3116" w:type="dxa"/>
+            <w:shd w:val="clear" w:fill="E8F2EE"/>
+          </w:tcPr>
+          <w:p>
+            <w:pPr>
+              <w:pStyle w:val="Cellule"/>
+            </w:pPr>
+            <w:r>
+              <w:rPr>
+                <w:b/>
+              </w:rPr>
+              <w:t xml:space="preserve">Signification</w:t>
+            </w:r>
+          </w:p>
+        </w:tc>
+        <w:tc>
+          <w:tcPr>
+            <w:tcW w:w="3116" w:type="dxa"/>
+            <w:shd w:val="clear" w:fill="E8F2EE"/>
+          </w:tcPr>
+          <w:p>
+            <w:pPr>
+              <w:pStyle w:val="Cellule"/>
+            </w:pPr>
+            <w:r>
+              <w:rPr>
+                <w:b/>
+              </w:rPr>
+              <w:t xml:space="preserve">Quand</w:t>
+            </w:r>
+          </w:p>
+        </w:tc>
+      </w:tr>
+      <w:tr>
+        <w:tc>
+          <w:tcPr>
+            <w:tcW w:w="3116" w:type="dxa"/>
+          </w:tcPr>
+          <w:p>
+            <w:pPr>
+              <w:pStyle w:val="Cellule"/>
+            </w:pPr>
+            <w:r>
+              <w:t xml:space="preserve">🔴 </w:t>
+            </w:r>
+            <w:r>
+              <w:rPr>
+                <w:b/>
+              </w:rPr>
+              <w:t xml:space="preserve">Rouge — Rupture</w:t>
+            </w:r>
+          </w:p>
+        </w:tc>
+        <w:tc>
+          <w:tcPr>
+            <w:tcW w:w="3116" w:type="dxa"/>
+          </w:tcPr>
+          <w:p>
+            <w:pPr>
+              <w:pStyle w:val="Cellule"/>
+            </w:pPr>
+            <w:r>
+              <w:t xml:space="preserve">Plus rien en stock</w:t>
+            </w:r>
+          </w:p>
+        </w:tc>
+        <w:tc>
+          <w:tcPr>
+            <w:tcW w:w="3116" w:type="dxa"/>
+          </w:tcPr>
+          <w:p>
+            <w:pPr>
+              <w:pStyle w:val="Cellule"/>
+            </w:pPr>
+            <w:r>
+              <w:t xml:space="preserve">Quantité à zéro</w:t>
+            </w:r>
+          </w:p>
+        </w:tc>
+      </w:tr>
+      <w:tr>
+        <w:tc>
+          <w:tcPr>
+            <w:tcW w:w="3116" w:type="dxa"/>
+          </w:tcPr>
+          <w:p>
+            <w:pPr>
+              <w:pStyle w:val="Cellule"/>
+            </w:pPr>
+            <w:r>
+              <w:t xml:space="preserve">🟠 </w:t>
+            </w:r>
+            <w:r>
+              <w:rPr>
+                <w:b/>
+              </w:rPr>
+              <w:t xml:space="preserve">Orange — Presque épuisé</w:t>
+            </w:r>
+          </w:p>
+        </w:tc>
+        <w:tc>
+          <w:tcPr>
+            <w:tcW w:w="3116" w:type="dxa"/>
+          </w:tcPr>
+          <w:p>
+            <w:pPr>
+              <w:pStyle w:val="Cellule"/>
+            </w:pPr>
+            <w:r>
+              <w:t xml:space="preserve">À commander tout de suite</w:t>
+            </w:r>
+          </w:p>
+        </w:tc>
+        <w:tc>
+          <w:tcPr>
+            <w:tcW w:w="3116" w:type="dxa"/>
+          </w:tcPr>
+          <w:p>
+            <w:pPr>
+              <w:pStyle w:val="Cellule"/>
+            </w:pPr>
+            <w:r>
+              <w:t xml:space="preserve">Moins d'</w:t>
+            </w:r>
+            <w:r>
+              <w:rPr>
+                <w:b/>
+              </w:rPr>
+              <w:t xml:space="preserve">une semaine</w:t>
+            </w:r>
+            <w:r>
+              <w:t xml:space="preserve"> de ventes, ou la moitié du seuil</w:t>
+            </w:r>
+          </w:p>
+        </w:tc>
+      </w:tr>
+      <w:tr>
+        <w:tc>
+          <w:tcPr>
+            <w:tcW w:w="3116" w:type="dxa"/>
+          </w:tcPr>
+          <w:p>
+            <w:pPr>
+              <w:pStyle w:val="Cellule"/>
+            </w:pPr>
+            <w:r>
+              <w:t xml:space="preserve">🟡 </w:t>
+            </w:r>
+            <w:r>
+              <w:rPr>
+                <w:b/>
+              </w:rPr>
+              <w:t xml:space="preserve">Jaune — Il en reste peu</w:t>
+            </w:r>
+          </w:p>
+        </w:tc>
+        <w:tc>
+          <w:tcPr>
+            <w:tcW w:w="3116" w:type="dxa"/>
+          </w:tcPr>
+          <w:p>
+            <w:pPr>
+              <w:pStyle w:val="Cellule"/>
+            </w:pPr>
+            <w:r>
+              <w:t xml:space="preserve">À prévoir dans la prochaine commande</w:t>
+            </w:r>
+          </w:p>
+        </w:tc>
+        <w:tc>
+          <w:tcPr>
+            <w:tcW w:w="3116" w:type="dxa"/>
+          </w:tcPr>
+          <w:p>
+            <w:pPr>
+              <w:pStyle w:val="Cellule"/>
+            </w:pPr>
+            <w:r>
+              <w:t xml:space="preserve">Moins de </w:t>
+            </w:r>
+            <w:r>
+              <w:rPr>
+                <w:b/>
+              </w:rPr>
+              <w:t xml:space="preserve">deux semaines</w:t>
+            </w:r>
+            <w:r>
+              <w:t xml:space="preserve"> de ventes, ou le seuil atteint</w:t>
+            </w:r>
+          </w:p>
+        </w:tc>
+      </w:tr>
+      <w:tr>
+        <w:tc>
+          <w:tcPr>
+            <w:tcW w:w="3116" w:type="dxa"/>
+          </w:tcPr>
+          <w:p>
+            <w:pPr>
+              <w:pStyle w:val="Cellule"/>
+            </w:pPr>
+            <w:r>
+              <w:t xml:space="preserve">🟢 </w:t>
+            </w:r>
+            <w:r>
+              <w:rPr>
+                <w:b/>
+              </w:rPr>
+              <w:t xml:space="preserve">Vert — Suffisant</w:t>
+            </w:r>
+          </w:p>
+        </w:tc>
+        <w:tc>
+          <w:tcPr>
+            <w:tcW w:w="3116" w:type="dxa"/>
+          </w:tcPr>
+          <w:p>
+            <w:pPr>
+              <w:pStyle w:val="Cellule"/>
+            </w:pPr>
+            <w:r>
+              <w:t xml:space="preserve">Rien à faire</w:t>
+            </w:r>
+          </w:p>
+        </w:tc>
+        <w:tc>
+          <w:tcPr>
+            <w:tcW w:w="3116" w:type="dxa"/>
+          </w:tcPr>
+          <w:p>
+            <w:pPr>
+              <w:pStyle w:val="Cellule"/>
+            </w:pPr>
+            <w:r>
+              <w:t xml:space="preserve">Au-delà</w:t>
+            </w:r>
+          </w:p>
+        </w:tc>
+      </w:tr>
+    </w:tbl>
+    <w:p>
+      <w:pPr>
+        <w:spacing w:after="120"/>
+      </w:pPr>
+    </w:p>
+    <w:p>
+      <w:r>
+        <w:t xml:space="preserve">L'application </w:t>
+      </w:r>
+      <w:r>
+        <w:rPr>
+          <w:b/>
+        </w:rPr>
+        <w:t xml:space="preserve">estime</w:t>
+      </w:r>
+      <w:r>
+        <w:t xml:space="preserve"> combien de jours vont durer vos boîtes : elle regarde ce que vous avez vendu ces 30 derniers jours. Si vous vendez 3 boîtes par jour et qu'il en reste 15, cela fait environ 5 jours : orange. La colonne </w:t>
+      </w:r>
+      <w:r>
+        <w:rPr>
+          <w:i/>
+        </w:rPr>
+        <w:t xml:space="preserve">Couverture estimée</w:t>
+      </w:r>
+      <w:r>
+        <w:t xml:space="preserve"> affiche ce nombre de jours.</w:t>
+      </w:r>
+    </w:p>
+    <w:p>
+      <w:r>
+        <w:t xml:space="preserve">Pour un produit qui ne s'est pas encore vendu, elle se fie au </w:t>
+      </w:r>
+      <w:r>
+        <w:rPr>
+          <w:b/>
+        </w:rPr>
+        <w:t xml:space="preserve">seuil</w:t>
+      </w:r>
+      <w:r>
+        <w:t xml:space="preserve"> que vous avez fixé dans le catalogue ; sans seuil non plus, 5 unités ou moins passent en orange et 10 ou moins en jaune. Cliquez sur une couleur, au-dessus du tableau, pour n'afficher que ces produits.</w:t>
       </w:r>
     </w:p>
     <w:p>

--- a/nova-pharma-os/docs/word/GUIDE_DEMARRAGE.docx
+++ b/nova-pharma-os/docs/word/GUIDE_DEMARRAGE.docx
@@ -1677,6 +1677,218 @@
     <w:p>
       <w:r>
         <w:t xml:space="preserve">À partir de là, l'officine tourne. Le reste — clients à crédit, livraisons, rappels WhatsApp, encaissement Mobile Money — s'ajoute quand vous en avez besoin.</w:t>
+      </w:r>
+    </w:p>
+    <w:p>
+      <w:pPr>
+        <w:pBdr>
+          <w:bottom w:val="single" w:sz="6" w:space="6" w:color="CFE0DA"/>
+        </w:pBdr>
+        <w:spacing w:before="200" w:after="200"/>
+      </w:pPr>
+    </w:p>
+    <w:p>
+      <w:pPr>
+        <w:pStyle w:val="Titre2"/>
+      </w:pPr>
+      <w:r>
+        <w:t xml:space="preserve">Enregistrer vos fournisseurs et leurs prix</w:t>
+      </w:r>
+    </w:p>
+    <w:p>
+      <w:r>
+        <w:t xml:space="preserve">Menu </w:t>
+      </w:r>
+      <w:r>
+        <w:rPr>
+          <w:i/>
+        </w:rPr>
+        <w:t xml:space="preserve">Fournisseurs</w:t>
+      </w:r>
+      <w:r>
+        <w:t xml:space="preserve"> (dans tous les forfaits, même Starter).</w:t>
+      </w:r>
+    </w:p>
+    <w:p>
+      <w:r>
+        <w:rPr>
+          <w:b/>
+        </w:rPr>
+        <w:t xml:space="preserve">1. Enregistrez le dépôt.</w:t>
+      </w:r>
+      <w:r>
+        <w:t xml:space="preserve"> Au bas de la page, </w:t>
+      </w:r>
+      <w:r>
+        <w:rPr>
+          <w:i/>
+        </w:rPr>
+        <w:t xml:space="preserve">Enregistrer un fournisseur</w:t>
+      </w:r>
+      <w:r>
+        <w:t xml:space="preserve"> : son nom et son </w:t>
+      </w:r>
+      <w:r>
+        <w:rPr>
+          <w:b/>
+        </w:rPr>
+        <w:t xml:space="preserve">téléphone</w:t>
+      </w:r>
+      <w:r>
+        <w:t xml:space="preserve"> suffisent. Ajoutez si vous l'avez son adresse e-mail, son </w:t>
+      </w:r>
+      <w:r>
+        <w:rPr>
+          <w:b/>
+        </w:rPr>
+        <w:t xml:space="preserve">pays</w:t>
+      </w:r>
+      <w:r>
+        <w:t xml:space="preserve">, sa </w:t>
+      </w:r>
+      <w:r>
+        <w:rPr>
+          <w:b/>
+        </w:rPr>
+        <w:t xml:space="preserve">ville</w:t>
+      </w:r>
+      <w:r>
+        <w:t xml:space="preserve">, son adresse, la personne à contacter et son délai de livraison. Tapez le numéro comme vous le composez : pour un dépôt de Kampala, choisissez </w:t>
+      </w:r>
+      <w:r>
+        <w:rPr>
+          <w:i/>
+        </w:rPr>
+        <w:t xml:space="preserve">Ouganda</w:t>
+      </w:r>
+      <w:r>
+        <w:t xml:space="preserve"> et l'application ajoute +256 d'elle-même. Deux fournisseurs ne peuvent pas avoir le même numéro : c'est presque toujours le même dépôt saisi deux fois.</w:t>
+      </w:r>
+    </w:p>
+    <w:p>
+      <w:r>
+        <w:rPr>
+          <w:b/>
+        </w:rPr>
+        <w:t xml:space="preserve">2. Notez ce qu'il propose et à quel prix.</w:t>
+      </w:r>
+      <w:r>
+        <w:t xml:space="preserve"> Sur la fiche du fournisseur, </w:t>
+      </w:r>
+      <w:r>
+        <w:rPr>
+          <w:i/>
+        </w:rPr>
+        <w:t xml:space="preserve">Produits et prix</w:t>
+      </w:r>
+      <w:r>
+        <w:t xml:space="preserve"> : le nom du produit ou du médicament, sa présentation (« boîte de 100 gélules »), le prix, la devise, la quantité minimum. Le produit n'a pas besoin d'être déjà dans votre catalogue ; s'il y est, choisissez-le dans la liste qui s'affiche pendant la frappe.</w:t>
+      </w:r>
+    </w:p>
+    <w:p>
+      <w:pPr>
+        <w:pStyle w:val="Liste"/>
+        <w:numPr>
+          <w:ilvl w:val="0"/>
+          <w:numId w:val="1"/>
+        </w:numPr>
+      </w:pPr>
+      <w:r>
+        <w:t xml:space="preserve">Cliquez sur un </w:t>
+      </w:r>
+      <w:r>
+        <w:rPr>
+          <w:b/>
+        </w:rPr>
+        <w:t xml:space="preserve">prix</w:t>
+      </w:r>
+      <w:r>
+        <w:t xml:space="preserve"> pour le modifier : la date du prix se met à jour.</w:t>
+      </w:r>
+    </w:p>
+    <w:p>
+      <w:pPr>
+        <w:pStyle w:val="Liste"/>
+        <w:numPr>
+          <w:ilvl w:val="0"/>
+          <w:numId w:val="1"/>
+        </w:numPr>
+      </w:pPr>
+      <w:r>
+        <w:t xml:space="preserve">Cliquez sur </w:t>
+      </w:r>
+      <w:r>
+        <w:rPr>
+          <w:b/>
+        </w:rPr>
+        <w:t xml:space="preserve">Disponible</w:t>
+      </w:r>
+      <w:r>
+        <w:t xml:space="preserve"> / </w:t>
+      </w:r>
+      <w:r>
+        <w:rPr>
+          <w:b/>
+        </w:rPr>
+        <w:t xml:space="preserve">En rupture</w:t>
+      </w:r>
+      <w:r>
+        <w:t xml:space="preserve"> quand le dépôt vous signale un manque.</w:t>
+      </w:r>
+    </w:p>
+    <w:p>
+      <w:pPr>
+        <w:pStyle w:val="Liste"/>
+        <w:numPr>
+          <w:ilvl w:val="0"/>
+          <w:numId w:val="1"/>
+        </w:numPr>
+      </w:pPr>
+      <w:r>
+        <w:t xml:space="preserve">À chaque </w:t>
+      </w:r>
+      <w:r>
+        <w:rPr>
+          <w:b/>
+        </w:rPr>
+        <w:t xml:space="preserve">réception</w:t>
+      </w:r>
+      <w:r>
+        <w:t xml:space="preserve"> de marchandise, le prix réellement payé remplace l'ancien, sans rien ressaisir.</w:t>
+      </w:r>
+    </w:p>
+    <w:p>
+      <w:r>
+        <w:rPr>
+          <w:b/>
+        </w:rPr>
+        <w:t xml:space="preserve">3. Comparez.</w:t>
+      </w:r>
+      <w:r>
+        <w:t xml:space="preserve"> En haut de la page </w:t>
+      </w:r>
+      <w:r>
+        <w:rPr>
+          <w:i/>
+        </w:rPr>
+        <w:t xml:space="preserve">Fournisseurs</w:t>
+      </w:r>
+      <w:r>
+        <w:t xml:space="preserve">, tapez le nom d'un produit : tous les dépôts qui le proposent s'affichent, le moins cher d'abord. </w:t>
+      </w:r>
+      <w:r>
+        <w:rPr>
+          <w:b/>
+        </w:rPr>
+        <w:t xml:space="preserve">Le moins cher de ceux qui l'ont en stock</w:t>
+      </w:r>
+      <w:r>
+        <w:t xml:space="preserve"> est surligné en vert — un dépôt en rupture ne compte pas, même s'il est moins cher. On ne compare que des prix dans la même devise.</w:t>
+      </w:r>
+    </w:p>
+    <w:p>
+      <w:r>
+        <w:t xml:space="preserve">Depuis la liste, le numéro de chaque dépôt s'appelle d'un clic, ou ouvre WhatsApp pour lui passer commande.</w:t>
       </w:r>
     </w:p>
     <w:p>

--- a/nova-pharma-os/docs/word/GUIDE_DEMARRAGE.docx
+++ b/nova-pharma-os/docs/word/GUIDE_DEMARRAGE.docx
@@ -1782,7 +1782,16 @@
         <w:t xml:space="preserve">Produits et prix</w:t>
       </w:r>
       <w:r>
-        <w:t xml:space="preserve"> : le nom du produit ou du médicament, sa présentation (« boîte de 100 gélules »), le prix, la devise, la quantité minimum. Le produit n'a pas besoin d'être déjà dans votre catalogue ; s'il y est, choisissez-le dans la liste qui s'affiche pendant la frappe.</w:t>
+        <w:t xml:space="preserve"> : le nom du produit ou du médicament, sa présentation (« boîte de 100 gélules »), le prix, la devise, la quantité minimum, et les </w:t>
+      </w:r>
+      <w:r>
+        <w:rPr>
+          <w:b/>
+        </w:rPr>
+        <w:t xml:space="preserve">dates de fabrication et d'expiration</w:t>
+      </w:r>
+      <w:r>
+        <w:t xml:space="preserve"> du lot qu'il vous annonce. Le produit n'a pas besoin d'être déjà dans votre catalogue ; s'il y est, choisissez-le dans la liste qui s'affiche pendant la frappe.</w:t>
       </w:r>
     </w:p>
     <w:p>
@@ -1794,16 +1803,13 @@
         </w:numPr>
       </w:pPr>
       <w:r>
-        <w:t xml:space="preserve">Cliquez sur un </w:t>
-      </w:r>
-      <w:r>
-        <w:rPr>
-          <w:b/>
-        </w:rPr>
-        <w:t xml:space="preserve">prix</w:t>
-      </w:r>
-      <w:r>
-        <w:t xml:space="preserve"> pour le modifier : la date du prix se met à jour.</w:t>
+        <w:rPr>
+          <w:b/>
+        </w:rPr>
+        <w:t xml:space="preserve">Modifier</w:t>
+      </w:r>
+      <w:r>
+        <w:t xml:space="preserve">, sur une ligne, change le prix et les dates ; la date du prix se met à jour.</w:t>
       </w:r>
     </w:p>
     <w:p>
@@ -1815,25 +1821,16 @@
         </w:numPr>
       </w:pPr>
       <w:r>
-        <w:t xml:space="preserve">Cliquez sur </w:t>
-      </w:r>
-      <w:r>
-        <w:rPr>
-          <w:b/>
-        </w:rPr>
-        <w:t xml:space="preserve">Disponible</w:t>
-      </w:r>
-      <w:r>
-        <w:t xml:space="preserve"> / </w:t>
-      </w:r>
-      <w:r>
-        <w:rPr>
-          <w:b/>
-        </w:rPr>
-        <w:t xml:space="preserve">En rupture</w:t>
-      </w:r>
-      <w:r>
-        <w:t xml:space="preserve"> quand le dépôt vous signale un manque.</w:t>
+        <w:t xml:space="preserve">La date d'expiration prend la même couleur que dans votre stock (voir </w:t>
+      </w:r>
+      <w:r>
+        <w:rPr>
+          <w:i/>
+        </w:rPr>
+        <w:t xml:space="preserve">Lire les couleurs du stock</w:t>
+      </w:r>
+      <w:r>
+        <w:t xml:space="preserve">). L'application refuse une expiration antérieure à la fabrication, ou une fabrication dans le futur.</w:t>
       </w:r>
     </w:p>
     <w:p>
@@ -1845,6 +1842,36 @@
         </w:numPr>
       </w:pPr>
       <w:r>
+        <w:t xml:space="preserve">Cliquez sur </w:t>
+      </w:r>
+      <w:r>
+        <w:rPr>
+          <w:b/>
+        </w:rPr>
+        <w:t xml:space="preserve">Disponible</w:t>
+      </w:r>
+      <w:r>
+        <w:t xml:space="preserve"> / </w:t>
+      </w:r>
+      <w:r>
+        <w:rPr>
+          <w:b/>
+        </w:rPr>
+        <w:t xml:space="preserve">En rupture</w:t>
+      </w:r>
+      <w:r>
+        <w:t xml:space="preserve"> quand le dépôt vous signale un manque.</w:t>
+      </w:r>
+    </w:p>
+    <w:p>
+      <w:pPr>
+        <w:pStyle w:val="Liste"/>
+        <w:numPr>
+          <w:ilvl w:val="0"/>
+          <w:numId w:val="1"/>
+        </w:numPr>
+      </w:pPr>
+      <w:r>
         <w:t xml:space="preserve">À chaque </w:t>
       </w:r>
       <w:r>
@@ -1854,7 +1881,7 @@
         <w:t xml:space="preserve">réception</w:t>
       </w:r>
       <w:r>
-        <w:t xml:space="preserve"> de marchandise, le prix réellement payé remplace l'ancien, sans rien ressaisir.</w:t>
+        <w:t xml:space="preserve"> de marchandise, le prix réellement payé et la date d'expiration du lot reçu remplacent les anciens, sans rien ressaisir.</w:t>
       </w:r>
     </w:p>
     <w:p>
@@ -1883,7 +1910,21 @@
         <w:t xml:space="preserve">Le moins cher de ceux qui l'ont en stock</w:t>
       </w:r>
       <w:r>
-        <w:t xml:space="preserve"> est surligné en vert — un dépôt en rupture ne compte pas, même s'il est moins cher. On ne compare que des prix dans la même devise.</w:t>
+        <w:t xml:space="preserve"> est surligné en vert — un dépôt en rupture, ou dont le produit est </w:t>
+      </w:r>
+      <w:r>
+        <w:rPr>
+          <w:b/>
+        </w:rPr>
+        <w:t xml:space="preserve">périmé</w:t>
+      </w:r>
+      <w:r>
+        <w:t xml:space="preserve">, ne compte pas, même s'il est moins cher. Les dates de fabrication et d'expiration de chaque offre s'affichent à côté du prix : à prix égal, préférez la date la plus éloignée. On ne compare que des prix dans la même devise.</w:t>
+      </w:r>
+    </w:p>
+    <w:p>
+      <w:r>
+        <w:t xml:space="preserve">La recherche ignore les accents : « metro » trouve « Métronidazole ».</w:t>
       </w:r>
     </w:p>
     <w:p>
@@ -2247,48 +2288,24 @@
     </w:p>
     <w:p>
       <w:pPr>
-        <w:pBdr>
-          <w:bottom w:val="single" w:sz="6" w:space="6" w:color="CFE0DA"/>
-        </w:pBdr>
-        <w:spacing w:before="200" w:after="200"/>
-      </w:pPr>
-    </w:p>
-    <w:p>
-      <w:pPr>
-        <w:pStyle w:val="Titre2"/>
-      </w:pPr>
-      <w:r>
-        <w:t xml:space="preserve">Créer des comptes</w:t>
-      </w:r>
-    </w:p>
-    <w:p>
-      <w:r>
-        <w:t xml:space="preserve">Chaque compte se crée avec les trois mêmes informations : </w:t>
-      </w:r>
-      <w:r>
-        <w:rPr>
-          <w:b/>
-        </w:rPr>
-        <w:t xml:space="preserve">un numéro de téléphone, une adresse e-mail et un mot de passe</w:t>
-      </w:r>
-      <w:r>
-        <w:t xml:space="preserve"> (8 caractères au minimum). On se connecte avec l'adresse e-mail ; le téléphone sert à joindre la personne. Tapez le numéro comme vous le composez — </w:t>
-      </w:r>
-      <w:r>
-        <w:rPr>
-          <w:rFonts w:ascii="Consolas" w:hAnsi="Consolas"/>
-          <w:sz w:val="19"/>
-          <w:shd w:val="clear" w:fill="EEF2F0"/>
-        </w:rPr>
-        <w:t xml:space="preserve">0991 234 567</w:t>
-      </w:r>
-      <w:r>
-        <w:t xml:space="preserve"> — : l'application ajoute d'elle-même l'indicatif du pays (+243 en RD Congo).</w:t>
-      </w:r>
-    </w:p>
-    <w:p>
-      <w:r>
-        <w:t xml:space="preserve">Qui crée quoi :</w:t>
+        <w:pStyle w:val="Titre3"/>
+      </w:pPr>
+      <w:r>
+        <w:t xml:space="preserve">Les couleurs des dates d'expiration</w:t>
+      </w:r>
+    </w:p>
+    <w:p>
+      <w:r>
+        <w:t xml:space="preserve">La colonne </w:t>
+      </w:r>
+      <w:r>
+        <w:rPr>
+          <w:i/>
+        </w:rPr>
+        <w:t xml:space="preserve">Péremption la plus proche</w:t>
+      </w:r>
+      <w:r>
+        <w:t xml:space="preserve"> suit la même logique, pour le lot qui expire le premier :</w:t>
       </w:r>
     </w:p>
     <w:tbl>
@@ -2327,7 +2344,7 @@
               <w:rPr>
                 <w:b/>
               </w:rPr>
-              <w:t xml:space="preserve">Compte</w:t>
+              <w:t xml:space="preserve">Couleur</w:t>
             </w:r>
           </w:p>
         </w:tc>
@@ -2344,7 +2361,7 @@
               <w:rPr>
                 <w:b/>
               </w:rPr>
-              <w:t xml:space="preserve">Qui le crée</w:t>
+              <w:t xml:space="preserve">Signification</w:t>
             </w:r>
           </w:p>
         </w:tc>
@@ -2361,7 +2378,7 @@
               <w:rPr>
                 <w:b/>
               </w:rPr>
-              <w:t xml:space="preserve">Où</w:t>
+              <w:t xml:space="preserve">Quand (réglage par défaut)</w:t>
             </w:r>
           </w:p>
         </w:tc>
@@ -2375,46 +2392,40 @@
             <w:pPr>
               <w:pStyle w:val="Cellule"/>
             </w:pPr>
+            <w:r>
+              <w:t xml:space="preserve">🔴 </w:t>
+            </w:r>
             <w:r>
               <w:rPr>
                 <w:b/>
               </w:rPr>
-              <w:t xml:space="preserve">Une nouvelle pharmacie</w:t>
-            </w:r>
-            <w:r>
-              <w:t xml:space="preserve"> et son administrateur</w:t>
-            </w:r>
-          </w:p>
-        </w:tc>
-        <w:tc>
-          <w:tcPr>
-            <w:tcW w:w="3116" w:type="dxa"/>
-          </w:tcPr>
-          <w:p>
-            <w:pPr>
-              <w:pStyle w:val="Cellule"/>
-            </w:pPr>
-            <w:r>
-              <w:t xml:space="preserve">La personne elle-même</w:t>
-            </w:r>
-          </w:p>
-        </w:tc>
-        <w:tc>
-          <w:tcPr>
-            <w:tcW w:w="3116" w:type="dxa"/>
-          </w:tcPr>
-          <w:p>
-            <w:pPr>
-              <w:pStyle w:val="Cellule"/>
-            </w:pPr>
-            <w:r>
-              <w:t xml:space="preserve">Page de connexion → </w:t>
-            </w:r>
-            <w:r>
-              <w:rPr>
-                <w:i/>
-              </w:rPr>
-              <w:t xml:space="preserve">Créer un compte</w:t>
+              <w:t xml:space="preserve">Rouge — Périmé</w:t>
+            </w:r>
+          </w:p>
+        </w:tc>
+        <w:tc>
+          <w:tcPr>
+            <w:tcW w:w="3116" w:type="dxa"/>
+          </w:tcPr>
+          <w:p>
+            <w:pPr>
+              <w:pStyle w:val="Cellule"/>
+            </w:pPr>
+            <w:r>
+              <w:t xml:space="preserve">À retirer de la vente</w:t>
+            </w:r>
+          </w:p>
+        </w:tc>
+        <w:tc>
+          <w:tcPr>
+            <w:tcW w:w="3116" w:type="dxa"/>
+          </w:tcPr>
+          <w:p>
+            <w:pPr>
+              <w:pStyle w:val="Cellule"/>
+            </w:pPr>
+            <w:r>
+              <w:t xml:space="preserve">Date passée</w:t>
             </w:r>
           </w:p>
         </w:tc>
@@ -2428,108 +2439,146 @@
             <w:pPr>
               <w:pStyle w:val="Cellule"/>
             </w:pPr>
+            <w:r>
+              <w:t xml:space="preserve">🟠 </w:t>
+            </w:r>
             <w:r>
               <w:rPr>
                 <w:b/>
               </w:rPr>
-              <w:t xml:space="preserve">Un membre de l'équipe</w:t>
-            </w:r>
-            <w:r>
-              <w:t xml:space="preserve"> (vendeur, caissier, livreur…)</w:t>
-            </w:r>
-          </w:p>
-        </w:tc>
-        <w:tc>
-          <w:tcPr>
-            <w:tcW w:w="3116" w:type="dxa"/>
-          </w:tcPr>
-          <w:p>
-            <w:pPr>
-              <w:pStyle w:val="Cellule"/>
-            </w:pPr>
-            <w:r>
-              <w:t xml:space="preserve">L'administrateur de la pharmacie</w:t>
-            </w:r>
-          </w:p>
-        </w:tc>
-        <w:tc>
-          <w:tcPr>
-            <w:tcW w:w="3116" w:type="dxa"/>
-          </w:tcPr>
-          <w:p>
-            <w:pPr>
-              <w:pStyle w:val="Cellule"/>
-            </w:pPr>
-            <w:r>
-              <w:t xml:space="preserve">Espace pharmacie → </w:t>
-            </w:r>
-            <w:r>
-              <w:rPr>
-                <w:i/>
-              </w:rPr>
-              <w:t xml:space="preserve">Équipe</w:t>
-            </w:r>
-            <w:r>
-              <w:t xml:space="preserve"> → </w:t>
-            </w:r>
-            <w:r>
-              <w:rPr>
-                <w:i/>
-              </w:rPr>
-              <w:t xml:space="preserve">Ajouter un membre</w:t>
-            </w:r>
-          </w:p>
-        </w:tc>
-      </w:tr>
-      <w:tr>
-        <w:tc>
-          <w:tcPr>
-            <w:tcW w:w="3116" w:type="dxa"/>
-          </w:tcPr>
-          <w:p>
-            <w:pPr>
-              <w:pStyle w:val="Cellule"/>
-            </w:pPr>
+              <w:t xml:space="preserve">Orange — Expire bientôt</w:t>
+            </w:r>
+          </w:p>
+        </w:tc>
+        <w:tc>
+          <w:tcPr>
+            <w:tcW w:w="3116" w:type="dxa"/>
+          </w:tcPr>
+          <w:p>
+            <w:pPr>
+              <w:pStyle w:val="Cellule"/>
+            </w:pPr>
+            <w:r>
+              <w:t xml:space="preserve">À écouler en priorité, ou à retourner au fournisseur</w:t>
+            </w:r>
+          </w:p>
+        </w:tc>
+        <w:tc>
+          <w:tcPr>
+            <w:tcW w:w="3116" w:type="dxa"/>
+          </w:tcPr>
+          <w:p>
+            <w:pPr>
+              <w:pStyle w:val="Cellule"/>
+            </w:pPr>
+            <w:r>
+              <w:t xml:space="preserve">Dans les </w:t>
+            </w:r>
             <w:r>
               <w:rPr>
                 <w:b/>
               </w:rPr>
-              <w:t xml:space="preserve">Un compte interne</w:t>
-            </w:r>
-            <w:r>
-              <w:t xml:space="preserve"> NOVA PHARMA OS (support, commercial, super-administrateur)</w:t>
-            </w:r>
-          </w:p>
-        </w:tc>
-        <w:tc>
-          <w:tcPr>
-            <w:tcW w:w="3116" w:type="dxa"/>
-          </w:tcPr>
-          <w:p>
-            <w:pPr>
-              <w:pStyle w:val="Cellule"/>
-            </w:pPr>
-            <w:r>
-              <w:t xml:space="preserve">Un super-administrateur uniquement</w:t>
-            </w:r>
-          </w:p>
-        </w:tc>
-        <w:tc>
-          <w:tcPr>
-            <w:tcW w:w="3116" w:type="dxa"/>
-          </w:tcPr>
-          <w:p>
-            <w:pPr>
-              <w:pStyle w:val="Cellule"/>
-            </w:pPr>
-            <w:r>
-              <w:t xml:space="preserve">Back-office → </w:t>
+              <w:t xml:space="preserve">90 jours</w:t>
+            </w:r>
+          </w:p>
+        </w:tc>
+      </w:tr>
+      <w:tr>
+        <w:tc>
+          <w:tcPr>
+            <w:tcW w:w="3116" w:type="dxa"/>
+          </w:tcPr>
+          <w:p>
+            <w:pPr>
+              <w:pStyle w:val="Cellule"/>
+            </w:pPr>
+            <w:r>
+              <w:t xml:space="preserve">🟡 </w:t>
             </w:r>
             <w:r>
               <w:rPr>
-                <w:i/>
+                <w:b/>
               </w:rPr>
-              <w:t xml:space="preserve">Équipe</w:t>
+              <w:t xml:space="preserve">Jaune — À surveiller</w:t>
+            </w:r>
+          </w:p>
+        </w:tc>
+        <w:tc>
+          <w:tcPr>
+            <w:tcW w:w="3116" w:type="dxa"/>
+          </w:tcPr>
+          <w:p>
+            <w:pPr>
+              <w:pStyle w:val="Cellule"/>
+            </w:pPr>
+            <w:r>
+              <w:t xml:space="preserve">À garder à l'œil</w:t>
+            </w:r>
+          </w:p>
+        </w:tc>
+        <w:tc>
+          <w:tcPr>
+            <w:tcW w:w="3116" w:type="dxa"/>
+          </w:tcPr>
+          <w:p>
+            <w:pPr>
+              <w:pStyle w:val="Cellule"/>
+            </w:pPr>
+            <w:r>
+              <w:t xml:space="preserve">Dans les </w:t>
+            </w:r>
+            <w:r>
+              <w:rPr>
+                <w:b/>
+              </w:rPr>
+              <w:t xml:space="preserve">180 jours</w:t>
+            </w:r>
+          </w:p>
+        </w:tc>
+      </w:tr>
+      <w:tr>
+        <w:tc>
+          <w:tcPr>
+            <w:tcW w:w="3116" w:type="dxa"/>
+          </w:tcPr>
+          <w:p>
+            <w:pPr>
+              <w:pStyle w:val="Cellule"/>
+            </w:pPr>
+            <w:r>
+              <w:t xml:space="preserve">🟢 </w:t>
+            </w:r>
+            <w:r>
+              <w:rPr>
+                <w:b/>
+              </w:rPr>
+              <w:t xml:space="preserve">Vert — Date éloignée</w:t>
+            </w:r>
+          </w:p>
+        </w:tc>
+        <w:tc>
+          <w:tcPr>
+            <w:tcW w:w="3116" w:type="dxa"/>
+          </w:tcPr>
+          <w:p>
+            <w:pPr>
+              <w:pStyle w:val="Cellule"/>
+            </w:pPr>
+            <w:r>
+              <w:t xml:space="preserve">Rien à faire</w:t>
+            </w:r>
+          </w:p>
+        </w:tc>
+        <w:tc>
+          <w:tcPr>
+            <w:tcW w:w="3116" w:type="dxa"/>
+          </w:tcPr>
+          <w:p>
+            <w:pPr>
+              <w:pStyle w:val="Cellule"/>
+            </w:pPr>
+            <w:r>
+              <w:t xml:space="preserve">Au-delà</w:t>
             </w:r>
           </w:p>
         </w:tc>
@@ -2542,321 +2591,25 @@
     </w:p>
     <w:p>
       <w:r>
-        <w:rPr>
-          <w:b/>
-        </w:rPr>
-        <w:t xml:space="preserve">Une nouvelle pharmacie.</w:t>
-      </w:r>
-      <w:r>
-        <w:t xml:space="preserve"> Sur la page de connexion, cliquez sur </w:t>
+        <w:t xml:space="preserve">Les 90 jours peuvent être changés </w:t>
+      </w:r>
+      <w:r>
+        <w:rPr>
+          <w:b/>
+        </w:rPr>
+        <w:t xml:space="preserve">produit par produit</w:t>
+      </w:r>
+      <w:r>
+        <w:t xml:space="preserve"> (délai d'alerte de péremption, fixé à l'import du catalogue — l'écran </w:t>
       </w:r>
       <w:r>
         <w:rPr>
           <w:i/>
         </w:rPr>
-        <w:t xml:space="preserve">Créer un compte</w:t>
-      </w:r>
-      <w:r>
-        <w:t xml:space="preserve">. Indiquez le nom de l'officine, votre nom, votre téléphone, votre adresse e-mail et votre mot de passe (deux fois). La pharmacie est créée en période d'essai, vous en êtes l'administrateur, et vous entrez directement dans votre espace.</w:t>
-      </w:r>
-    </w:p>
-    <w:p>
-      <w:r>
-        <w:rPr>
-          <w:b/>
-        </w:rPr>
-        <w:t xml:space="preserve">Un membre de l'équipe.</w:t>
-      </w:r>
-      <w:r>
-        <w:t xml:space="preserve"> Ouvrez </w:t>
-      </w:r>
-      <w:r>
-        <w:rPr>
-          <w:i/>
-        </w:rPr>
-        <w:t xml:space="preserve">Équipe</w:t>
-      </w:r>
-      <w:r>
-        <w:t xml:space="preserve">, remplissez </w:t>
-      </w:r>
-      <w:r>
-        <w:rPr>
-          <w:i/>
-        </w:rPr>
-        <w:t xml:space="preserve">Ajouter un membre</w:t>
-      </w:r>
-      <w:r>
-        <w:t xml:space="preserve">, choisissez son rôle, puis </w:t>
-      </w:r>
-      <w:r>
-        <w:rPr>
-          <w:i/>
-        </w:rPr>
-        <w:t xml:space="preserve">Créer le compte</w:t>
-      </w:r>
-      <w:r>
-        <w:t xml:space="preserve">. Donnez-lui son mot de passe </w:t>
-      </w:r>
-      <w:r>
-        <w:rPr>
-          <w:b/>
-        </w:rPr>
-        <w:t xml:space="preserve">de vive voix</w:t>
-      </w:r>
-      <w:r>
-        <w:t xml:space="preserve">, jamais par écrit.</w:t>
-      </w:r>
-    </w:p>
-    <w:p>
-      <w:r>
-        <w:rPr>
-          <w:b/>
-        </w:rPr>
-        <w:t xml:space="preserve">Un compte interne.</w:t>
-      </w:r>
-      <w:r>
-        <w:t xml:space="preserve"> Ces comptes voient toutes les pharmacies clientes : il n'existe donc </w:t>
-      </w:r>
-      <w:r>
-        <w:rPr>
-          <w:b/>
-        </w:rPr>
-        <w:t xml:space="preserve">aucune inscription publique</w:t>
-      </w:r>
-      <w:r>
-        <w:t xml:space="preserve"> pour eux. Seul un super-administrateur les crée, depuis le menu </w:t>
-      </w:r>
-      <w:r>
-        <w:rPr>
-          <w:i/>
-        </w:rPr>
-        <w:t xml:space="preserve">Équipe</w:t>
-      </w:r>
-      <w:r>
-        <w:t xml:space="preserve"> du back-office — le menu n'apparaît même pas pour les autres rôles.</w:t>
-      </w:r>
-    </w:p>
-    <w:p>
-      <w:r>
-        <w:rPr>
-          <w:b/>
-        </w:rPr>
-        <w:t xml:space="preserve">Votre propre compte de super-administrateur — à faire dès l'installation.</w:t>
-      </w:r>
-      <w:r>
-        <w:t xml:space="preserve"> Le tout premier super-administrateur n'est créé par personne : l'installation le livre, </w:t>
-      </w:r>
-      <w:r>
-        <w:rPr>
-          <w:rFonts w:ascii="Consolas" w:hAnsi="Consolas"/>
-          <w:sz w:val="19"/>
-          <w:shd w:val="clear" w:fill="EEF2F0"/>
-        </w:rPr>
-        <w:t xml:space="preserve">admin@novapharmaos.com</w:t>
-      </w:r>
-      <w:r>
-        <w:t xml:space="preserve">, avec le mot de passe </w:t>
-      </w:r>
-      <w:r>
-        <w:rPr>
-          <w:rFonts w:ascii="Consolas" w:hAnsi="Consolas"/>
-          <w:sz w:val="19"/>
-          <w:shd w:val="clear" w:fill="EEF2F0"/>
-        </w:rPr>
-        <w:t xml:space="preserve">NovaPharma2026!</w:t>
-      </w:r>
-      <w:r>
-        <w:t xml:space="preserve"> — un mot de passe </w:t>
-      </w:r>
-      <w:r>
-        <w:rPr>
-          <w:b/>
-        </w:rPr>
-        <w:t xml:space="preserve">public</w:t>
-      </w:r>
-      <w:r>
-        <w:t xml:space="preserve">, écrit dans ce guide. Remplacez-le par le vôtre :</w:t>
-      </w:r>
-    </w:p>
-    <w:p>
-      <w:pPr>
-        <w:pStyle w:val="Liste"/>
-        <w:numPr>
-          <w:ilvl w:val="0"/>
-          <w:numId w:val="2"/>
-        </w:numPr>
-      </w:pPr>
-      <w:r>
-        <w:t xml:space="preserve">Connectez-vous au back-office avec </w:t>
-      </w:r>
-      <w:r>
-        <w:rPr>
-          <w:rFonts w:ascii="Consolas" w:hAnsi="Consolas"/>
-          <w:sz w:val="19"/>
-          <w:shd w:val="clear" w:fill="EEF2F0"/>
-        </w:rPr>
-        <w:t xml:space="preserve">admin@novapharmaos.com</w:t>
-      </w:r>
-      <w:r>
-        <w:t xml:space="preserve">.</w:t>
-      </w:r>
-    </w:p>
-    <w:p>
-      <w:pPr>
-        <w:pStyle w:val="Liste"/>
-        <w:numPr>
-          <w:ilvl w:val="0"/>
-          <w:numId w:val="2"/>
-        </w:numPr>
-      </w:pPr>
-      <w:r>
-        <w:t xml:space="preserve">Ouvrez </w:t>
-      </w:r>
-      <w:r>
-        <w:rPr>
-          <w:i/>
-        </w:rPr>
-        <w:t xml:space="preserve">Équipe</w:t>
-      </w:r>
-      <w:r>
-        <w:t xml:space="preserve">, remplissez </w:t>
-      </w:r>
-      <w:r>
-        <w:rPr>
-          <w:i/>
-        </w:rPr>
-        <w:t xml:space="preserve">Créer un compte interne</w:t>
-      </w:r>
-      <w:r>
-        <w:t xml:space="preserve"> avec </w:t>
-      </w:r>
-      <w:r>
-        <w:rPr>
-          <w:b/>
-        </w:rPr>
-        <w:t xml:space="preserve">votre</w:t>
-      </w:r>
-      <w:r>
-        <w:t xml:space="preserve"> nom, téléphone, adresse e-mail et mot de passe, rôle </w:t>
-      </w:r>
-      <w:r>
-        <w:rPr>
-          <w:b/>
-        </w:rPr>
-        <w:t xml:space="preserve">Super administrateur</w:t>
-      </w:r>
-      <w:r>
-        <w:t xml:space="preserve">.</w:t>
-      </w:r>
-    </w:p>
-    <w:p>
-      <w:pPr>
-        <w:pStyle w:val="Liste"/>
-        <w:numPr>
-          <w:ilvl w:val="0"/>
-          <w:numId w:val="2"/>
-        </w:numPr>
-      </w:pPr>
-      <w:r>
-        <w:t xml:space="preserve">Déconnectez-vous, puis reconnectez-vous avec votre nouveau compte.</w:t>
-      </w:r>
-    </w:p>
-    <w:p>
-      <w:pPr>
-        <w:pStyle w:val="Liste"/>
-        <w:numPr>
-          <w:ilvl w:val="0"/>
-          <w:numId w:val="2"/>
-        </w:numPr>
-      </w:pPr>
-      <w:r>
-        <w:t xml:space="preserve">Dans </w:t>
-      </w:r>
-      <w:r>
-        <w:rPr>
-          <w:i/>
-        </w:rPr>
-        <w:t xml:space="preserve">Équipe</w:t>
-      </w:r>
-      <w:r>
-        <w:t xml:space="preserve">, cliquez sur </w:t>
-      </w:r>
-      <w:r>
-        <w:rPr>
-          <w:b/>
-        </w:rPr>
-        <w:t xml:space="preserve">Désactiver</w:t>
-      </w:r>
-      <w:r>
-        <w:t xml:space="preserve"> en face de </w:t>
-      </w:r>
-      <w:r>
-        <w:rPr>
-          <w:rFonts w:ascii="Consolas" w:hAnsi="Consolas"/>
-          <w:sz w:val="19"/>
-          <w:shd w:val="clear" w:fill="EEF2F0"/>
-        </w:rPr>
-        <w:t xml:space="preserve">admin@novapharmaos.com</w:t>
-      </w:r>
-      <w:r>
-        <w:t xml:space="preserve">, puis en face de </w:t>
-      </w:r>
-      <w:r>
-        <w:rPr>
-          <w:rFonts w:ascii="Consolas" w:hAnsi="Consolas"/>
-          <w:sz w:val="19"/>
-          <w:shd w:val="clear" w:fill="EEF2F0"/>
-        </w:rPr>
-        <w:t xml:space="preserve">support@…</w:t>
-      </w:r>
-      <w:r>
-        <w:t xml:space="preserve"> et </w:t>
-      </w:r>
-      <w:r>
-        <w:rPr>
-          <w:rFonts w:ascii="Consolas" w:hAnsi="Consolas"/>
-          <w:sz w:val="19"/>
-          <w:shd w:val="clear" w:fill="EEF2F0"/>
-        </w:rPr>
-        <w:t xml:space="preserve">commercial@…</w:t>
-      </w:r>
-      <w:r>
-        <w:t xml:space="preserve"> (mêmes mots de passe publics). Leurs sessions sont fermées aussitôt.</w:t>
-      </w:r>
-    </w:p>
-    <w:p>
-      <w:r>
-        <w:t xml:space="preserve">Votre propre ligne affiche « vous » au lieu du bouton : on ne peut pas désactiver son propre compte, ce qui évite de s'enfermer dehors.</w:t>
-      </w:r>
-    </w:p>
-    <w:p>
-      <w:pPr>
-        <w:pStyle w:val="Citation"/>
-      </w:pPr>
-      <w:r>
-        <w:t xml:space="preserve">Pour fermer l'inscription publique (par exemple avant un lancement), démarrez l'API avec </w:t>
-      </w:r>
-      <w:r>
-        <w:rPr>
-          <w:rFonts w:ascii="Consolas" w:hAnsi="Consolas"/>
-          <w:sz w:val="19"/>
-          <w:shd w:val="clear" w:fill="EEF2F0"/>
-        </w:rPr>
-        <w:t xml:space="preserve">INSCRIPTION_PUBLIQUE=off</w:t>
-      </w:r>
-      <w:r>
-        <w:t xml:space="preserve">. Par sécurité, les inscriptions sont aussi limitées à 20 par heure (</w:t>
-      </w:r>
-      <w:r>
-        <w:rPr>
-          <w:rFonts w:ascii="Consolas" w:hAnsi="Consolas"/>
-          <w:sz w:val="19"/>
-          <w:shd w:val="clear" w:fill="EEF2F0"/>
-        </w:rPr>
-        <w:t xml:space="preserve">INSCRIPTION_LIMITE_PAR_HEURE</w:t>
-      </w:r>
-      <w:r>
-        <w:t xml:space="preserve">).</w:t>
+        <w:t xml:space="preserve">Catalogue</w:t>
+      </w:r>
+      <w:r>
+        <w:t xml:space="preserve"> ne le modifie pas encore) : le jaune suit toujours le double de ce délai. Les mêmes couleurs apparaissent sur le tableau de bord, dans l'application mobile et chez vos fournisseurs. Une seconde rangée de boutons, au-dessus du tableau, filtre les produits par couleur de péremption.</w:t>
       </w:r>
     </w:p>
     <w:p>
@@ -2872,39 +2625,37 @@
         <w:pStyle w:val="Titre2"/>
       </w:pPr>
       <w:r>
-        <w:t xml:space="preserve">Mettre votre logo</w:t>
-      </w:r>
-    </w:p>
-    <w:p>
-      <w:r>
-        <w:t xml:space="preserve">Déposez votre image ici :</w:t>
-      </w:r>
-    </w:p>
-    <w:p>
-      <w:pPr>
-        <w:pStyle w:val="Code"/>
-      </w:pPr>
+        <w:t xml:space="preserve">Créer des comptes</w:t>
+      </w:r>
+    </w:p>
+    <w:p>
+      <w:r>
+        <w:t xml:space="preserve">Chaque compte se crée avec les trois mêmes informations : </w:t>
+      </w:r>
+      <w:r>
+        <w:rPr>
+          <w:b/>
+        </w:rPr>
+        <w:t xml:space="preserve">un numéro de téléphone, une adresse e-mail et un mot de passe</w:t>
+      </w:r>
+      <w:r>
+        <w:t xml:space="preserve"> (8 caractères au minimum). On se connecte avec l'adresse e-mail ; le téléphone sert à joindre la personne. Tapez le numéro comme vous le composez — </w:t>
+      </w:r>
       <w:r>
         <w:rPr>
           <w:rFonts w:ascii="Consolas" w:hAnsi="Consolas"/>
           <w:sz w:val="19"/>
           <w:shd w:val="clear" w:fill="EEF2F0"/>
         </w:rPr>
-        <w:t xml:space="preserve">nova-pharma-os/web/public/logo.png</w:t>
-      </w:r>
-    </w:p>
-    <w:p>
-      <w:r>
-        <w:t xml:space="preserve">Puis arrêtez l'application (Ctrl + C) et relancez-la. Votre logo remplace le carré vert « NP » </w:t>
-      </w:r>
-      <w:r>
-        <w:rPr>
-          <w:b/>
-        </w:rPr>
-        <w:t xml:space="preserve">partout</w:t>
-      </w:r>
-      <w:r>
-        <w:t xml:space="preserve"> : page de connexion, barre latérale de la pharmacie, back-office et application mobile.</w:t>
+        <w:t xml:space="preserve">0991 234 567</w:t>
+      </w:r>
+      <w:r>
+        <w:t xml:space="preserve"> — : l'application ajoute d'elle-même l'indicatif du pays (+243 en RD Congo).</w:t>
+      </w:r>
+    </w:p>
+    <w:p>
+      <w:r>
+        <w:t xml:space="preserve">Qui crée quoi :</w:t>
       </w:r>
     </w:p>
     <w:tbl>
@@ -2932,6 +2683,622 @@
         </w:trPr>
         <w:tc>
           <w:tcPr>
+            <w:tcW w:w="3116" w:type="dxa"/>
+            <w:shd w:val="clear" w:fill="E8F2EE"/>
+          </w:tcPr>
+          <w:p>
+            <w:pPr>
+              <w:pStyle w:val="Cellule"/>
+            </w:pPr>
+            <w:r>
+              <w:rPr>
+                <w:b/>
+              </w:rPr>
+              <w:t xml:space="preserve">Compte</w:t>
+            </w:r>
+          </w:p>
+        </w:tc>
+        <w:tc>
+          <w:tcPr>
+            <w:tcW w:w="3116" w:type="dxa"/>
+            <w:shd w:val="clear" w:fill="E8F2EE"/>
+          </w:tcPr>
+          <w:p>
+            <w:pPr>
+              <w:pStyle w:val="Cellule"/>
+            </w:pPr>
+            <w:r>
+              <w:rPr>
+                <w:b/>
+              </w:rPr>
+              <w:t xml:space="preserve">Qui le crée</w:t>
+            </w:r>
+          </w:p>
+        </w:tc>
+        <w:tc>
+          <w:tcPr>
+            <w:tcW w:w="3116" w:type="dxa"/>
+            <w:shd w:val="clear" w:fill="E8F2EE"/>
+          </w:tcPr>
+          <w:p>
+            <w:pPr>
+              <w:pStyle w:val="Cellule"/>
+            </w:pPr>
+            <w:r>
+              <w:rPr>
+                <w:b/>
+              </w:rPr>
+              <w:t xml:space="preserve">Où</w:t>
+            </w:r>
+          </w:p>
+        </w:tc>
+      </w:tr>
+      <w:tr>
+        <w:tc>
+          <w:tcPr>
+            <w:tcW w:w="3116" w:type="dxa"/>
+          </w:tcPr>
+          <w:p>
+            <w:pPr>
+              <w:pStyle w:val="Cellule"/>
+            </w:pPr>
+            <w:r>
+              <w:rPr>
+                <w:b/>
+              </w:rPr>
+              <w:t xml:space="preserve">Une nouvelle pharmacie</w:t>
+            </w:r>
+            <w:r>
+              <w:t xml:space="preserve"> et son administrateur</w:t>
+            </w:r>
+          </w:p>
+        </w:tc>
+        <w:tc>
+          <w:tcPr>
+            <w:tcW w:w="3116" w:type="dxa"/>
+          </w:tcPr>
+          <w:p>
+            <w:pPr>
+              <w:pStyle w:val="Cellule"/>
+            </w:pPr>
+            <w:r>
+              <w:t xml:space="preserve">La personne elle-même</w:t>
+            </w:r>
+          </w:p>
+        </w:tc>
+        <w:tc>
+          <w:tcPr>
+            <w:tcW w:w="3116" w:type="dxa"/>
+          </w:tcPr>
+          <w:p>
+            <w:pPr>
+              <w:pStyle w:val="Cellule"/>
+            </w:pPr>
+            <w:r>
+              <w:t xml:space="preserve">Page de connexion → </w:t>
+            </w:r>
+            <w:r>
+              <w:rPr>
+                <w:i/>
+              </w:rPr>
+              <w:t xml:space="preserve">Créer un compte</w:t>
+            </w:r>
+          </w:p>
+        </w:tc>
+      </w:tr>
+      <w:tr>
+        <w:tc>
+          <w:tcPr>
+            <w:tcW w:w="3116" w:type="dxa"/>
+          </w:tcPr>
+          <w:p>
+            <w:pPr>
+              <w:pStyle w:val="Cellule"/>
+            </w:pPr>
+            <w:r>
+              <w:rPr>
+                <w:b/>
+              </w:rPr>
+              <w:t xml:space="preserve">Un membre de l'équipe</w:t>
+            </w:r>
+            <w:r>
+              <w:t xml:space="preserve"> (vendeur, caissier, livreur…)</w:t>
+            </w:r>
+          </w:p>
+        </w:tc>
+        <w:tc>
+          <w:tcPr>
+            <w:tcW w:w="3116" w:type="dxa"/>
+          </w:tcPr>
+          <w:p>
+            <w:pPr>
+              <w:pStyle w:val="Cellule"/>
+            </w:pPr>
+            <w:r>
+              <w:t xml:space="preserve">L'administrateur de la pharmacie</w:t>
+            </w:r>
+          </w:p>
+        </w:tc>
+        <w:tc>
+          <w:tcPr>
+            <w:tcW w:w="3116" w:type="dxa"/>
+          </w:tcPr>
+          <w:p>
+            <w:pPr>
+              <w:pStyle w:val="Cellule"/>
+            </w:pPr>
+            <w:r>
+              <w:t xml:space="preserve">Espace pharmacie → </w:t>
+            </w:r>
+            <w:r>
+              <w:rPr>
+                <w:i/>
+              </w:rPr>
+              <w:t xml:space="preserve">Équipe</w:t>
+            </w:r>
+            <w:r>
+              <w:t xml:space="preserve"> → </w:t>
+            </w:r>
+            <w:r>
+              <w:rPr>
+                <w:i/>
+              </w:rPr>
+              <w:t xml:space="preserve">Ajouter un membre</w:t>
+            </w:r>
+          </w:p>
+        </w:tc>
+      </w:tr>
+      <w:tr>
+        <w:tc>
+          <w:tcPr>
+            <w:tcW w:w="3116" w:type="dxa"/>
+          </w:tcPr>
+          <w:p>
+            <w:pPr>
+              <w:pStyle w:val="Cellule"/>
+            </w:pPr>
+            <w:r>
+              <w:rPr>
+                <w:b/>
+              </w:rPr>
+              <w:t xml:space="preserve">Un compte interne</w:t>
+            </w:r>
+            <w:r>
+              <w:t xml:space="preserve"> NOVA PHARMA OS (support, commercial, super-administrateur)</w:t>
+            </w:r>
+          </w:p>
+        </w:tc>
+        <w:tc>
+          <w:tcPr>
+            <w:tcW w:w="3116" w:type="dxa"/>
+          </w:tcPr>
+          <w:p>
+            <w:pPr>
+              <w:pStyle w:val="Cellule"/>
+            </w:pPr>
+            <w:r>
+              <w:t xml:space="preserve">Un super-administrateur uniquement</w:t>
+            </w:r>
+          </w:p>
+        </w:tc>
+        <w:tc>
+          <w:tcPr>
+            <w:tcW w:w="3116" w:type="dxa"/>
+          </w:tcPr>
+          <w:p>
+            <w:pPr>
+              <w:pStyle w:val="Cellule"/>
+            </w:pPr>
+            <w:r>
+              <w:t xml:space="preserve">Back-office → </w:t>
+            </w:r>
+            <w:r>
+              <w:rPr>
+                <w:i/>
+              </w:rPr>
+              <w:t xml:space="preserve">Équipe</w:t>
+            </w:r>
+          </w:p>
+        </w:tc>
+      </w:tr>
+    </w:tbl>
+    <w:p>
+      <w:pPr>
+        <w:spacing w:after="120"/>
+      </w:pPr>
+    </w:p>
+    <w:p>
+      <w:r>
+        <w:rPr>
+          <w:b/>
+        </w:rPr>
+        <w:t xml:space="preserve">Une nouvelle pharmacie.</w:t>
+      </w:r>
+      <w:r>
+        <w:t xml:space="preserve"> Sur la page de connexion, cliquez sur </w:t>
+      </w:r>
+      <w:r>
+        <w:rPr>
+          <w:i/>
+        </w:rPr>
+        <w:t xml:space="preserve">Créer un compte</w:t>
+      </w:r>
+      <w:r>
+        <w:t xml:space="preserve">. Indiquez le nom de l'officine, votre nom, votre téléphone, votre adresse e-mail et votre mot de passe (deux fois). La pharmacie est créée en période d'essai, vous en êtes l'administrateur, et vous entrez directement dans votre espace.</w:t>
+      </w:r>
+    </w:p>
+    <w:p>
+      <w:r>
+        <w:rPr>
+          <w:b/>
+        </w:rPr>
+        <w:t xml:space="preserve">Un membre de l'équipe.</w:t>
+      </w:r>
+      <w:r>
+        <w:t xml:space="preserve"> Ouvrez </w:t>
+      </w:r>
+      <w:r>
+        <w:rPr>
+          <w:i/>
+        </w:rPr>
+        <w:t xml:space="preserve">Équipe</w:t>
+      </w:r>
+      <w:r>
+        <w:t xml:space="preserve">, remplissez </w:t>
+      </w:r>
+      <w:r>
+        <w:rPr>
+          <w:i/>
+        </w:rPr>
+        <w:t xml:space="preserve">Ajouter un membre</w:t>
+      </w:r>
+      <w:r>
+        <w:t xml:space="preserve">, choisissez son rôle, puis </w:t>
+      </w:r>
+      <w:r>
+        <w:rPr>
+          <w:i/>
+        </w:rPr>
+        <w:t xml:space="preserve">Créer le compte</w:t>
+      </w:r>
+      <w:r>
+        <w:t xml:space="preserve">. Donnez-lui son mot de passe </w:t>
+      </w:r>
+      <w:r>
+        <w:rPr>
+          <w:b/>
+        </w:rPr>
+        <w:t xml:space="preserve">de vive voix</w:t>
+      </w:r>
+      <w:r>
+        <w:t xml:space="preserve">, jamais par écrit.</w:t>
+      </w:r>
+    </w:p>
+    <w:p>
+      <w:r>
+        <w:rPr>
+          <w:b/>
+        </w:rPr>
+        <w:t xml:space="preserve">Un compte interne.</w:t>
+      </w:r>
+      <w:r>
+        <w:t xml:space="preserve"> Ces comptes voient toutes les pharmacies clientes : il n'existe donc </w:t>
+      </w:r>
+      <w:r>
+        <w:rPr>
+          <w:b/>
+        </w:rPr>
+        <w:t xml:space="preserve">aucune inscription publique</w:t>
+      </w:r>
+      <w:r>
+        <w:t xml:space="preserve"> pour eux. Seul un super-administrateur les crée, depuis le menu </w:t>
+      </w:r>
+      <w:r>
+        <w:rPr>
+          <w:i/>
+        </w:rPr>
+        <w:t xml:space="preserve">Équipe</w:t>
+      </w:r>
+      <w:r>
+        <w:t xml:space="preserve"> du back-office — le menu n'apparaît même pas pour les autres rôles.</w:t>
+      </w:r>
+    </w:p>
+    <w:p>
+      <w:r>
+        <w:rPr>
+          <w:b/>
+        </w:rPr>
+        <w:t xml:space="preserve">Votre propre compte de super-administrateur — à faire dès l'installation.</w:t>
+      </w:r>
+      <w:r>
+        <w:t xml:space="preserve"> Le tout premier super-administrateur n'est créé par personne : l'installation le livre, </w:t>
+      </w:r>
+      <w:r>
+        <w:rPr>
+          <w:rFonts w:ascii="Consolas" w:hAnsi="Consolas"/>
+          <w:sz w:val="19"/>
+          <w:shd w:val="clear" w:fill="EEF2F0"/>
+        </w:rPr>
+        <w:t xml:space="preserve">admin@novapharmaos.com</w:t>
+      </w:r>
+      <w:r>
+        <w:t xml:space="preserve">, avec le mot de passe </w:t>
+      </w:r>
+      <w:r>
+        <w:rPr>
+          <w:rFonts w:ascii="Consolas" w:hAnsi="Consolas"/>
+          <w:sz w:val="19"/>
+          <w:shd w:val="clear" w:fill="EEF2F0"/>
+        </w:rPr>
+        <w:t xml:space="preserve">NovaPharma2026!</w:t>
+      </w:r>
+      <w:r>
+        <w:t xml:space="preserve"> — un mot de passe </w:t>
+      </w:r>
+      <w:r>
+        <w:rPr>
+          <w:b/>
+        </w:rPr>
+        <w:t xml:space="preserve">public</w:t>
+      </w:r>
+      <w:r>
+        <w:t xml:space="preserve">, écrit dans ce guide. Remplacez-le par le vôtre :</w:t>
+      </w:r>
+    </w:p>
+    <w:p>
+      <w:pPr>
+        <w:pStyle w:val="Liste"/>
+        <w:numPr>
+          <w:ilvl w:val="0"/>
+          <w:numId w:val="2"/>
+        </w:numPr>
+      </w:pPr>
+      <w:r>
+        <w:t xml:space="preserve">Connectez-vous au back-office avec </w:t>
+      </w:r>
+      <w:r>
+        <w:rPr>
+          <w:rFonts w:ascii="Consolas" w:hAnsi="Consolas"/>
+          <w:sz w:val="19"/>
+          <w:shd w:val="clear" w:fill="EEF2F0"/>
+        </w:rPr>
+        <w:t xml:space="preserve">admin@novapharmaos.com</w:t>
+      </w:r>
+      <w:r>
+        <w:t xml:space="preserve">.</w:t>
+      </w:r>
+    </w:p>
+    <w:p>
+      <w:pPr>
+        <w:pStyle w:val="Liste"/>
+        <w:numPr>
+          <w:ilvl w:val="0"/>
+          <w:numId w:val="2"/>
+        </w:numPr>
+      </w:pPr>
+      <w:r>
+        <w:t xml:space="preserve">Ouvrez </w:t>
+      </w:r>
+      <w:r>
+        <w:rPr>
+          <w:i/>
+        </w:rPr>
+        <w:t xml:space="preserve">Équipe</w:t>
+      </w:r>
+      <w:r>
+        <w:t xml:space="preserve">, remplissez </w:t>
+      </w:r>
+      <w:r>
+        <w:rPr>
+          <w:i/>
+        </w:rPr>
+        <w:t xml:space="preserve">Créer un compte interne</w:t>
+      </w:r>
+      <w:r>
+        <w:t xml:space="preserve"> avec </w:t>
+      </w:r>
+      <w:r>
+        <w:rPr>
+          <w:b/>
+        </w:rPr>
+        <w:t xml:space="preserve">votre</w:t>
+      </w:r>
+      <w:r>
+        <w:t xml:space="preserve"> nom, téléphone, adresse e-mail et mot de passe, rôle </w:t>
+      </w:r>
+      <w:r>
+        <w:rPr>
+          <w:b/>
+        </w:rPr>
+        <w:t xml:space="preserve">Super administrateur</w:t>
+      </w:r>
+      <w:r>
+        <w:t xml:space="preserve">.</w:t>
+      </w:r>
+    </w:p>
+    <w:p>
+      <w:pPr>
+        <w:pStyle w:val="Liste"/>
+        <w:numPr>
+          <w:ilvl w:val="0"/>
+          <w:numId w:val="2"/>
+        </w:numPr>
+      </w:pPr>
+      <w:r>
+        <w:t xml:space="preserve">Déconnectez-vous, puis reconnectez-vous avec votre nouveau compte.</w:t>
+      </w:r>
+    </w:p>
+    <w:p>
+      <w:pPr>
+        <w:pStyle w:val="Liste"/>
+        <w:numPr>
+          <w:ilvl w:val="0"/>
+          <w:numId w:val="2"/>
+        </w:numPr>
+      </w:pPr>
+      <w:r>
+        <w:t xml:space="preserve">Dans </w:t>
+      </w:r>
+      <w:r>
+        <w:rPr>
+          <w:i/>
+        </w:rPr>
+        <w:t xml:space="preserve">Équipe</w:t>
+      </w:r>
+      <w:r>
+        <w:t xml:space="preserve">, cliquez sur </w:t>
+      </w:r>
+      <w:r>
+        <w:rPr>
+          <w:b/>
+        </w:rPr>
+        <w:t xml:space="preserve">Désactiver</w:t>
+      </w:r>
+      <w:r>
+        <w:t xml:space="preserve"> en face de </w:t>
+      </w:r>
+      <w:r>
+        <w:rPr>
+          <w:rFonts w:ascii="Consolas" w:hAnsi="Consolas"/>
+          <w:sz w:val="19"/>
+          <w:shd w:val="clear" w:fill="EEF2F0"/>
+        </w:rPr>
+        <w:t xml:space="preserve">admin@novapharmaos.com</w:t>
+      </w:r>
+      <w:r>
+        <w:t xml:space="preserve">, puis en face de </w:t>
+      </w:r>
+      <w:r>
+        <w:rPr>
+          <w:rFonts w:ascii="Consolas" w:hAnsi="Consolas"/>
+          <w:sz w:val="19"/>
+          <w:shd w:val="clear" w:fill="EEF2F0"/>
+        </w:rPr>
+        <w:t xml:space="preserve">support@…</w:t>
+      </w:r>
+      <w:r>
+        <w:t xml:space="preserve"> et </w:t>
+      </w:r>
+      <w:r>
+        <w:rPr>
+          <w:rFonts w:ascii="Consolas" w:hAnsi="Consolas"/>
+          <w:sz w:val="19"/>
+          <w:shd w:val="clear" w:fill="EEF2F0"/>
+        </w:rPr>
+        <w:t xml:space="preserve">commercial@…</w:t>
+      </w:r>
+      <w:r>
+        <w:t xml:space="preserve"> (mêmes mots de passe publics). Leurs sessions sont fermées aussitôt.</w:t>
+      </w:r>
+    </w:p>
+    <w:p>
+      <w:r>
+        <w:t xml:space="preserve">Votre propre ligne affiche « vous » au lieu du bouton : on ne peut pas désactiver son propre compte, ce qui évite de s'enfermer dehors.</w:t>
+      </w:r>
+    </w:p>
+    <w:p>
+      <w:pPr>
+        <w:pStyle w:val="Citation"/>
+      </w:pPr>
+      <w:r>
+        <w:t xml:space="preserve">Pour fermer l'inscription publique (par exemple avant un lancement), démarrez l'API avec </w:t>
+      </w:r>
+      <w:r>
+        <w:rPr>
+          <w:rFonts w:ascii="Consolas" w:hAnsi="Consolas"/>
+          <w:sz w:val="19"/>
+          <w:shd w:val="clear" w:fill="EEF2F0"/>
+        </w:rPr>
+        <w:t xml:space="preserve">INSCRIPTION_PUBLIQUE=off</w:t>
+      </w:r>
+      <w:r>
+        <w:t xml:space="preserve">. Par sécurité, les inscriptions sont aussi limitées à 20 par heure (</w:t>
+      </w:r>
+      <w:r>
+        <w:rPr>
+          <w:rFonts w:ascii="Consolas" w:hAnsi="Consolas"/>
+          <w:sz w:val="19"/>
+          <w:shd w:val="clear" w:fill="EEF2F0"/>
+        </w:rPr>
+        <w:t xml:space="preserve">INSCRIPTION_LIMITE_PAR_HEURE</w:t>
+      </w:r>
+      <w:r>
+        <w:t xml:space="preserve">).</w:t>
+      </w:r>
+    </w:p>
+    <w:p>
+      <w:pPr>
+        <w:pBdr>
+          <w:bottom w:val="single" w:sz="6" w:space="6" w:color="CFE0DA"/>
+        </w:pBdr>
+        <w:spacing w:before="200" w:after="200"/>
+      </w:pPr>
+    </w:p>
+    <w:p>
+      <w:pPr>
+        <w:pStyle w:val="Titre2"/>
+      </w:pPr>
+      <w:r>
+        <w:t xml:space="preserve">Mettre votre logo</w:t>
+      </w:r>
+    </w:p>
+    <w:p>
+      <w:r>
+        <w:t xml:space="preserve">Déposez votre image ici :</w:t>
+      </w:r>
+    </w:p>
+    <w:p>
+      <w:pPr>
+        <w:pStyle w:val="Code"/>
+      </w:pPr>
+      <w:r>
+        <w:rPr>
+          <w:rFonts w:ascii="Consolas" w:hAnsi="Consolas"/>
+          <w:sz w:val="19"/>
+          <w:shd w:val="clear" w:fill="EEF2F0"/>
+        </w:rPr>
+        <w:t xml:space="preserve">nova-pharma-os/web/public/logo.png</w:t>
+      </w:r>
+    </w:p>
+    <w:p>
+      <w:r>
+        <w:t xml:space="preserve">Puis arrêtez l'application (Ctrl + C) et relancez-la. Votre logo remplace le carré vert « NP » </w:t>
+      </w:r>
+      <w:r>
+        <w:rPr>
+          <w:b/>
+        </w:rPr>
+        <w:t xml:space="preserve">partout</w:t>
+      </w:r>
+      <w:r>
+        <w:t xml:space="preserve"> : page de connexion, barre latérale de la pharmacie, back-office et application mobile.</w:t>
+      </w:r>
+    </w:p>
+    <w:tbl>
+      <w:tblPr>
+        <w:tblStyle w:val="Grille"/>
+        <w:tblW w:w="5000" w:type="pct"/>
+        <w:tblBorders>
+          <w:top w:val="single" w:sz="4" w:space="0" w:color="CFE0DA"/>
+          <w:left w:val="single" w:sz="4" w:space="0" w:color="CFE0DA"/>
+          <w:bottom w:val="single" w:sz="4" w:space="0" w:color="CFE0DA"/>
+          <w:right w:val="single" w:sz="4" w:space="0" w:color="CFE0DA"/>
+          <w:insideH w:val="single" w:sz="4" w:space="0" w:color="CFE0DA"/>
+          <w:insideV w:val="single" w:sz="4" w:space="0" w:color="CFE0DA"/>
+        </w:tblBorders>
+        <w:tblCellMar>
+          <w:top w:w="60" w:type="dxa"/>
+          <w:left w:w="90" w:type="dxa"/>
+          <w:bottom w:w="60" w:type="dxa"/>
+          <w:right w:w="90" w:type="dxa"/>
+        </w:tblCellMar>
+      </w:tblPr>
+      <w:tr>
+        <w:trPr>
+          <w:tblHeader/>
+        </w:trPr>
+        <w:tc>
+          <w:tcPr>
             <w:tcW w:w="4675" w:type="dxa"/>
             <w:shd w:val="clear" w:fill="E8F2EE"/>
           </w:tcPr>
@@ -4588,6 +4955,19 @@
       </w:r>
       <w:r>
         <w:t xml:space="preserve">.</w:t>
+      </w:r>
+    </w:p>
+    <w:p>
+      <w:pPr>
+        <w:pStyle w:val="Titre3"/>
+      </w:pPr>
+      <w:r>
+        <w:t xml:space="preserve">La recherche ne trouve pas un mot accentué</w:t>
+      </w:r>
+    </w:p>
+    <w:p>
+      <w:r>
+        <w:t xml:space="preserve">Les bases créées sur votre ordinateur avant la version d'octobre 2026 ne gèrent pas bien les accents. Si vous n'y avez saisi que des essais, recommencez à zéro (ci-dessus) : la nouvelle base est créée correctement. La version hébergée n'est pas concernée.</w:t>
       </w:r>
     </w:p>
     <w:p>

--- a/nova-pharma-os/docs/word/GUIDE_DEMARRAGE.docx
+++ b/nova-pharma-os/docs/word/GUIDE_DEMARRAGE.docx
@@ -1256,7 +1256,7 @@
         <w:t xml:space="preserve">un stock à zéro</w:t>
       </w:r>
       <w:r>
-        <w:t xml:space="preserve">. Ce n'est pas un oubli : un stock inventé vous ferait vendre des boîtes qui ne sont pas sur l'étagère. Le stock se remplit à votre première réception réelle — voir « Vos trois premiers gestes » plus bas.</w:t>
+        <w:t xml:space="preserve">. Ce n'est pas un oubli : un stock inventé vous ferait vendre des boîtes qui ne sont pas sur l'étagère. Le stock se remplit à votre premier achat réel — voir « Vos premiers gestes » plus bas.</w:t>
       </w:r>
     </w:p>
     <w:p>
@@ -1570,7 +1570,7 @@
         <w:pStyle w:val="Titre2"/>
       </w:pPr>
       <w:r>
-        <w:t xml:space="preserve">Vos trois premiers gestes dans NOVA SANTÉ PHARMA</w:t>
+        <w:t xml:space="preserve">Vos premiers gestes dans NOVA SANTÉ PHARMA</w:t>
       </w:r>
     </w:p>
     <w:p>
@@ -1592,7 +1592,7 @@
         <w:rPr>
           <w:b/>
         </w:rPr>
-        <w:t xml:space="preserve">1. Corrigez le catalogue.</w:t>
+        <w:t xml:space="preserve">1. Complétez le catalogue.</w:t>
       </w:r>
       <w:r>
         <w:t xml:space="preserve"> Ouvrez </w:t>
@@ -1604,24 +1604,42 @@
         <w:t xml:space="preserve">Catalogue</w:t>
       </w:r>
       <w:r>
-        <w:t xml:space="preserve">. Supprimez ce que vous ne vendez pas, ajoutez ce qui manque, et surtout </w:t>
-      </w:r>
-      <w:r>
-        <w:rPr>
-          <w:b/>
-        </w:rPr>
-        <w:t xml:space="preserve">ajustez les prix</w:t>
-      </w:r>
-      <w:r>
-        <w:t xml:space="preserve"> : ceux livrés sont des ordres de grandeur, pas vos prix.</w:t>
-      </w:r>
-    </w:p>
-    <w:p>
-      <w:r>
-        <w:rPr>
-          <w:b/>
-        </w:rPr>
-        <w:t xml:space="preserve">2. Enregistrez une réception.</w:t>
+        <w:t xml:space="preserve">, puis </w:t>
+      </w:r>
+      <w:r>
+        <w:rPr>
+          <w:b/>
+        </w:rPr>
+        <w:t xml:space="preserve">Ajouter un produit ou un médicament</w:t>
+      </w:r>
+      <w:r>
+        <w:t xml:space="preserve"> : le nom, le dosage, la forme, le conditionnement, le prix de vente et le prix d'achat habituel. La référence est tirée du nom si vous la laissez vide. Cochez </w:t>
+      </w:r>
+      <w:r>
+        <w:rPr>
+          <w:i/>
+        </w:rPr>
+        <w:t xml:space="preserve">Périssable</w:t>
+      </w:r>
+      <w:r>
+        <w:t xml:space="preserve"> pour tout ce qui a une date de péremption, et </w:t>
+      </w:r>
+      <w:r>
+        <w:rPr>
+          <w:i/>
+        </w:rPr>
+        <w:t xml:space="preserve">Délivré sur ordonnance</w:t>
+      </w:r>
+      <w:r>
+        <w:t xml:space="preserve"> quand c'est le cas. (La modification et la suppression d'un produit depuis cet écran ne sont pas encore disponibles.)</w:t>
+      </w:r>
+    </w:p>
+    <w:p>
+      <w:r>
+        <w:rPr>
+          <w:b/>
+        </w:rPr>
+        <w:t xml:space="preserve">2. Enregistrez un achat.</w:t>
       </w:r>
       <w:r>
         <w:t xml:space="preserve"> Ouvrez </w:t>
@@ -1630,10 +1648,28 @@
         <w:rPr>
           <w:i/>
         </w:rPr>
-        <w:t xml:space="preserve">Achats → Réception</w:t>
-      </w:r>
-      <w:r>
-        <w:t xml:space="preserve">. Prenez une facture fournisseur réelle et saisissez-la : le fournisseur, chaque produit, son </w:t>
+        <w:t xml:space="preserve">Stock et lots</w:t>
+      </w:r>
+      <w:r>
+        <w:t xml:space="preserve">, puis </w:t>
+      </w:r>
+      <w:r>
+        <w:rPr>
+          <w:b/>
+        </w:rPr>
+        <w:t xml:space="preserve">Enregistrer un achat (entrée en stock)</w:t>
+      </w:r>
+      <w:r>
+        <w:t xml:space="preserve">. Prenez une facture réelle et saisissez-la ligne par ligne : chaque produit, la </w:t>
+      </w:r>
+      <w:r>
+        <w:rPr>
+          <w:b/>
+        </w:rPr>
+        <w:t xml:space="preserve">quantité achetée</w:t>
+      </w:r>
+      <w:r>
+        <w:t xml:space="preserve">, le prix d'achat, le </w:t>
       </w:r>
       <w:r>
         <w:rPr>
@@ -1642,7 +1678,7 @@
         <w:t xml:space="preserve">numéro de lot</w:t>
       </w:r>
       <w:r>
-        <w:t xml:space="preserve"> et sa </w:t>
+        <w:t xml:space="preserve"> et la </w:t>
       </w:r>
       <w:r>
         <w:rPr>
@@ -1651,7 +1687,16 @@
         <w:t xml:space="preserve">date de péremption</w:t>
       </w:r>
       <w:r>
-        <w:t xml:space="preserve">. C'est ce geste qui crée le stock. L'application refusera un produit périssable sans date de péremption — c'est voulu.</w:t>
+        <w:t xml:space="preserve">. </w:t>
+      </w:r>
+      <w:r>
+        <w:rPr>
+          <w:i/>
+        </w:rPr>
+        <w:t xml:space="preserve">Ajouter un produit à cet achat</w:t>
+      </w:r>
+      <w:r>
+        <w:t xml:space="preserve"> ajoute une ligne ; le total s'affiche en bas. Le fournisseur est facultatif : sans lui, l'achat est rangé dans « achats divers ». C'est ce geste qui crée le stock, dans tous les forfaits. L'application refuse un produit périssable sans date de péremption, et un double clic n'enregistre jamais l'achat deux fois.</w:t>
       </w:r>
     </w:p>
     <w:p>
@@ -1668,10 +1713,48 @@
         <w:rPr>
           <w:i/>
         </w:rPr>
-        <w:t xml:space="preserve">Ventes</w:t>
+        <w:t xml:space="preserve">Caisse</w:t>
       </w:r>
       <w:r>
         <w:t xml:space="preserve">. Le stock que vous venez de recevoir apparaît. À la sortie, l'application prend d'elle-même le lot qui périme le plus tôt : vous n'avez rien à surveiller.</w:t>
+      </w:r>
+    </w:p>
+    <w:p>
+      <w:r>
+        <w:rPr>
+          <w:b/>
+        </w:rPr>
+        <w:t xml:space="preserve">4. Suivez ce qui entre et ce qui sort.</w:t>
+      </w:r>
+      <w:r>
+        <w:t xml:space="preserve"> Dans </w:t>
+      </w:r>
+      <w:r>
+        <w:rPr>
+          <w:i/>
+        </w:rPr>
+        <w:t xml:space="preserve">Stock et lots</w:t>
+      </w:r>
+      <w:r>
+        <w:t xml:space="preserve">, les colonnes </w:t>
+      </w:r>
+      <w:r>
+        <w:rPr>
+          <w:i/>
+        </w:rPr>
+        <w:t xml:space="preserve">Acheté (30 j)</w:t>
+      </w:r>
+      <w:r>
+        <w:t xml:space="preserve"> et </w:t>
+      </w:r>
+      <w:r>
+        <w:rPr>
+          <w:i/>
+        </w:rPr>
+        <w:t xml:space="preserve">Vendu (30 j)</w:t>
+      </w:r>
+      <w:r>
+        <w:t xml:space="preserve"> donnent les quantités du mois. Cliquez sur le nom d'un produit : sa fiche montre le total acheté, le total vendu, les autres mouvements (casse, périmés, inventaire) et chaque mouvement, avec la date, le lot et la personne. Le stock affiché est exactement la somme de ces lignes.</w:t>
       </w:r>
     </w:p>
     <w:p>

--- a/nova-pharma-os/docs/word/GUIDE_DEMARRAGE.docx
+++ b/nova-pharma-os/docs/word/GUIDE_DEMARRAGE.docx
@@ -2013,6 +2013,278 @@
     <w:p>
       <w:r>
         <w:t xml:space="preserve">Depuis la liste, le numéro de chaque dépôt s'appelle d'un clic, ou ouvre WhatsApp pour lui passer commande.</w:t>
+      </w:r>
+    </w:p>
+    <w:p>
+      <w:pPr>
+        <w:pBdr>
+          <w:bottom w:val="single" w:sz="6" w:space="6" w:color="CFE0DA"/>
+        </w:pBdr>
+        <w:spacing w:before="200" w:after="200"/>
+      </w:pPr>
+    </w:p>
+    <w:p>
+      <w:pPr>
+        <w:pStyle w:val="Titre2"/>
+      </w:pPr>
+      <w:r>
+        <w:t xml:space="preserve">Réquisitionner auprès de vos fournisseurs</w:t>
+      </w:r>
+    </w:p>
+    <w:p>
+      <w:r>
+        <w:t xml:space="preserve">Menu </w:t>
+      </w:r>
+      <w:r>
+        <w:rPr>
+          <w:i/>
+        </w:rPr>
+        <w:t xml:space="preserve">Réquisitions</w:t>
+      </w:r>
+      <w:r>
+        <w:t xml:space="preserve"> (tous les forfaits).</w:t>
+      </w:r>
+    </w:p>
+    <w:p>
+      <w:r>
+        <w:rPr>
+          <w:b/>
+        </w:rPr>
+        <w:t xml:space="preserve">1. Mettez votre logo, une fois pour toutes.</w:t>
+      </w:r>
+      <w:r>
+        <w:t xml:space="preserve"> En bas de la page, </w:t>
+      </w:r>
+      <w:r>
+        <w:rPr>
+          <w:i/>
+        </w:rPr>
+        <w:t xml:space="preserve">Logo de la pharmacie</w:t>
+      </w:r>
+      <w:r>
+        <w:t xml:space="preserve"> : une image PNG ou JPEG de 500 Ko au plus, carrée de préférence. Elle s'imprime en tête de chaque réquisition.</w:t>
+      </w:r>
+    </w:p>
+    <w:p>
+      <w:r>
+        <w:rPr>
+          <w:b/>
+        </w:rPr>
+        <w:t xml:space="preserve">2. Créez la réquisition.</w:t>
+      </w:r>
+      <w:r>
+        <w:t xml:space="preserve"> </w:t>
+      </w:r>
+      <w:r>
+        <w:rPr>
+          <w:i/>
+        </w:rPr>
+        <w:t xml:space="preserve">Nouvelle réquisition</w:t>
+      </w:r>
+      <w:r>
+        <w:t xml:space="preserve"> : pour chaque produit, tapez son nom et la quantité voulue. Les offres de vos fournisseurs s'affichent aussitôt sous la ligne, </w:t>
+      </w:r>
+      <w:r>
+        <w:rPr>
+          <w:b/>
+        </w:rPr>
+        <w:t xml:space="preserve">la moins chère d'abord</w:t>
+      </w:r>
+      <w:r>
+        <w:t xml:space="preserve"> — parmi celles qui sont disponibles et non périmées — avec la quantité minimum et la date d'expiration. L'application retient d'office la moins chère ; cliquez sur une autre offre pour la préférer. Si vous demandez moins que le minimum du fournisseur, elle vous le signale. Un produit sans offre peut attendre : « à choisir plus tard ».</w:t>
+      </w:r>
+    </w:p>
+    <w:p>
+      <w:r>
+        <w:rPr>
+          <w:b/>
+        </w:rPr>
+        <w:t xml:space="preserve">3. Envoyez-la.</w:t>
+      </w:r>
+      <w:r>
+        <w:t xml:space="preserve"> La page de la réquisition présente une section par fournisseur, avec son total estimé et quatre boutons :</w:t>
+      </w:r>
+    </w:p>
+    <w:p>
+      <w:pPr>
+        <w:pStyle w:val="Liste"/>
+        <w:numPr>
+          <w:ilvl w:val="0"/>
+          <w:numId w:val="1"/>
+        </w:numPr>
+      </w:pPr>
+      <w:r>
+        <w:rPr>
+          <w:b/>
+        </w:rPr>
+        <w:t xml:space="preserve">Ouvrir le PDF / imprimer</w:t>
+      </w:r>
+      <w:r>
+        <w:t xml:space="preserve"> : le bon au logo de la pharmacie, avec les coordonnées du fournisseur, les quantités, les prix de son catalogue et une place pour la signature et le cachet ;</w:t>
+      </w:r>
+    </w:p>
+    <w:p>
+      <w:pPr>
+        <w:pStyle w:val="Liste"/>
+        <w:numPr>
+          <w:ilvl w:val="0"/>
+          <w:numId w:val="1"/>
+        </w:numPr>
+      </w:pPr>
+      <w:r>
+        <w:rPr>
+          <w:b/>
+        </w:rPr>
+        <w:t xml:space="preserve">Partager le PDF</w:t>
+      </w:r>
+      <w:r>
+        <w:t xml:space="preserve"> : depuis un téléphone, l'envoie directement par WhatsApp, e-mail ou toute autre application ; depuis un ordinateur, l'enregistre pour le joindre à votre message ;</w:t>
+      </w:r>
+    </w:p>
+    <w:p>
+      <w:pPr>
+        <w:pStyle w:val="Liste"/>
+        <w:numPr>
+          <w:ilvl w:val="0"/>
+          <w:numId w:val="1"/>
+        </w:numPr>
+      </w:pPr>
+      <w:r>
+        <w:rPr>
+          <w:b/>
+        </w:rPr>
+        <w:t xml:space="preserve">WhatsApp</w:t>
+      </w:r>
+      <w:r>
+        <w:t xml:space="preserve"> et </w:t>
+      </w:r>
+      <w:r>
+        <w:rPr>
+          <w:b/>
+        </w:rPr>
+        <w:t xml:space="preserve">E-mail</w:t>
+      </w:r>
+      <w:r>
+        <w:t xml:space="preserve"> : ouvrent un message au fournisseur, la liste des produits déjà écrite.</w:t>
+      </w:r>
+    </w:p>
+    <w:p>
+      <w:r>
+        <w:rPr>
+          <w:i/>
+        </w:rPr>
+        <w:t xml:space="preserve">Document complet</w:t>
+      </w:r>
+      <w:r>
+        <w:t xml:space="preserve"> réunit tous les fournisseurs, un par page. Marquez ensuite la réquisition </w:t>
+      </w:r>
+      <w:r>
+        <w:rPr>
+          <w:b/>
+        </w:rPr>
+        <w:t xml:space="preserve">envoyée</w:t>
+      </w:r>
+      <w:r>
+        <w:t xml:space="preserve">, puis </w:t>
+      </w:r>
+      <w:r>
+        <w:rPr>
+          <w:b/>
+        </w:rPr>
+        <w:t xml:space="preserve">reçue</w:t>
+      </w:r>
+      <w:r>
+        <w:t xml:space="preserve"> ; à la livraison, enregistrez l'achat dans </w:t>
+      </w:r>
+      <w:r>
+        <w:rPr>
+          <w:i/>
+        </w:rPr>
+        <w:t xml:space="preserve">Stock et lots</w:t>
+      </w:r>
+      <w:r>
+        <w:t xml:space="preserve"> comme d'habitude.</w:t>
+      </w:r>
+    </w:p>
+    <w:p>
+      <w:pPr>
+        <w:pStyle w:val="Titre2"/>
+      </w:pPr>
+      <w:r>
+        <w:t xml:space="preserve">Les fournisseurs de chaque médicament</w:t>
+      </w:r>
+    </w:p>
+    <w:p>
+      <w:r>
+        <w:t xml:space="preserve">Sur la fiche d'un produit (cliquez sur son nom dans </w:t>
+      </w:r>
+      <w:r>
+        <w:rPr>
+          <w:i/>
+        </w:rPr>
+        <w:t xml:space="preserve">Stock et lots</w:t>
+      </w:r>
+      <w:r>
+        <w:t xml:space="preserve"> ou </w:t>
+      </w:r>
+      <w:r>
+        <w:rPr>
+          <w:i/>
+        </w:rPr>
+        <w:t xml:space="preserve">Catalogue</w:t>
+      </w:r>
+      <w:r>
+        <w:t xml:space="preserve">), la section </w:t>
+      </w:r>
+      <w:r>
+        <w:rPr>
+          <w:b/>
+        </w:rPr>
+        <w:t xml:space="preserve">Fournisseurs de ce produit</w:t>
+      </w:r>
+      <w:r>
+        <w:t xml:space="preserve"> compare les prix de tous les dépôts qui le proposent, avec minimum, fabrication, expiration et disponibilité ; le moins cher disponible et non périmé est surligné. Le formulaire en dessous ajoute un fournisseur pour ce produit, ou met à jour son prix. Le bouton </w:t>
+      </w:r>
+      <w:r>
+        <w:rPr>
+          <w:b/>
+        </w:rPr>
+        <w:t xml:space="preserve">Réquisitionner</w:t>
+      </w:r>
+      <w:r>
+        <w:t xml:space="preserve"> ouvre une réquisition avec ce produit.</w:t>
+      </w:r>
+    </w:p>
+    <w:p>
+      <w:r>
+        <w:t xml:space="preserve">Chaque achat mis en stock garde son fournisseur : la colonne </w:t>
+      </w:r>
+      <w:r>
+        <w:rPr>
+          <w:i/>
+        </w:rPr>
+        <w:t xml:space="preserve">Dernier fournisseur</w:t>
+      </w:r>
+      <w:r>
+        <w:t xml:space="preserve"> de </w:t>
+      </w:r>
+      <w:r>
+        <w:rPr>
+          <w:i/>
+        </w:rPr>
+        <w:t xml:space="preserve">Stock et lots</w:t>
+      </w:r>
+      <w:r>
+        <w:t xml:space="preserve"> et la colonne </w:t>
+      </w:r>
+      <w:r>
+        <w:rPr>
+          <w:i/>
+        </w:rPr>
+        <w:t xml:space="preserve">Fournisseur</w:t>
+      </w:r>
+      <w:r>
+        <w:t xml:space="preserve"> des mouvements de la fiche le montrent.</w:t>
       </w:r>
     </w:p>
     <w:p>

--- a/nova-pharma-os/docs/word/GUIDE_DEMARRAGE.docx
+++ b/nova-pharma-os/docs/word/GUIDE_DEMARRAGE.docx
@@ -1595,54 +1595,330 @@
         <w:t xml:space="preserve">1. Complétez le catalogue.</w:t>
       </w:r>
       <w:r>
+        <w:t xml:space="preserve"> Le plus rapide : </w:t>
+      </w:r>
+      <w:r>
+        <w:rPr>
+          <w:i/>
+        </w:rPr>
+        <w:t xml:space="preserve">Catalogue</w:t>
+      </w:r>
+      <w:r>
+        <w:t xml:space="preserve"> → </w:t>
+      </w:r>
+      <w:r>
+        <w:rPr>
+          <w:b/>
+        </w:rPr>
+        <w:t xml:space="preserve">Catalogue de référence Goma–Bukavu</w:t>
+      </w:r>
+      <w:r>
+        <w:t xml:space="preserve"> → </w:t>
+      </w:r>
+      <w:r>
+        <w:rPr>
+          <w:i/>
+        </w:rPr>
+        <w:t xml:space="preserve">Choisir et ajouter</w:t>
+      </w:r>
+      <w:r>
+        <w:t xml:space="preserve">. Cent médicaments et produits courants au Kivu (voir plus bas) s'ajoutent en un clic. Pour un produit absent de cette liste, ouvrez </w:t>
+      </w:r>
+      <w:r>
+        <w:rPr>
+          <w:i/>
+        </w:rPr>
+        <w:t xml:space="preserve">Catalogue</w:t>
+      </w:r>
+      <w:r>
+        <w:t xml:space="preserve">, puis </w:t>
+      </w:r>
+      <w:r>
+        <w:rPr>
+          <w:b/>
+        </w:rPr>
+        <w:t xml:space="preserve">Ajouter un produit ou un médicament</w:t>
+      </w:r>
+      <w:r>
+        <w:t xml:space="preserve"> : le nom, le dosage, la forme, le conditionnement, le prix de vente et le prix d'achat habituel. La référence est tirée du nom si vous la laissez vide. Cochez </w:t>
+      </w:r>
+      <w:r>
+        <w:rPr>
+          <w:i/>
+        </w:rPr>
+        <w:t xml:space="preserve">Périssable</w:t>
+      </w:r>
+      <w:r>
+        <w:t xml:space="preserve"> pour tout ce qui a une date de péremption, et </w:t>
+      </w:r>
+      <w:r>
+        <w:rPr>
+          <w:i/>
+        </w:rPr>
+        <w:t xml:space="preserve">Délivré sur ordonnance</w:t>
+      </w:r>
+      <w:r>
+        <w:t xml:space="preserve"> quand c'est le cas. (La modification et la suppression d'un produit depuis cet écran ne sont pas encore disponibles.)</w:t>
+      </w:r>
+    </w:p>
+    <w:p>
+      <w:r>
+        <w:rPr>
+          <w:b/>
+        </w:rPr>
+        <w:t xml:space="preserve">2. Enregistrez un achat.</w:t>
+      </w:r>
+      <w:r>
         <w:t xml:space="preserve"> Ouvrez </w:t>
       </w:r>
       <w:r>
         <w:rPr>
           <w:i/>
         </w:rPr>
+        <w:t xml:space="preserve">Stock et lots</w:t>
+      </w:r>
+      <w:r>
+        <w:t xml:space="preserve">, puis </w:t>
+      </w:r>
+      <w:r>
+        <w:rPr>
+          <w:b/>
+        </w:rPr>
+        <w:t xml:space="preserve">Enregistrer un achat (entrée en stock)</w:t>
+      </w:r>
+      <w:r>
+        <w:t xml:space="preserve">. Prenez une facture réelle et saisissez-la ligne par ligne : chaque produit, la </w:t>
+      </w:r>
+      <w:r>
+        <w:rPr>
+          <w:b/>
+        </w:rPr>
+        <w:t xml:space="preserve">quantité achetée</w:t>
+      </w:r>
+      <w:r>
+        <w:t xml:space="preserve">, le prix d'achat, le </w:t>
+      </w:r>
+      <w:r>
+        <w:rPr>
+          <w:b/>
+        </w:rPr>
+        <w:t xml:space="preserve">numéro de lot</w:t>
+      </w:r>
+      <w:r>
+        <w:t xml:space="preserve"> et la </w:t>
+      </w:r>
+      <w:r>
+        <w:rPr>
+          <w:b/>
+        </w:rPr>
+        <w:t xml:space="preserve">date de péremption</w:t>
+      </w:r>
+      <w:r>
+        <w:t xml:space="preserve">. </w:t>
+      </w:r>
+      <w:r>
+        <w:rPr>
+          <w:i/>
+        </w:rPr>
+        <w:t xml:space="preserve">Ajouter un produit à cet achat</w:t>
+      </w:r>
+      <w:r>
+        <w:t xml:space="preserve"> ajoute une ligne ; le total s'affiche en bas. Le fournisseur est facultatif : sans lui, l'achat est rangé dans « achats divers ». C'est ce geste qui crée le stock, dans tous les forfaits. L'application refuse un produit périssable sans date de péremption, et un double clic n'enregistre jamais l'achat deux fois.</w:t>
+      </w:r>
+    </w:p>
+    <w:p>
+      <w:r>
+        <w:rPr>
+          <w:b/>
+        </w:rPr>
+        <w:t xml:space="preserve">3. Faites une vente.</w:t>
+      </w:r>
+      <w:r>
+        <w:t xml:space="preserve"> Ouvrez </w:t>
+      </w:r>
+      <w:r>
+        <w:rPr>
+          <w:i/>
+        </w:rPr>
+        <w:t xml:space="preserve">Caisse</w:t>
+      </w:r>
+      <w:r>
+        <w:t xml:space="preserve">. Le stock que vous venez de recevoir apparaît. À la sortie, l'application prend d'elle-même le lot qui périme le plus tôt : vous n'avez rien à surveiller.</w:t>
+      </w:r>
+    </w:p>
+    <w:p>
+      <w:r>
+        <w:rPr>
+          <w:b/>
+        </w:rPr>
+        <w:t xml:space="preserve">4. Suivez ce qui entre et ce qui sort.</w:t>
+      </w:r>
+      <w:r>
+        <w:t xml:space="preserve"> Dans </w:t>
+      </w:r>
+      <w:r>
+        <w:rPr>
+          <w:i/>
+        </w:rPr>
+        <w:t xml:space="preserve">Stock et lots</w:t>
+      </w:r>
+      <w:r>
+        <w:t xml:space="preserve">, les colonnes </w:t>
+      </w:r>
+      <w:r>
+        <w:rPr>
+          <w:i/>
+        </w:rPr>
+        <w:t xml:space="preserve">Acheté (30 j)</w:t>
+      </w:r>
+      <w:r>
+        <w:t xml:space="preserve"> et </w:t>
+      </w:r>
+      <w:r>
+        <w:rPr>
+          <w:i/>
+        </w:rPr>
+        <w:t xml:space="preserve">Vendu (30 j)</w:t>
+      </w:r>
+      <w:r>
+        <w:t xml:space="preserve"> donnent les quantités du mois. Cliquez sur le nom d'un produit : sa fiche montre le total acheté, le total vendu, les autres mouvements (casse, périmés, inventaire) et chaque mouvement, avec la date, le lot et la personne. Le stock affiché est exactement la somme de ces lignes.</w:t>
+      </w:r>
+    </w:p>
+    <w:p>
+      <w:r>
+        <w:t xml:space="preserve">À partir de là, l'officine tourne. Le reste — clients à crédit, livraisons, rappels WhatsApp, encaissement Mobile Money — s'ajoute quand vous en avez besoin.</w:t>
+      </w:r>
+    </w:p>
+    <w:p>
+      <w:pPr>
+        <w:pBdr>
+          <w:bottom w:val="single" w:sz="6" w:space="6" w:color="CFE0DA"/>
+        </w:pBdr>
+        <w:spacing w:before="200" w:after="200"/>
+      </w:pPr>
+    </w:p>
+    <w:p>
+      <w:pPr>
+        <w:pStyle w:val="Titre2"/>
+      </w:pPr>
+      <w:r>
+        <w:t xml:space="preserve">Le catalogue de référence Goma–Bukavu</w:t>
+      </w:r>
+    </w:p>
+    <w:p>
+      <w:r>
+        <w:t xml:space="preserve">Menu </w:t>
+      </w:r>
+      <w:r>
+        <w:rPr>
+          <w:i/>
+        </w:rPr>
         <w:t xml:space="preserve">Catalogue</w:t>
       </w:r>
       <w:r>
-        <w:t xml:space="preserve">, puis </w:t>
-      </w:r>
-      <w:r>
-        <w:rPr>
-          <w:b/>
-        </w:rPr>
-        <w:t xml:space="preserve">Ajouter un produit ou un médicament</w:t>
-      </w:r>
-      <w:r>
-        <w:t xml:space="preserve"> : le nom, le dosage, la forme, le conditionnement, le prix de vente et le prix d'achat habituel. La référence est tirée du nom si vous la laissez vide. Cochez </w:t>
-      </w:r>
-      <w:r>
-        <w:rPr>
-          <w:i/>
-        </w:rPr>
-        <w:t xml:space="preserve">Périssable</w:t>
-      </w:r>
-      <w:r>
-        <w:t xml:space="preserve"> pour tout ce qui a une date de péremption, et </w:t>
-      </w:r>
-      <w:r>
-        <w:rPr>
-          <w:i/>
-        </w:rPr>
-        <w:t xml:space="preserve">Délivré sur ordonnance</w:t>
-      </w:r>
-      <w:r>
-        <w:t xml:space="preserve"> quand c'est le cas. (La modification et la suppression d'un produit depuis cet écran ne sont pas encore disponibles.)</w:t>
-      </w:r>
-    </w:p>
-    <w:p>
-      <w:r>
-        <w:rPr>
-          <w:b/>
-        </w:rPr>
-        <w:t xml:space="preserve">2. Enregistrez un achat.</w:t>
-      </w:r>
-      <w:r>
-        <w:t xml:space="preserve"> Ouvrez </w:t>
+        <w:t xml:space="preserve"> → </w:t>
+      </w:r>
+      <w:r>
+        <w:rPr>
+          <w:b/>
+        </w:rPr>
+        <w:t xml:space="preserve">Catalogue de référence Goma–Bukavu</w:t>
+      </w:r>
+      <w:r>
+        <w:t xml:space="preserve"> (tous les forfaits).</w:t>
+      </w:r>
+    </w:p>
+    <w:p>
+      <w:r>
+        <w:t xml:space="preserve">Cent médicaments et produits que l'on retrouve dans presque toutes les officines du Nord et du Sud-Kivu, rangés en seize familles : antipaludiques (artéméther-luméfantrine adulte et enfant, ASAQ, artésunate injectable, quinine…), antibiotiques, douleur et fièvre, vermifuges, SRO et zinc, estomac, toux et allergie, vitamines et fer, tension, diabète, peau, yeux, santé de la femme et planning familial, solutés, consommables de soins et tests rapides du paludisme.</w:t>
+      </w:r>
+    </w:p>
+    <w:p>
+      <w:r>
+        <w:t xml:space="preserve">La sélection s'appuie sur la Liste nationale des médicaments essentiels de la RD Congo et sur les demandes les plus fréquentes au comptoir. Chaque produit arrive complet : nom, DCI, forme, conditionnement, unité de vente (plaquette, flacon, ampoule…), famille, et les repères </w:t>
+      </w:r>
+      <w:r>
+        <w:rPr>
+          <w:i/>
+        </w:rPr>
+        <w:t xml:space="preserve">sur ordonnance</w:t>
+      </w:r>
+      <w:r>
+        <w:t xml:space="preserve">, </w:t>
+      </w:r>
+      <w:r>
+        <w:rPr>
+          <w:i/>
+        </w:rPr>
+        <w:t xml:space="preserve">stupéfiant</w:t>
+      </w:r>
+      <w:r>
+        <w:t xml:space="preserve"> ou </w:t>
+      </w:r>
+      <w:r>
+        <w:rPr>
+          <w:i/>
+        </w:rPr>
+        <w:t xml:space="preserve">chaîne du froid</w:t>
+      </w:r>
+      <w:r>
+        <w:t xml:space="preserve">.</w:t>
+      </w:r>
+    </w:p>
+    <w:p>
+      <w:r>
+        <w:rPr>
+          <w:b/>
+        </w:rPr>
+        <w:t xml:space="preserve">1.</w:t>
+      </w:r>
+      <w:r>
+        <w:t xml:space="preserve"> Tout est coché d'office. Filtrez par famille et décochez ce que vous ne vendez pas.</w:t>
+      </w:r>
+    </w:p>
+    <w:p>
+      <w:r>
+        <w:rPr>
+          <w:b/>
+        </w:rPr>
+        <w:t xml:space="preserve">2.</w:t>
+      </w:r>
+      <w:r>
+        <w:t xml:space="preserve"> Vérifiez les prix. Ceux proposés sont </w:t>
+      </w:r>
+      <w:r>
+        <w:rPr>
+          <w:b/>
+        </w:rPr>
+        <w:t xml:space="preserve">indicatifs, en dollars</w:t>
+      </w:r>
+      <w:r>
+        <w:t xml:space="preserve"> : un ordre de grandeur de la région, à remplacer par les vôtres. Si votre pharmacie compte en francs congolais, les prix indicatifs ne sont pas repris : saisissez votre prix de vente pour chaque produit coché.</w:t>
+      </w:r>
+    </w:p>
+    <w:p>
+      <w:r>
+        <w:rPr>
+          <w:b/>
+        </w:rPr>
+        <w:t xml:space="preserve">3.</w:t>
+      </w:r>
+      <w:r>
+        <w:t xml:space="preserve"> </w:t>
+      </w:r>
+      <w:r>
+        <w:rPr>
+          <w:i/>
+        </w:rPr>
+        <w:t xml:space="preserve">Ajouter … produit(s) à mon catalogue</w:t>
+      </w:r>
+      <w:r>
+        <w:t xml:space="preserve">. Un produit déjà présent (même référence ou même nom) n'est jamais créé deux fois.</w:t>
+      </w:r>
+    </w:p>
+    <w:p>
+      <w:r>
+        <w:t xml:space="preserve">Il reste ensuite à enregistrer leur stock, comme pour tout produit (</w:t>
       </w:r>
       <w:r>
         <w:rPr>
@@ -1651,115 +1927,282 @@
         <w:t xml:space="preserve">Stock et lots</w:t>
       </w:r>
       <w:r>
-        <w:t xml:space="preserve">, puis </w:t>
-      </w:r>
-      <w:r>
-        <w:rPr>
-          <w:b/>
-        </w:rPr>
-        <w:t xml:space="preserve">Enregistrer un achat (entrée en stock)</w:t>
-      </w:r>
-      <w:r>
-        <w:t xml:space="preserve">. Prenez une facture réelle et saisissez-la ligne par ligne : chaque produit, la </w:t>
-      </w:r>
-      <w:r>
-        <w:rPr>
-          <w:b/>
-        </w:rPr>
-        <w:t xml:space="preserve">quantité achetée</w:t>
-      </w:r>
-      <w:r>
-        <w:t xml:space="preserve">, le prix d'achat, le </w:t>
-      </w:r>
-      <w:r>
-        <w:rPr>
-          <w:b/>
-        </w:rPr>
-        <w:t xml:space="preserve">numéro de lot</w:t>
-      </w:r>
-      <w:r>
-        <w:t xml:space="preserve"> et la </w:t>
-      </w:r>
-      <w:r>
-        <w:rPr>
-          <w:b/>
-        </w:rPr>
-        <w:t xml:space="preserve">date de péremption</w:t>
-      </w:r>
-      <w:r>
-        <w:t xml:space="preserve">. </w:t>
-      </w:r>
-      <w:r>
-        <w:rPr>
-          <w:i/>
-        </w:rPr>
-        <w:t xml:space="preserve">Ajouter un produit à cet achat</w:t>
-      </w:r>
-      <w:r>
-        <w:t xml:space="preserve"> ajoute une ligne ; le total s'affiche en bas. Le fournisseur est facultatif : sans lui, l'achat est rangé dans « achats divers ». C'est ce geste qui crée le stock, dans tous les forfaits. L'application refuse un produit périssable sans date de péremption, et un double clic n'enregistre jamais l'achat deux fois.</w:t>
-      </w:r>
-    </w:p>
-    <w:p>
-      <w:r>
-        <w:rPr>
-          <w:b/>
-        </w:rPr>
-        <w:t xml:space="preserve">3. Faites une vente.</w:t>
-      </w:r>
-      <w:r>
-        <w:t xml:space="preserve"> Ouvrez </w:t>
-      </w:r>
-      <w:r>
-        <w:rPr>
-          <w:i/>
-        </w:rPr>
-        <w:t xml:space="preserve">Caisse</w:t>
-      </w:r>
-      <w:r>
-        <w:t xml:space="preserve">. Le stock que vous venez de recevoir apparaît. À la sortie, l'application prend d'elle-même le lot qui périme le plus tôt : vous n'avez rien à surveiller.</w:t>
-      </w:r>
-    </w:p>
-    <w:p>
-      <w:r>
-        <w:rPr>
-          <w:b/>
-        </w:rPr>
-        <w:t xml:space="preserve">4. Suivez ce qui entre et ce qui sort.</w:t>
-      </w:r>
-      <w:r>
-        <w:t xml:space="preserve"> Dans </w:t>
-      </w:r>
-      <w:r>
-        <w:rPr>
-          <w:i/>
-        </w:rPr>
-        <w:t xml:space="preserve">Stock et lots</w:t>
-      </w:r>
-      <w:r>
-        <w:t xml:space="preserve">, les colonnes </w:t>
-      </w:r>
-      <w:r>
-        <w:rPr>
-          <w:i/>
-        </w:rPr>
-        <w:t xml:space="preserve">Acheté (30 j)</w:t>
+        <w:t xml:space="preserve"> → </w:t>
+      </w:r>
+      <w:r>
+        <w:rPr>
+          <w:i/>
+        </w:rPr>
+        <w:t xml:space="preserve">Enregistrer un achat</w:t>
+      </w:r>
+      <w:r>
+        <w:t xml:space="preserve">).</w:t>
+      </w:r>
+    </w:p>
+    <w:p>
+      <w:pPr>
+        <w:pStyle w:val="Titre2"/>
+      </w:pPr>
+      <w:r>
+        <w:t xml:space="preserve">Établir, imprimer et partager la facture d'un client</w:t>
+      </w:r>
+    </w:p>
+    <w:p>
+      <w:r>
+        <w:t xml:space="preserve">Menu </w:t>
+      </w:r>
+      <w:r>
+        <w:rPr>
+          <w:i/>
+        </w:rPr>
+        <w:t xml:space="preserve">Factures</w:t>
+      </w:r>
+      <w:r>
+        <w:t xml:space="preserve"> (tous les forfaits). Une vente a toujours son reçu. La </w:t>
+      </w:r>
+      <w:r>
+        <w:rPr>
+          <w:b/>
+        </w:rPr>
+        <w:t xml:space="preserve">facture</w:t>
+      </w:r>
+      <w:r>
+        <w:t xml:space="preserve"> se fait à la demande du client : pour son assurance, son employeur, ou simplement pour la garder.</w:t>
+      </w:r>
+    </w:p>
+    <w:p>
+      <w:r>
+        <w:rPr>
+          <w:b/>
+        </w:rPr>
+        <w:t xml:space="preserve">À la caisse, juste après la vente.</w:t>
+      </w:r>
+      <w:r>
+        <w:t xml:space="preserve"> Sous le message « Vente … enregistrée », ouvrez </w:t>
+      </w:r>
+      <w:r>
+        <w:rPr>
+          <w:b/>
+        </w:rPr>
+        <w:t xml:space="preserve">Établir la facture de la vente</w:t>
+      </w:r>
+      <w:r>
+        <w:t xml:space="preserve">. Tapez le nom et le téléphone du client :</w:t>
+      </w:r>
+    </w:p>
+    <w:p>
+      <w:pPr>
+        <w:pStyle w:val="Liste"/>
+        <w:numPr>
+          <w:ilvl w:val="0"/>
+          <w:numId w:val="1"/>
+        </w:numPr>
+      </w:pPr>
+      <w:r>
+        <w:t xml:space="preserve">s'il est </w:t>
+      </w:r>
+      <w:r>
+        <w:rPr>
+          <w:b/>
+        </w:rPr>
+        <w:t xml:space="preserve">déjà dans votre fichier</w:t>
+      </w:r>
+      <w:r>
+        <w:t xml:space="preserve">, il vous est proposé dès les premières lettres ou chiffres : cliquez dessus ;</w:t>
+      </w:r>
+    </w:p>
+    <w:p>
+      <w:pPr>
+        <w:pStyle w:val="Liste"/>
+        <w:numPr>
+          <w:ilvl w:val="0"/>
+          <w:numId w:val="1"/>
+        </w:numPr>
+      </w:pPr>
+      <w:r>
+        <w:t xml:space="preserve">sinon, il y est </w:t>
+      </w:r>
+      <w:r>
+        <w:rPr>
+          <w:b/>
+        </w:rPr>
+        <w:t xml:space="preserve">ajouté</w:t>
+      </w:r>
+      <w:r>
+        <w:t xml:space="preserve"> automatiquement. S'il revient avec son numéro écrit autrement (« 0991 234 567 » ou « +243 991-234-567 »), il est reconnu ;</w:t>
+      </w:r>
+    </w:p>
+    <w:p>
+      <w:pPr>
+        <w:pStyle w:val="Liste"/>
+        <w:numPr>
+          <w:ilvl w:val="0"/>
+          <w:numId w:val="1"/>
+        </w:numPr>
+      </w:pPr>
+      <w:r>
+        <w:t xml:space="preserve">sans nom, la facture est établie pour un </w:t>
+      </w:r>
+      <w:r>
+        <w:rPr>
+          <w:b/>
+        </w:rPr>
+        <w:t xml:space="preserve">client comptant</w:t>
+      </w:r>
+      <w:r>
+        <w:t xml:space="preserve">.</w:t>
+      </w:r>
+    </w:p>
+    <w:p>
+      <w:r>
+        <w:rPr>
+          <w:b/>
+        </w:rPr>
+        <w:t xml:space="preserve">Plus tard.</w:t>
+      </w:r>
+      <w:r>
+        <w:t xml:space="preserve"> Menu </w:t>
+      </w:r>
+      <w:r>
+        <w:rPr>
+          <w:i/>
+        </w:rPr>
+        <w:t xml:space="preserve">Factures</w:t>
+      </w:r>
+      <w:r>
+        <w:t xml:space="preserve"> → </w:t>
+      </w:r>
+      <w:r>
+        <w:rPr>
+          <w:i/>
+        </w:rPr>
+        <w:t xml:space="preserve">Ventes récentes</w:t>
+      </w:r>
+      <w:r>
+        <w:t xml:space="preserve"> → </w:t>
+      </w:r>
+      <w:r>
+        <w:rPr>
+          <w:b/>
+        </w:rPr>
+        <w:t xml:space="preserve">Établir la facture</w:t>
+      </w:r>
+      <w:r>
+        <w:t xml:space="preserve"> sur la bonne vente.</w:t>
+      </w:r>
+    </w:p>
+    <w:p>
+      <w:r>
+        <w:t xml:space="preserve">La facture reçoit son numéro (FA-2026-000001…). Elle s'ouvre avec les mêmes boutons que les réquisitions :</w:t>
+      </w:r>
+    </w:p>
+    <w:p>
+      <w:pPr>
+        <w:pStyle w:val="Liste"/>
+        <w:numPr>
+          <w:ilvl w:val="0"/>
+          <w:numId w:val="1"/>
+        </w:numPr>
+      </w:pPr>
+      <w:r>
+        <w:rPr>
+          <w:b/>
+        </w:rPr>
+        <w:t xml:space="preserve">Ouvrir le PDF / imprimer</w:t>
+      </w:r>
+      <w:r>
+        <w:t xml:space="preserve"> : la facture au logo de la pharmacie, avec le client, chaque article avec son lot et sa date d'expiration, le total TTC, le règlement, la monnaie rendue et le reste à payer. Un tampon indique « PAYÉE » ou « ANNULÉE ». Le bas de page porte « Servi par » et une place pour le cachet ;</w:t>
+      </w:r>
+    </w:p>
+    <w:p>
+      <w:pPr>
+        <w:pStyle w:val="Liste"/>
+        <w:numPr>
+          <w:ilvl w:val="0"/>
+          <w:numId w:val="1"/>
+        </w:numPr>
+      </w:pPr>
+      <w:r>
+        <w:rPr>
+          <w:b/>
+        </w:rPr>
+        <w:t xml:space="preserve">Partager le PDF</w:t>
+      </w:r>
+      <w:r>
+        <w:t xml:space="preserve"> : depuis le téléphone, directement par WhatsApp, e-mail…</w:t>
+      </w:r>
+    </w:p>
+    <w:p>
+      <w:pPr>
+        <w:pStyle w:val="Liste"/>
+        <w:numPr>
+          <w:ilvl w:val="0"/>
+          <w:numId w:val="1"/>
+        </w:numPr>
+      </w:pPr>
+      <w:r>
+        <w:rPr>
+          <w:b/>
+        </w:rPr>
+        <w:t xml:space="preserve">WhatsApp</w:t>
       </w:r>
       <w:r>
         <w:t xml:space="preserve"> et </w:t>
       </w:r>
       <w:r>
         <w:rPr>
-          <w:i/>
-        </w:rPr>
-        <w:t xml:space="preserve">Vendu (30 j)</w:t>
-      </w:r>
-      <w:r>
-        <w:t xml:space="preserve"> donnent les quantités du mois. Cliquez sur le nom d'un produit : sa fiche montre le total acheté, le total vendu, les autres mouvements (casse, périmés, inventaire) et chaque mouvement, avec la date, le lot et la personne. Le stock affiché est exactement la somme de ces lignes.</w:t>
-      </w:r>
-    </w:p>
-    <w:p>
-      <w:r>
-        <w:t xml:space="preserve">À partir de là, l'officine tourne. Le reste — clients à crédit, livraisons, rappels WhatsApp, encaissement Mobile Money — s'ajoute quand vous en avez besoin.</w:t>
+          <w:b/>
+        </w:rPr>
+        <w:t xml:space="preserve">E-mail</w:t>
+      </w:r>
+      <w:r>
+        <w:t xml:space="preserve"> : un message au client, le montant déjà écrit.</w:t>
+      </w:r>
+    </w:p>
+    <w:p>
+      <w:r>
+        <w:t xml:space="preserve">Une vente n'a qu'</w:t>
+      </w:r>
+      <w:r>
+        <w:rPr>
+          <w:b/>
+        </w:rPr>
+        <w:t xml:space="preserve">une</w:t>
+      </w:r>
+      <w:r>
+        <w:t xml:space="preserve"> facture : la redemander rouvre la même. Une vente à crédit est facturée d'office. Sa facture montre ce qui reste dû et son échéance, selon le délai de crédit du client. Une vente annulée ne peut plus être facturée, et sa facture passe « annulée ».</w:t>
+      </w:r>
+    </w:p>
+    <w:p>
+      <w:r>
+        <w:t xml:space="preserve">Pour retrouver les factures d'un client : </w:t>
+      </w:r>
+      <w:r>
+        <w:rPr>
+          <w:i/>
+        </w:rPr>
+        <w:t xml:space="preserve">Clients</w:t>
+      </w:r>
+      <w:r>
+        <w:t xml:space="preserve"> → lien </w:t>
+      </w:r>
+      <w:r>
+        <w:rPr>
+          <w:b/>
+        </w:rPr>
+        <w:t xml:space="preserve">Factures</w:t>
+      </w:r>
+      <w:r>
+        <w:t xml:space="preserve"> sous son nom, ou la recherche de la page </w:t>
+      </w:r>
+      <w:r>
+        <w:rPr>
+          <w:i/>
+        </w:rPr>
+        <w:t xml:space="preserve">Factures</w:t>
+      </w:r>
+      <w:r>
+        <w:t xml:space="preserve"> (numéro, nom ou téléphone).</w:t>
       </w:r>
     </w:p>
     <w:p>

--- a/nova-pharma-os/docs/word/GUIDE_DEMARRAGE.docx
+++ b/nova-pharma-os/docs/word/GUIDE_DEMARRAGE.docx
@@ -1658,7 +1658,25 @@
         <w:t xml:space="preserve">Délivré sur ordonnance</w:t>
       </w:r>
       <w:r>
-        <w:t xml:space="preserve"> quand c'est le cas. (La modification et la suppression d'un produit depuis cet écran ne sont pas encore disponibles.)</w:t>
+        <w:t xml:space="preserve"> quand c'est le cas. Pour corriger un produit plus tard (son prix surtout), ouvrez sa fiche (cliquez sur son nom) : </w:t>
+      </w:r>
+      <w:r>
+        <w:rPr>
+          <w:b/>
+        </w:rPr>
+        <w:t xml:space="preserve">Modifier le produit</w:t>
+      </w:r>
+      <w:r>
+        <w:t xml:space="preserve"> change le nom, le dosage, les prix, le seuil de réapprovisionnement, l'alerte de péremption ; </w:t>
+      </w:r>
+      <w:r>
+        <w:rPr>
+          <w:b/>
+        </w:rPr>
+        <w:t xml:space="preserve">Archiver le produit</w:t>
+      </w:r>
+      <w:r>
+        <w:t xml:space="preserve"> le retire de la caisse et du catalogue sans effacer son historique.</w:t>
       </w:r>
     </w:p>
     <w:p>
@@ -4734,6 +4752,118 @@
         </w:pBdr>
         <w:spacing w:before="200" w:after="200"/>
       </w:pPr>
+    </w:p>
+    <w:p>
+      <w:pPr>
+        <w:pStyle w:val="Titre2"/>
+      </w:pPr>
+      <w:r>
+        <w:t xml:space="preserve">Vos clients, leurs crédits et leurs règlements</w:t>
+      </w:r>
+    </w:p>
+    <w:p>
+      <w:r>
+        <w:t xml:space="preserve">Menu </w:t>
+      </w:r>
+      <w:r>
+        <w:rPr>
+          <w:i/>
+        </w:rPr>
+        <w:t xml:space="preserve">Clients</w:t>
+      </w:r>
+      <w:r>
+        <w:t xml:space="preserve"> → </w:t>
+      </w:r>
+      <w:r>
+        <w:rPr>
+          <w:b/>
+        </w:rPr>
+        <w:t xml:space="preserve">Ajouter un client</w:t>
+      </w:r>
+      <w:r>
+        <w:t xml:space="preserve"> : un particulier, ou un client professionnel (clinique, ONG, autre pharmacie) avec son plafond et son délai de crédit. Une vente « Crédit client » inscrit la somme à son encours et produit une facture « à régler ». Quand le client paie, ouvrez cette facture (</w:t>
+      </w:r>
+      <w:r>
+        <w:rPr>
+          <w:i/>
+        </w:rPr>
+        <w:t xml:space="preserve">Factures</w:t>
+      </w:r>
+      <w:r>
+        <w:t xml:space="preserve">, ou le lien </w:t>
+      </w:r>
+      <w:r>
+        <w:rPr>
+          <w:b/>
+        </w:rPr>
+        <w:t xml:space="preserve">Factures</w:t>
+      </w:r>
+      <w:r>
+        <w:t xml:space="preserve"> sous son nom) : </w:t>
+      </w:r>
+      <w:r>
+        <w:rPr>
+          <w:b/>
+        </w:rPr>
+        <w:t xml:space="preserve">Encaisser un règlement</w:t>
+      </w:r>
+      <w:r>
+        <w:t xml:space="preserve">, montant et moyen (espèces, Mobile Money…). La facture passe « partiellement réglée » puis « réglée », et l'encours du client baisse d'autant. La balance âgée en haut de </w:t>
+      </w:r>
+      <w:r>
+        <w:rPr>
+          <w:i/>
+        </w:rPr>
+        <w:t xml:space="preserve">Clients</w:t>
+      </w:r>
+      <w:r>
+        <w:t xml:space="preserve"> montre depuis combien de temps chaque somme est due.</w:t>
+      </w:r>
+    </w:p>
+    <w:p>
+      <w:pPr>
+        <w:pStyle w:val="Titre2"/>
+      </w:pPr>
+      <w:r>
+        <w:t xml:space="preserve">Écrire au support</w:t>
+      </w:r>
+    </w:p>
+    <w:p>
+      <w:r>
+        <w:t xml:space="preserve">Menu </w:t>
+      </w:r>
+      <w:r>
+        <w:rPr>
+          <w:i/>
+        </w:rPr>
+        <w:t xml:space="preserve">Support</w:t>
+      </w:r>
+      <w:r>
+        <w:t xml:space="preserve"> → </w:t>
+      </w:r>
+      <w:r>
+        <w:rPr>
+          <w:b/>
+        </w:rPr>
+        <w:t xml:space="preserve">Écrire au support NOVA PHARMA OS</w:t>
+      </w:r>
+      <w:r>
+        <w:t xml:space="preserve"> : l'objet, la nature (question, panne, idée…) et ce qui s'est passé. Cochez </w:t>
+      </w:r>
+      <w:r>
+        <w:rPr>
+          <w:i/>
+        </w:rPr>
+        <w:t xml:space="preserve">Urgent</w:t>
+      </w:r>
+      <w:r>
+        <w:t xml:space="preserve"> si la vente est bloquée. Le ticket reçoit une référence ; ouvrez-le pour lire les réponses de l'équipe et répondre à votre tour.</w:t>
+      </w:r>
+    </w:p>
+    <w:p>
+      <w:r>
+        <w:t xml:space="preserve">Chaque personne ne voit dans le menu que ce que son rôle lui permet : le vendeur, par exemple, a la caisse, le stock, le catalogue, les factures et les clients. Une page ouverte sans le droit nécessaire affiche « Accès réservé ».</w:t>
+      </w:r>
     </w:p>
     <w:p>
       <w:pPr>

--- a/nova-pharma-os/docs/word/GUIDE_DEMARRAGE.docx
+++ b/nova-pharma-os/docs/word/GUIDE_DEMARRAGE.docx
@@ -2750,6 +2750,354 @@
     </w:p>
     <w:p>
       <w:pPr>
+        <w:pStyle w:val="Titre2"/>
+      </w:pPr>
+      <w:r>
+        <w:t xml:space="preserve">Commander à un fournisseur et réceptionner la livraison</w:t>
+      </w:r>
+    </w:p>
+    <w:p>
+      <w:r>
+        <w:t xml:space="preserve">Menu </w:t>
+      </w:r>
+      <w:r>
+        <w:rPr>
+          <w:i/>
+        </w:rPr>
+        <w:t xml:space="preserve">Achats</w:t>
+      </w:r>
+      <w:r>
+        <w:t xml:space="preserve">. Pour un achat payé et livré sur-le-champ, </w:t>
+      </w:r>
+      <w:r>
+        <w:rPr>
+          <w:i/>
+        </w:rPr>
+        <w:t xml:space="preserve">Stock et lots</w:t>
+      </w:r>
+      <w:r>
+        <w:t xml:space="preserve"> → </w:t>
+      </w:r>
+      <w:r>
+        <w:rPr>
+          <w:i/>
+        </w:rPr>
+        <w:t xml:space="preserve">Enregistrer un achat</w:t>
+      </w:r>
+      <w:r>
+        <w:t xml:space="preserve"> suffit ; la commande sert quand la marchandise arrive plus tard, ou en plusieurs fois.</w:t>
+      </w:r>
+    </w:p>
+    <w:p>
+      <w:r>
+        <w:rPr>
+          <w:b/>
+        </w:rPr>
+        <w:t xml:space="preserve">1. Partez des suggestions.</w:t>
+      </w:r>
+      <w:r>
+        <w:t xml:space="preserve"> En haut de la page, les produits qui vont manquer sont groupés par fournisseur : </w:t>
+      </w:r>
+      <w:r>
+        <w:rPr>
+          <w:b/>
+        </w:rPr>
+        <w:t xml:space="preserve">Commander chez …</w:t>
+      </w:r>
+      <w:r>
+        <w:t xml:space="preserve"> ouvre une commande déjà remplie, avec les quantités proposées. Sinon, </w:t>
+      </w:r>
+      <w:r>
+        <w:rPr>
+          <w:b/>
+        </w:rPr>
+        <w:t xml:space="preserve">Nouvelle commande fournisseur</w:t>
+      </w:r>
+      <w:r>
+        <w:t xml:space="preserve"> part d'une page blanche.</w:t>
+      </w:r>
+    </w:p>
+    <w:p>
+      <w:r>
+        <w:rPr>
+          <w:b/>
+        </w:rPr>
+        <w:t xml:space="preserve">2. Vérifiez la commande.</w:t>
+      </w:r>
+      <w:r>
+        <w:t xml:space="preserve"> Choisissez le fournisseur, puis chaque produit et sa quantité. Le prix unitaire est repris de </w:t>
+      </w:r>
+      <w:r>
+        <w:rPr>
+          <w:b/>
+        </w:rPr>
+        <w:t xml:space="preserve">son catalogue</w:t>
+      </w:r>
+      <w:r>
+        <w:t xml:space="preserve"> quand il y figure, sinon du prix d'achat habituel du produit ; il reste modifiable. </w:t>
+      </w:r>
+      <w:r>
+        <w:rPr>
+          <w:i/>
+        </w:rPr>
+        <w:t xml:space="preserve">Créer la commande</w:t>
+      </w:r>
+      <w:r>
+        <w:t xml:space="preserve"> l'enregistre en </w:t>
+      </w:r>
+      <w:r>
+        <w:rPr>
+          <w:b/>
+        </w:rPr>
+        <w:t xml:space="preserve">brouillon</w:t>
+      </w:r>
+      <w:r>
+        <w:t xml:space="preserve">.</w:t>
+      </w:r>
+    </w:p>
+    <w:p>
+      <w:r>
+        <w:rPr>
+          <w:b/>
+        </w:rPr>
+        <w:t xml:space="preserve">3. Transmettez-la.</w:t>
+      </w:r>
+      <w:r>
+        <w:t xml:space="preserve"> Envoyez-la au fournisseur comme d'habitude (téléphone, WhatsApp, réquisition PDF), puis </w:t>
+      </w:r>
+      <w:r>
+        <w:rPr>
+          <w:b/>
+        </w:rPr>
+        <w:t xml:space="preserve">Marquer comme transmise au fournisseur</w:t>
+      </w:r>
+      <w:r>
+        <w:t xml:space="preserve">.</w:t>
+      </w:r>
+    </w:p>
+    <w:p>
+      <w:r>
+        <w:rPr>
+          <w:b/>
+        </w:rPr>
+        <w:t xml:space="preserve">4. Réceptionnez.</w:t>
+      </w:r>
+      <w:r>
+        <w:t xml:space="preserve"> À la livraison, ouvrez la commande : chaque produit propose la quantité qui reste à recevoir. Corrigez-la si le fournisseur livre moins, saisissez le </w:t>
+      </w:r>
+      <w:r>
+        <w:rPr>
+          <w:b/>
+        </w:rPr>
+        <w:t xml:space="preserve">lot</w:t>
+      </w:r>
+      <w:r>
+        <w:t xml:space="preserve"> et la </w:t>
+      </w:r>
+      <w:r>
+        <w:rPr>
+          <w:b/>
+        </w:rPr>
+        <w:t xml:space="preserve">date de péremption</w:t>
+      </w:r>
+      <w:r>
+        <w:t xml:space="preserve"> (obligatoires pour un médicament qui périme) et, si vous l'avez, le numéro de sa facture. </w:t>
+      </w:r>
+      <w:r>
+        <w:rPr>
+          <w:b/>
+        </w:rPr>
+        <w:t xml:space="preserve">Enregistrer la réception</w:t>
+      </w:r>
+      <w:r>
+        <w:t xml:space="preserve"> fait entrer la marchandise en stock aussitôt. La commande passe « reçue en partie » — le reste reste proposé pour la livraison suivante — puis « reçue ». La liste des réceptions garde chaque livraison.</w:t>
+      </w:r>
+    </w:p>
+    <w:p>
+      <w:pPr>
+        <w:pStyle w:val="Titre2"/>
+      </w:pPr>
+      <w:r>
+        <w:t xml:space="preserve">Vendre aux professionnels : commandes et devis</w:t>
+      </w:r>
+    </w:p>
+    <w:p>
+      <w:r>
+        <w:t xml:space="preserve">Menu </w:t>
+      </w:r>
+      <w:r>
+        <w:rPr>
+          <w:i/>
+        </w:rPr>
+        <w:t xml:space="preserve">Commandes B2B</w:t>
+      </w:r>
+      <w:r>
+        <w:t xml:space="preserve">, pour les cliniques, ONG et autres pharmacies enregistrées comme </w:t>
+      </w:r>
+      <w:r>
+        <w:rPr>
+          <w:b/>
+        </w:rPr>
+        <w:t xml:space="preserve">clients professionnels</w:t>
+      </w:r>
+      <w:r>
+        <w:t xml:space="preserve"> (</w:t>
+      </w:r>
+      <w:r>
+        <w:rPr>
+          <w:i/>
+        </w:rPr>
+        <w:t xml:space="preserve">Clients</w:t>
+      </w:r>
+      <w:r>
+        <w:t xml:space="preserve"> → </w:t>
+      </w:r>
+      <w:r>
+        <w:rPr>
+          <w:i/>
+        </w:rPr>
+        <w:t xml:space="preserve">Ajouter un client</w:t>
+      </w:r>
+      <w:r>
+        <w:t xml:space="preserve"> → professionnel).</w:t>
+      </w:r>
+    </w:p>
+    <w:p>
+      <w:r>
+        <w:rPr>
+          <w:b/>
+        </w:rPr>
+        <w:t xml:space="preserve">1. Établissez un devis ou une commande.</w:t>
+      </w:r>
+      <w:r>
+        <w:t xml:space="preserve"> </w:t>
+      </w:r>
+      <w:r>
+        <w:rPr>
+          <w:b/>
+        </w:rPr>
+        <w:t xml:space="preserve">Nouvelle commande ou devis</w:t>
+      </w:r>
+      <w:r>
+        <w:t xml:space="preserve"> : choisissez le document, le client, puis les produits. Le prix proposé est le </w:t>
+      </w:r>
+      <w:r>
+        <w:rPr>
+          <w:b/>
+        </w:rPr>
+        <w:t xml:space="preserve">prix de gros</w:t>
+      </w:r>
+      <w:r>
+        <w:t xml:space="preserve"> du produit (à défaut son prix de vente), avec une remise en % par ligne si vous le souhaitez. Une commande se règle </w:t>
+      </w:r>
+      <w:r>
+        <w:rPr>
+          <w:b/>
+        </w:rPr>
+        <w:t xml:space="preserve">comptant à la livraison</w:t>
+      </w:r>
+      <w:r>
+        <w:t xml:space="preserve"> ou </w:t>
+      </w:r>
+      <w:r>
+        <w:rPr>
+          <w:b/>
+        </w:rPr>
+        <w:t xml:space="preserve">à crédit</w:t>
+      </w:r>
+      <w:r>
+        <w:t xml:space="preserve">, dans la limite du plafond du client. Un médicament sur ordonnance peut être livré à un professionnel sans ordonnance de patient ; au comptoir, l'ordonnance reste exigée.</w:t>
+      </w:r>
+    </w:p>
+    <w:p>
+      <w:r>
+        <w:rPr>
+          <w:b/>
+        </w:rPr>
+        <w:t xml:space="preserve">2. Faites-la avancer.</w:t>
+      </w:r>
+      <w:r>
+        <w:t xml:space="preserve"> Sur la page de la commande : </w:t>
+      </w:r>
+      <w:r>
+        <w:rPr>
+          <w:i/>
+        </w:rPr>
+        <w:t xml:space="preserve">Confirmer</w:t>
+      </w:r>
+      <w:r>
+        <w:t xml:space="preserve">, </w:t>
+      </w:r>
+      <w:r>
+        <w:rPr>
+          <w:i/>
+        </w:rPr>
+        <w:t xml:space="preserve">Mettre en préparation</w:t>
+      </w:r>
+      <w:r>
+        <w:t xml:space="preserve">, </w:t>
+      </w:r>
+      <w:r>
+        <w:rPr>
+          <w:i/>
+        </w:rPr>
+        <w:t xml:space="preserve">Marquer prête</w:t>
+      </w:r>
+      <w:r>
+        <w:t xml:space="preserve"> — ou </w:t>
+      </w:r>
+      <w:r>
+        <w:rPr>
+          <w:i/>
+        </w:rPr>
+        <w:t xml:space="preserve">Annuler</w:t>
+      </w:r>
+      <w:r>
+        <w:t xml:space="preserve">.</w:t>
+      </w:r>
+    </w:p>
+    <w:p>
+      <w:r>
+        <w:rPr>
+          <w:b/>
+        </w:rPr>
+        <w:t xml:space="preserve">3. Livrez et facturez.</w:t>
+      </w:r>
+      <w:r>
+        <w:t xml:space="preserve"> </w:t>
+      </w:r>
+      <w:r>
+        <w:rPr>
+          <w:b/>
+        </w:rPr>
+        <w:t xml:space="preserve">Livrer et facturer</w:t>
+      </w:r>
+      <w:r>
+        <w:t xml:space="preserve"> sort les produits du stock (lots qui périment le plus tôt d'abord) et établit la facture. Au comptant, choisissez le moyen de règlement (espèces, Mobile Money avec sa référence, virement) : la facture est « réglée ». À crédit, la somme s'ajoute à l'encours du client et la facture reste « à régler » jusqu'à son paiement (voir plus bas). La facture s'imprime et se partage comme celle d'un client du comptoir.</w:t>
+      </w:r>
+    </w:p>
+    <w:p>
+      <w:r>
+        <w:rPr>
+          <w:b/>
+        </w:rPr>
+        <w:t xml:space="preserve">4. Un devis accepté devient une commande</w:t>
+      </w:r>
+      <w:r>
+        <w:t xml:space="preserve"> d'un clic : </w:t>
+      </w:r>
+      <w:r>
+        <w:rPr>
+          <w:b/>
+        </w:rPr>
+        <w:t xml:space="preserve">Transformer en commande</w:t>
+      </w:r>
+      <w:r>
+        <w:t xml:space="preserve">, sans rien ressaisir.</w:t>
+      </w:r>
+    </w:p>
+    <w:p>
+      <w:pPr>
         <w:pBdr>
           <w:bottom w:val="single" w:sz="6" w:space="6" w:color="CFE0DA"/>
         </w:pBdr>
@@ -5452,6 +5800,96 @@
       </w:r>
       <w:r>
         <w:t xml:space="preserve"> la deuxième est refusée, avec le numéro de l'encaissement déjà enregistré. C'est ce qui protège votre caisse.</w:t>
+      </w:r>
+    </w:p>
+    <w:p>
+      <w:pPr>
+        <w:pStyle w:val="Liste"/>
+        <w:numPr>
+          <w:ilvl w:val="0"/>
+          <w:numId w:val="2"/>
+        </w:numPr>
+      </w:pPr>
+      <w:r>
+        <w:rPr>
+          <w:b/>
+        </w:rPr>
+        <w:t xml:space="preserve">Commander et réceptionner</w:t>
+      </w:r>
+      <w:r>
+        <w:t xml:space="preserve"> — Menu </w:t>
+      </w:r>
+      <w:r>
+        <w:rPr>
+          <w:i/>
+        </w:rPr>
+        <w:t xml:space="preserve">Achats</w:t>
+      </w:r>
+      <w:r>
+        <w:t xml:space="preserve">, </w:t>
+      </w:r>
+      <w:r>
+        <w:rPr>
+          <w:i/>
+        </w:rPr>
+        <w:t xml:space="preserve">Commander chez …</w:t>
+      </w:r>
+      <w:r>
+        <w:t xml:space="preserve"> sous les suggestions, créez la commande, transmettez-la, puis réceptionnez la moitié des quantités. → </w:t>
+      </w:r>
+      <w:r>
+        <w:rPr>
+          <w:i/>
+        </w:rPr>
+        <w:t xml:space="preserve">Observez :</w:t>
+      </w:r>
+      <w:r>
+        <w:t xml:space="preserve"> le stock augmente aussitôt ; le reste attend la livraison suivante, et la commande est « reçue en partie ».</w:t>
+      </w:r>
+    </w:p>
+    <w:p>
+      <w:pPr>
+        <w:pStyle w:val="Liste"/>
+        <w:numPr>
+          <w:ilvl w:val="0"/>
+          <w:numId w:val="2"/>
+        </w:numPr>
+      </w:pPr>
+      <w:r>
+        <w:rPr>
+          <w:b/>
+        </w:rPr>
+        <w:t xml:space="preserve">Livrer une clinique</w:t>
+      </w:r>
+      <w:r>
+        <w:t xml:space="preserve"> — Menu </w:t>
+      </w:r>
+      <w:r>
+        <w:rPr>
+          <w:i/>
+        </w:rPr>
+        <w:t xml:space="preserve">Commandes B2B</w:t>
+      </w:r>
+      <w:r>
+        <w:t xml:space="preserve">, une commande pour « Clinique du Lac », confirmez-la, puis </w:t>
+      </w:r>
+      <w:r>
+        <w:rPr>
+          <w:i/>
+        </w:rPr>
+        <w:t xml:space="preserve">Livrer et facturer</w:t>
+      </w:r>
+      <w:r>
+        <w:t xml:space="preserve">. → </w:t>
+      </w:r>
+      <w:r>
+        <w:rPr>
+          <w:i/>
+        </w:rPr>
+        <w:t xml:space="preserve">Observez :</w:t>
+      </w:r>
+      <w:r>
+        <w:t xml:space="preserve"> la facture est établie et le stock a baissé.</w:t>
       </w:r>
     </w:p>
     <w:p>

--- a/nova-pharma-os/docs/word/GUIDE_DEMARRAGE.docx
+++ b/nova-pharma-os/docs/word/GUIDE_DEMARRAGE.docx
@@ -5021,6 +5021,104 @@
         <w:pStyle w:val="Titre2"/>
       </w:pPr>
       <w:r>
+        <w:t xml:space="preserve">Encaisser en dollars et en francs</w:t>
+      </w:r>
+    </w:p>
+    <w:p>
+      <w:r>
+        <w:t xml:space="preserve">Menu </w:t>
+      </w:r>
+      <w:r>
+        <w:rPr>
+          <w:i/>
+        </w:rPr>
+        <w:t xml:space="preserve">Caisse</w:t>
+      </w:r>
+      <w:r>
+        <w:t xml:space="preserve">.</w:t>
+      </w:r>
+    </w:p>
+    <w:p>
+      <w:r>
+        <w:rPr>
+          <w:b/>
+        </w:rPr>
+        <w:t xml:space="preserve">1. Fixez le taux du jour</w:t>
+      </w:r>
+      <w:r>
+        <w:t xml:space="preserve">, chaque matin : </w:t>
+      </w:r>
+      <w:r>
+        <w:rPr>
+          <w:i/>
+        </w:rPr>
+        <w:t xml:space="preserve">Taux du jour</w:t>
+      </w:r>
+      <w:r>
+        <w:t xml:space="preserve"> → </w:t>
+      </w:r>
+      <w:r>
+        <w:rPr>
+          <w:b/>
+        </w:rPr>
+        <w:t xml:space="preserve">Changer le taux</w:t>
+      </w:r>
+      <w:r>
+        <w:t xml:space="preserve"> → « 1 USD = 2 850 », puis la plus petite coupure que vous rendez (50 ou 100 FC). Le taux est gardé avec son heure et la personne qui l'a fixé ; un taux qui n'a pas été revu aujourd'hui est signalé en jaune. Sans taux, la caisse n'encaisse que dans la devise de la pharmacie.</w:t>
+      </w:r>
+    </w:p>
+    <w:p>
+      <w:r>
+        <w:rPr>
+          <w:b/>
+        </w:rPr>
+        <w:t xml:space="preserve">2. Ouvrez la caisse avec un fonds dans chaque devise</w:t>
+      </w:r>
+      <w:r>
+        <w:t xml:space="preserve"> : par exemple 20 $ et 50 000 FC.</w:t>
+      </w:r>
+    </w:p>
+    <w:p>
+      <w:r>
+        <w:rPr>
+          <w:b/>
+        </w:rPr>
+        <w:t xml:space="preserve">3. Encaissez.</w:t>
+      </w:r>
+      <w:r>
+        <w:t xml:space="preserve"> Sous le total, l'équivalent en francs s'affiche (« soit 12 850 FC »). En espèces, saisissez ce que le client donne dans chaque devise — tout en francs, tout en dollars, ou un peu des deux. L'écran dit ce qui manque, ou ce qu'il faut rendre, et vous choisissez de rendre la monnaie en francs ou en dollars ; elle est arrondie à votre coupure. Un paiement Mobile Money, carte ou virement peut aussi être fait en francs : choisissez </w:t>
+      </w:r>
+      <w:r>
+        <w:rPr>
+          <w:i/>
+        </w:rPr>
+        <w:t xml:space="preserve">Payé en : Francs</w:t>
+      </w:r>
+      <w:r>
+        <w:t xml:space="preserve">.</w:t>
+      </w:r>
+    </w:p>
+    <w:p>
+      <w:r>
+        <w:rPr>
+          <w:b/>
+        </w:rPr>
+        <w:t xml:space="preserve">4. Fermez la caisse en comptant chaque devise.</w:t>
+      </w:r>
+      <w:r>
+        <w:t xml:space="preserve"> L'écart est calculé séparément pour les dollars et pour les francs : on ne compte jamais des francs comme des dollars. Une vente annulée rend les espèces de chaque devise, monnaie déduite.</w:t>
+      </w:r>
+    </w:p>
+    <w:p>
+      <w:r>
+        <w:t xml:space="preserve">Les montants de la vente, de la facture et des rapports restent dans la devise de la pharmacie ; la page d'une vente montre ce qui a été remis en francs et à quel taux.</w:t>
+      </w:r>
+    </w:p>
+    <w:p>
+      <w:pPr>
+        <w:pStyle w:val="Titre2"/>
+      </w:pPr>
+      <w:r>
         <w:t xml:space="preserve">Encaisser par Mobile Money</w:t>
       </w:r>
     </w:p>
@@ -5626,7 +5724,7 @@
         <w:t xml:space="preserve">Observez :</w:t>
       </w:r>
       <w:r>
-        <w:t xml:space="preserve"> l'écart est calculé et conservé.</w:t>
+        <w:t xml:space="preserve"> l'écart est calculé et conservé. Avec un taux du jour fixé, encaissez une vente en francs et rendez la monnaie en francs : la caisse attend et compte chaque devise à part.</w:t>
       </w:r>
     </w:p>
     <w:p>

--- a/nova-pharma-os/docs/word/GUIDE_DEMARRAGE.docx
+++ b/nova-pharma-os/docs/word/GUIDE_DEMARRAGE.docx
@@ -5119,6 +5119,140 @@
         <w:pStyle w:val="Titre2"/>
       </w:pPr>
       <w:r>
+        <w:t xml:space="preserve">Tiers payant : assurances, mutuelles et conventions</w:t>
+      </w:r>
+    </w:p>
+    <w:p>
+      <w:r>
+        <w:t xml:space="preserve">Menu </w:t>
+      </w:r>
+      <w:r>
+        <w:rPr>
+          <w:i/>
+        </w:rPr>
+        <w:t xml:space="preserve">Tiers payant</w:t>
+      </w:r>
+      <w:r>
+        <w:t xml:space="preserve">.</w:t>
+      </w:r>
+    </w:p>
+    <w:p>
+      <w:r>
+        <w:rPr>
+          <w:b/>
+        </w:rPr>
+        <w:t xml:space="preserve">1. Enregistrez chaque organisme</w:t>
+      </w:r>
+      <w:r>
+        <w:t xml:space="preserve"> qui prend en charge une partie des médicaments de ses membres : mutuelle de santé, assurance, entreprise sous convention, ONG. Indiquez la part qu'il paie (80 % par exemple), un éventuel plafond par vente, et son délai de règlement.</w:t>
+      </w:r>
+    </w:p>
+    <w:p>
+      <w:r>
+        <w:rPr>
+          <w:b/>
+        </w:rPr>
+        <w:t xml:space="preserve">2. Ajoutez ses bénéficiaires</w:t>
+      </w:r>
+      <w:r>
+        <w:t xml:space="preserve"> sur la fiche de l'organisme : numéro de carte ou matricule, nom, l'adhérent principal pour un conjoint ou un enfant, la date de validité de la carte et, s'il y en a un, le plafond annuel. Un bénéficiaire peut avoir un taux différent de celui de l'organisme.</w:t>
+      </w:r>
+    </w:p>
+    <w:p>
+      <w:r>
+        <w:rPr>
+          <w:b/>
+        </w:rPr>
+        <w:t xml:space="preserve">3. À la caisse</w:t>
+      </w:r>
+      <w:r>
+        <w:t xml:space="preserve">, cochez </w:t>
+      </w:r>
+      <w:r>
+        <w:rPr>
+          <w:b/>
+        </w:rPr>
+        <w:t xml:space="preserve">Tiers payant</w:t>
+      </w:r>
+      <w:r>
+        <w:t xml:space="preserve">, tapez le nom ou le numéro de carte et choisissez le bénéficiaire. L'écran montre aussitôt la part de l'organisme et celle du patient ; le patient ne paie que sa part, en dollars ou en francs. NOVA vérifie la carte (active, non expirée) et les plafonds : quand un plafond est atteint, la part de l'organisme est réduite et l'écran dit pourquoi. Notez le numéro du bon de prise en charge s'il y en a un.</w:t>
+      </w:r>
+    </w:p>
+    <w:p>
+      <w:r>
+        <w:rPr>
+          <w:b/>
+        </w:rPr>
+        <w:t xml:space="preserve">4. Chaque mois</w:t>
+      </w:r>
+      <w:r>
+        <w:t xml:space="preserve">, sur la fiche de l'organisme, </w:t>
+      </w:r>
+      <w:r>
+        <w:rPr>
+          <w:i/>
+        </w:rPr>
+        <w:t xml:space="preserve">Ventes à présenter</w:t>
+      </w:r>
+      <w:r>
+        <w:t xml:space="preserve"> → </w:t>
+      </w:r>
+      <w:r>
+        <w:rPr>
+          <w:b/>
+        </w:rPr>
+        <w:t xml:space="preserve">Établir le relevé</w:t>
+      </w:r>
+      <w:r>
+        <w:t xml:space="preserve"> (le mois précédent est proposé). Le relevé liste chaque vente : date, bénéficiaire, carte, bon, montant, part du patient, part de l'organisme. </w:t>
+      </w:r>
+      <w:r>
+        <w:rPr>
+          <w:b/>
+        </w:rPr>
+        <w:t xml:space="preserve">Ouvrir le PDF / imprimer</w:t>
+      </w:r>
+      <w:r>
+        <w:t xml:space="preserve"> pour le visa de l'organisme, ou </w:t>
+      </w:r>
+      <w:r>
+        <w:rPr>
+          <w:b/>
+        </w:rPr>
+        <w:t xml:space="preserve">Partager</w:t>
+      </w:r>
+      <w:r>
+        <w:t xml:space="preserve"> par WhatsApp ou e-mail. Marquez-le </w:t>
+      </w:r>
+      <w:r>
+        <w:rPr>
+          <w:b/>
+        </w:rPr>
+        <w:t xml:space="preserve">présenté</w:t>
+      </w:r>
+      <w:r>
+        <w:t xml:space="preserve">, puis enregistrez les règlements reçus jusqu'à ce qu'il soit </w:t>
+      </w:r>
+      <w:r>
+        <w:rPr>
+          <w:b/>
+        </w:rPr>
+        <w:t xml:space="preserve">réglé</w:t>
+      </w:r>
+      <w:r>
+        <w:t xml:space="preserve">.</w:t>
+      </w:r>
+    </w:p>
+    <w:p>
+      <w:r>
+        <w:t xml:space="preserve">Une vente annulée sort d'elle-même d'un relevé encore en brouillon. Une fois le relevé présenté, il faut d'abord l'annuler (tant qu'il n'est pas réglé).</w:t>
+      </w:r>
+    </w:p>
+    <w:p>
+      <w:pPr>
+        <w:pStyle w:val="Titre2"/>
+      </w:pPr>
+      <w:r>
         <w:t xml:space="preserve">Encaisser par Mobile Money</w:t>
       </w:r>
     </w:p>
@@ -5988,6 +6122,60 @@
       </w:r>
       <w:r>
         <w:t xml:space="preserve"> la facture est établie et le stock a baissé.</w:t>
+      </w:r>
+    </w:p>
+    <w:p>
+      <w:pPr>
+        <w:pStyle w:val="Liste"/>
+        <w:numPr>
+          <w:ilvl w:val="0"/>
+          <w:numId w:val="2"/>
+        </w:numPr>
+      </w:pPr>
+      <w:r>
+        <w:rPr>
+          <w:b/>
+        </w:rPr>
+        <w:t xml:space="preserve">Servir un membre de mutuelle</w:t>
+      </w:r>
+      <w:r>
+        <w:t xml:space="preserve"> — Menu </w:t>
+      </w:r>
+      <w:r>
+        <w:rPr>
+          <w:i/>
+        </w:rPr>
+        <w:t xml:space="preserve">Tiers payant</w:t>
+      </w:r>
+      <w:r>
+        <w:t xml:space="preserve">, ajoutez une mutuelle et un bénéficiaire, puis à la </w:t>
+      </w:r>
+      <w:r>
+        <w:rPr>
+          <w:i/>
+        </w:rPr>
+        <w:t xml:space="preserve">Caisse</w:t>
+      </w:r>
+      <w:r>
+        <w:t xml:space="preserve"> cochez </w:t>
+      </w:r>
+      <w:r>
+        <w:rPr>
+          <w:i/>
+        </w:rPr>
+        <w:t xml:space="preserve">Tiers payant</w:t>
+      </w:r>
+      <w:r>
+        <w:t xml:space="preserve">. → </w:t>
+      </w:r>
+      <w:r>
+        <w:rPr>
+          <w:i/>
+        </w:rPr>
+        <w:t xml:space="preserve">Observez :</w:t>
+      </w:r>
+      <w:r>
+        <w:t xml:space="preserve"> le patient ne paie que sa part ; le relevé du mois liste la vente pour la mutuelle.</w:t>
       </w:r>
     </w:p>
     <w:p>

--- a/nova-pharma-os/docs/word/GUIDE_DEMARRAGE.docx
+++ b/nova-pharma-os/docs/word/GUIDE_DEMARRAGE.docx
@@ -5112,6 +5112,73 @@
     <w:p>
       <w:r>
         <w:t xml:space="preserve">Les montants de la vente, de la facture et des rapports restent dans la devise de la pharmacie ; la page d'une vente montre ce qui a été remis en francs et à quel taux.</w:t>
+      </w:r>
+    </w:p>
+    <w:p>
+      <w:pPr>
+        <w:pStyle w:val="Titre2"/>
+      </w:pPr>
+      <w:r>
+        <w:t xml:space="preserve">Vendre pendant une coupure d'Internet</w:t>
+      </w:r>
+    </w:p>
+    <w:p>
+      <w:r>
+        <w:t xml:space="preserve">Laissez la page </w:t>
+      </w:r>
+      <w:r>
+        <w:rPr>
+          <w:i/>
+        </w:rPr>
+        <w:t xml:space="preserve">Caisse</w:t>
+      </w:r>
+      <w:r>
+        <w:t xml:space="preserve"> ouverte : elle garde sur l'ordinateur le catalogue, les prix et le stock vendable, et se met à jour toute seule tant qu'il y a du réseau.</w:t>
+      </w:r>
+    </w:p>
+    <w:p>
+      <w:r>
+        <w:rPr>
+          <w:b/>
+        </w:rPr>
+        <w:t xml:space="preserve">Pendant la coupure</w:t>
+      </w:r>
+      <w:r>
+        <w:t xml:space="preserve">, un bandeau « Hors connexion » s'affiche. Continuez de vendre comme d'habitude : la recherche, le ticket, les espèces en dollars ou en francs, le Mobile Money (avec sa référence) et la carte fonctionnent. Chaque vente est gardée sur l'ordinateur avec un numéro provisoire (HL-…). La caisse ne vend que les lots qui ne seront pas périmés, et retire elle-même du stock ce qu'elle vient de vendre. Le crédit client et le tiers payant attendent le retour du réseau. Même si vous rechargez la page, la caisse reste disponible.</w:t>
+      </w:r>
+    </w:p>
+    <w:p>
+      <w:r>
+        <w:rPr>
+          <w:b/>
+        </w:rPr>
+        <w:t xml:space="preserve">Au retour du réseau</w:t>
+      </w:r>
+      <w:r>
+        <w:t xml:space="preserve">, les ventes partent toutes seules, à leur heure réelle, sans jamais être comptées deux fois. Si l'une ne peut pas être enregistrée — par exemple parce que le dernier flacon a été vendu par un autre poste pendant la coupure — elle reste affichée « à régulariser » : corrigez le stock puis </w:t>
+      </w:r>
+      <w:r>
+        <w:rPr>
+          <w:b/>
+        </w:rPr>
+        <w:t xml:space="preserve">Réessayer</w:t>
+      </w:r>
+      <w:r>
+        <w:t xml:space="preserve">, ou </w:t>
+      </w:r>
+      <w:r>
+        <w:rPr>
+          <w:b/>
+        </w:rPr>
+        <w:t xml:space="preserve">Abandonner</w:t>
+      </w:r>
+      <w:r>
+        <w:t xml:space="preserve"> après l'avoir notée.</w:t>
+      </w:r>
+    </w:p>
+    <w:p>
+      <w:r>
+        <w:t xml:space="preserve">La caisse ne peut pas être clôturée tant que des ventes faites hors connexion n'ont pas été envoyées. Après 24 heures sans réseau, le stock gardé est trop ancien : la caisse refuse alors de vendre sans connexion.</w:t>
       </w:r>
     </w:p>
     <w:p>

--- a/nova-pharma-os/docs/word/GUIDE_DEMARRAGE.docx
+++ b/nova-pharma-os/docs/word/GUIDE_DEMARRAGE.docx
@@ -5112,6 +5112,166 @@
     <w:p>
       <w:r>
         <w:t xml:space="preserve">Les montants de la vente, de la facture et des rapports restent dans la devise de la pharmacie ; la page d'une vente montre ce qui a été remis en francs et à quel taux.</w:t>
+      </w:r>
+    </w:p>
+    <w:p>
+      <w:pPr>
+        <w:pStyle w:val="Titre2"/>
+      </w:pPr>
+      <w:r>
+        <w:t xml:space="preserve">Scanner les codes-barres et imprimer des étiquettes</w:t>
+      </w:r>
+    </w:p>
+    <w:p>
+      <w:r>
+        <w:rPr>
+          <w:b/>
+        </w:rPr>
+        <w:t xml:space="preserve">À la caisse</w:t>
+      </w:r>
+      <w:r>
+        <w:t xml:space="preserve">, appuyez sur </w:t>
+      </w:r>
+      <w:r>
+        <w:rPr>
+          <w:b/>
+        </w:rPr>
+        <w:t xml:space="preserve">Scanner</w:t>
+      </w:r>
+      <w:r>
+        <w:t xml:space="preserve"> à côté de la recherche : la caméra s'ouvre (celle de derrière sur un téléphone). Placez le code-barres de la boîte dans le cadre : un bip, et le produit est au ticket. Une douchette USB marche aussi : elle tape le code dans la recherche et le produit s'ajoute tout seul. Sur le téléphone du vendeur (</w:t>
+      </w:r>
+      <w:r>
+        <w:rPr>
+          <w:i/>
+        </w:rPr>
+        <w:t xml:space="preserve">/mobile</w:t>
+      </w:r>
+      <w:r>
+        <w:t xml:space="preserve">), le bouton 📷 fait la même chose.</w:t>
+      </w:r>
+    </w:p>
+    <w:p>
+      <w:r>
+        <w:rPr>
+          <w:b/>
+        </w:rPr>
+        <w:t xml:space="preserve">Sur la fiche d'un produit</w:t>
+      </w:r>
+      <w:r>
+        <w:t xml:space="preserve"> (</w:t>
+      </w:r>
+      <w:r>
+        <w:rPr>
+          <w:i/>
+        </w:rPr>
+        <w:t xml:space="preserve">Stock et lots</w:t>
+      </w:r>
+      <w:r>
+        <w:t xml:space="preserve"> → son nom), section </w:t>
+      </w:r>
+      <w:r>
+        <w:rPr>
+          <w:i/>
+        </w:rPr>
+        <w:t xml:space="preserve">Codes-barres</w:t>
+      </w:r>
+      <w:r>
+        <w:t xml:space="preserve"> : </w:t>
+      </w:r>
+      <w:r>
+        <w:rPr>
+          <w:b/>
+        </w:rPr>
+        <w:t xml:space="preserve">Scanner la boîte</w:t>
+      </w:r>
+      <w:r>
+        <w:t xml:space="preserve"> ou tapez le code. NOVA vérifie le dernier chiffre (une faute de frappe est refusée) et qu'aucun autre produit n'a déjà ce code. À la création d'un produit, le champ </w:t>
+      </w:r>
+      <w:r>
+        <w:rPr>
+          <w:i/>
+        </w:rPr>
+        <w:t xml:space="preserve">Code-barres de la boîte</w:t>
+      </w:r>
+      <w:r>
+        <w:t xml:space="preserve"> a aussi son bouton </w:t>
+      </w:r>
+      <w:r>
+        <w:rPr>
+          <w:b/>
+        </w:rPr>
+        <w:t xml:space="preserve">Scanner</w:t>
+      </w:r>
+      <w:r>
+        <w:t xml:space="preserve">.</w:t>
+      </w:r>
+    </w:p>
+    <w:p>
+      <w:r>
+        <w:rPr>
+          <w:b/>
+        </w:rPr>
+        <w:t xml:space="preserve">Une boîte sans code-barres ?</w:t>
+      </w:r>
+      <w:r>
+        <w:t xml:space="preserve"> Sur sa fiche, </w:t>
+      </w:r>
+      <w:r>
+        <w:rPr>
+          <w:b/>
+        </w:rPr>
+        <w:t xml:space="preserve">Créer un code interne</w:t>
+      </w:r>
+      <w:r>
+        <w:t xml:space="preserve"> : NOVA lui donne un code qui commence par 29, réservé aux magasins. Puis </w:t>
+      </w:r>
+      <w:r>
+        <w:rPr>
+          <w:b/>
+        </w:rPr>
+        <w:t xml:space="preserve">Imprimer des étiquettes</w:t>
+      </w:r>
+      <w:r>
+        <w:t xml:space="preserve">.</w:t>
+      </w:r>
+    </w:p>
+    <w:p>
+      <w:r>
+        <w:rPr>
+          <w:b/>
+        </w:rPr>
+        <w:t xml:space="preserve">Étiquettes</w:t>
+      </w:r>
+      <w:r>
+        <w:t xml:space="preserve"> (</w:t>
+      </w:r>
+      <w:r>
+        <w:rPr>
+          <w:i/>
+        </w:rPr>
+        <w:t xml:space="preserve">Catalogue</w:t>
+      </w:r>
+      <w:r>
+        <w:t xml:space="preserve"> → </w:t>
+      </w:r>
+      <w:r>
+        <w:rPr>
+          <w:b/>
+        </w:rPr>
+        <w:t xml:space="preserve">Imprimer des étiquettes</w:t>
+      </w:r>
+      <w:r>
+        <w:t xml:space="preserve">) : ajoutez les produits, le nombre d'étiquettes de chacun, choisissez le format — planche A4 autocollante de 24 ou 40 étiquettes, ou rouleau d'imprimante d'étiquettes 50 × 30 mm ou 40 × 25 mm — avec ou sans le prix, puis </w:t>
+      </w:r>
+      <w:r>
+        <w:rPr>
+          <w:b/>
+        </w:rPr>
+        <w:t xml:space="preserve">Imprimer</w:t>
+      </w:r>
+      <w:r>
+        <w:t xml:space="preserve">. Les produits encore sans code reçoivent leur code interne en un clic.</w:t>
       </w:r>
     </w:p>
     <w:p>

--- a/nova-pharma-os/docs/word/GUIDE_DEMARRAGE.docx
+++ b/nova-pharma-os/docs/word/GUIDE_DEMARRAGE.docx
@@ -3103,6 +3103,129 @@
         </w:pBdr>
         <w:spacing w:before="200" w:after="200"/>
       </w:pPr>
+    </w:p>
+    <w:p>
+      <w:pPr>
+        <w:pStyle w:val="Titre2"/>
+      </w:pPr>
+      <w:r>
+        <w:t xml:space="preserve">Suivre l'activité : les rapports</w:t>
+      </w:r>
+    </w:p>
+    <w:p>
+      <w:r>
+        <w:t xml:space="preserve">Menu </w:t>
+      </w:r>
+      <w:r>
+        <w:rPr>
+          <w:i/>
+        </w:rPr>
+        <w:t xml:space="preserve">Rapports</w:t>
+      </w:r>
+      <w:r>
+        <w:t xml:space="preserve">. Choisissez la période en haut (aujourd'hui, hier, 7 derniers jours, ce mois, le mois précédent, 90 jours, ou deux dates), puis l'onglet :</w:t>
+      </w:r>
+    </w:p>
+    <w:p>
+      <w:pPr>
+        <w:pStyle w:val="Liste"/>
+        <w:numPr>
+          <w:ilvl w:val="0"/>
+          <w:numId w:val="1"/>
+        </w:numPr>
+      </w:pPr>
+      <w:r>
+        <w:rPr>
+          <w:b/>
+        </w:rPr>
+        <w:t xml:space="preserve">Synthèse</w:t>
+      </w:r>
+      <w:r>
+        <w:t xml:space="preserve"> : chiffre d'affaires, marge (hors taxes), panier moyen, ce que paient les mutuelles et assurances, ventes annulées et pertes ; le chiffre d'affaires jour par jour (touchez une barre pour le détail) ; les encaissements par moyen et par devise (espèces en dollars, espèces en francs, Mobile Money…), à rapprocher de la caisse.</w:t>
+      </w:r>
+    </w:p>
+    <w:p>
+      <w:pPr>
+        <w:pStyle w:val="Liste"/>
+        <w:numPr>
+          <w:ilvl w:val="0"/>
+          <w:numId w:val="1"/>
+        </w:numPr>
+      </w:pPr>
+      <w:r>
+        <w:rPr>
+          <w:b/>
+        </w:rPr>
+        <w:t xml:space="preserve">Par produit, par catégorie, par vendeur, par client</w:t>
+      </w:r>
+      <w:r>
+        <w:t xml:space="preserve"> : ce qui se vend, ce qui rapporte ; une marge faible est signalée en rouge.</w:t>
+      </w:r>
+    </w:p>
+    <w:p>
+      <w:pPr>
+        <w:pStyle w:val="Liste"/>
+        <w:numPr>
+          <w:ilvl w:val="0"/>
+          <w:numId w:val="1"/>
+        </w:numPr>
+      </w:pPr>
+      <w:r>
+        <w:rPr>
+          <w:b/>
+        </w:rPr>
+        <w:t xml:space="preserve">Valeur du stock</w:t>
+      </w:r>
+      <w:r>
+        <w:t xml:space="preserve"> : ce que vaut votre stock au prix d'achat et au prix de vente, et ce qui périme sous 90 jours.</w:t>
+      </w:r>
+    </w:p>
+    <w:p>
+      <w:pPr>
+        <w:pStyle w:val="Liste"/>
+        <w:numPr>
+          <w:ilvl w:val="0"/>
+          <w:numId w:val="1"/>
+        </w:numPr>
+      </w:pPr>
+      <w:r>
+        <w:rPr>
+          <w:b/>
+        </w:rPr>
+        <w:t xml:space="preserve">Ne se vendent pas</w:t>
+      </w:r>
+      <w:r>
+        <w:t xml:space="preserve"> : les produits en stock qui n'ont pas eu une seule vente en 90 jours, et l'argent qu'ils immobilisent — à ne pas recommander.</w:t>
+      </w:r>
+    </w:p>
+    <w:p>
+      <w:pPr>
+        <w:pStyle w:val="Liste"/>
+        <w:numPr>
+          <w:ilvl w:val="0"/>
+          <w:numId w:val="1"/>
+        </w:numPr>
+      </w:pPr>
+      <w:r>
+        <w:rPr>
+          <w:b/>
+        </w:rPr>
+        <w:t xml:space="preserve">Péremptions et pertes</w:t>
+      </w:r>
+      <w:r>
+        <w:t xml:space="preserve"> : ce qui a été retiré pour péremption, ce qui est périmé et encore en rayon, ce qui périme dans 30 et 90 jours.</w:t>
+      </w:r>
+    </w:p>
+    <w:p>
+      <w:r>
+        <w:rPr>
+          <w:b/>
+        </w:rPr>
+        <w:t xml:space="preserve">Exporter en Excel</w:t>
+      </w:r>
+      <w:r>
+        <w:t xml:space="preserve"> télécharge tous ces rapports pour la période, une feuille par rapport, à garder ou à remettre à votre comptable.</w:t>
+      </w:r>
     </w:p>
     <w:p>
       <w:pPr>

--- a/nova-pharma-os/docs/word/GUIDE_DEMARRAGE.docx
+++ b/nova-pharma-os/docs/word/GUIDE_DEMARRAGE.docx
@@ -3906,6 +3906,127 @@
         </w:pBdr>
         <w:spacing w:before="200" w:after="200"/>
       </w:pPr>
+    </w:p>
+    <w:p>
+      <w:pPr>
+        <w:pStyle w:val="Titre2"/>
+      </w:pPr>
+      <w:r>
+        <w:t xml:space="preserve">Protéger votre compte : mot de passe et double authentification</w:t>
+      </w:r>
+    </w:p>
+    <w:p>
+      <w:r>
+        <w:t xml:space="preserve">En haut de chaque page, cliquez sur </w:t>
+      </w:r>
+      <w:r>
+        <w:rPr>
+          <w:b/>
+        </w:rPr>
+        <w:t xml:space="preserve">Mon compte</w:t>
+      </w:r>
+      <w:r>
+        <w:t xml:space="preserve">.</w:t>
+      </w:r>
+    </w:p>
+    <w:p>
+      <w:r>
+        <w:rPr>
+          <w:b/>
+        </w:rPr>
+        <w:t xml:space="preserve">Changer votre mot de passe</w:t>
+      </w:r>
+      <w:r>
+        <w:t xml:space="preserve"> : saisissez l'actuel, puis deux fois le nouveau (au moins 8 caractères, avec des lettres et un chiffre). Vous restez connecté ; tous vos autres appareils sont déconnectés. Faites-le dès la première connexion : les mots de passe de démonstration sont écrits dans ce guide.</w:t>
+      </w:r>
+    </w:p>
+    <w:p>
+      <w:r>
+        <w:rPr>
+          <w:b/>
+        </w:rPr>
+        <w:t xml:space="preserve">Activer la double authentification</w:t>
+      </w:r>
+      <w:r>
+        <w:t xml:space="preserve"> — fortement conseillé pour le gérant et pour le back-office :</w:t>
+      </w:r>
+    </w:p>
+    <w:p>
+      <w:pPr>
+        <w:pStyle w:val="Liste"/>
+        <w:numPr>
+          <w:ilvl w:val="0"/>
+          <w:numId w:val="2"/>
+        </w:numPr>
+      </w:pPr>
+      <w:r>
+        <w:t xml:space="preserve">Installez sur votre téléphone une application gratuite : Google Authenticator, Microsoft Authenticator ou 2FAS.</w:t>
+      </w:r>
+    </w:p>
+    <w:p>
+      <w:pPr>
+        <w:pStyle w:val="Liste"/>
+        <w:numPr>
+          <w:ilvl w:val="0"/>
+          <w:numId w:val="2"/>
+        </w:numPr>
+      </w:pPr>
+      <w:r>
+        <w:rPr>
+          <w:b/>
+        </w:rPr>
+        <w:t xml:space="preserve">Activer la double authentification</w:t>
+      </w:r>
+      <w:r>
+        <w:t xml:space="preserve"> : un QR code s'affiche. Dans l'application, ajoutez un compte et scannez-le.</w:t>
+      </w:r>
+    </w:p>
+    <w:p>
+      <w:pPr>
+        <w:pStyle w:val="Liste"/>
+        <w:numPr>
+          <w:ilvl w:val="0"/>
+          <w:numId w:val="2"/>
+        </w:numPr>
+      </w:pPr>
+      <w:r>
+        <w:t xml:space="preserve">Saisissez le code à 6 chiffres affiché par l'application, puis </w:t>
+      </w:r>
+      <w:r>
+        <w:rPr>
+          <w:b/>
+        </w:rPr>
+        <w:t xml:space="preserve">Activer</w:t>
+      </w:r>
+      <w:r>
+        <w:t xml:space="preserve">.</w:t>
+      </w:r>
+    </w:p>
+    <w:p>
+      <w:pPr>
+        <w:pStyle w:val="Liste"/>
+        <w:numPr>
+          <w:ilvl w:val="0"/>
+          <w:numId w:val="2"/>
+        </w:numPr>
+      </w:pPr>
+      <w:r>
+        <w:t xml:space="preserve">Notez les </w:t>
+      </w:r>
+      <w:r>
+        <w:rPr>
+          <w:b/>
+        </w:rPr>
+        <w:t xml:space="preserve">8 codes de secours</w:t>
+      </w:r>
+      <w:r>
+        <w:t xml:space="preserve"> (ou imprimez-les) et rangez-les à part : chacun ouvre votre compte une fois si vous perdez votre téléphone.</w:t>
+      </w:r>
+    </w:p>
+    <w:p>
+      <w:r>
+        <w:t xml:space="preserve">Désormais, après votre mot de passe, NOVA demande le code de l'application. Il change toutes les 30 secondes et ne sert qu'une fois. Pas de SMS, aucun frais, et cela fonctionne même sans réseau téléphonique. Pour changer de téléphone : désactivez (mot de passe et code), puis réactivez avec le nouveau téléphone.</w:t>
+      </w:r>
     </w:p>
     <w:p>
       <w:pPr>

--- a/nova-pharma-os/docs/word/GUIDE_DEMARRAGE.docx
+++ b/nova-pharma-os/docs/word/GUIDE_DEMARRAGE.docx
@@ -5259,6 +5259,60 @@
         </w:pBdr>
         <w:spacing w:before="200" w:after="200"/>
       </w:pPr>
+    </w:p>
+    <w:p>
+      <w:pPr>
+        <w:pStyle w:val="Titre2"/>
+      </w:pPr>
+      <w:r>
+        <w:t xml:space="preserve">Imprimer le ticket de caisse</w:t>
+      </w:r>
+    </w:p>
+    <w:p>
+      <w:r>
+        <w:t xml:space="preserve">Après chaque vente, </w:t>
+      </w:r>
+      <w:r>
+        <w:rPr>
+          <w:b/>
+        </w:rPr>
+        <w:t xml:space="preserve">Imprimer le ticket</w:t>
+      </w:r>
+      <w:r>
+        <w:t xml:space="preserve"> ouvre le ticket et lance l'impression. La première fois, choisissez la largeur de votre imprimante de comptoir — </w:t>
+      </w:r>
+      <w:r>
+        <w:rPr>
+          <w:b/>
+        </w:rPr>
+        <w:t xml:space="preserve">58 mm</w:t>
+      </w:r>
+      <w:r>
+        <w:t xml:space="preserve"> ou </w:t>
+      </w:r>
+      <w:r>
+        <w:rPr>
+          <w:b/>
+        </w:rPr>
+        <w:t xml:space="preserve">80 mm</w:t>
+      </w:r>
+      <w:r>
+        <w:t xml:space="preserve"> — puis, dans la fenêtre d'impression, l'imprimante thermique. La largeur est retenue sur ce poste. Le ticket d'une vente passée se réimprime depuis sa page (</w:t>
+      </w:r>
+      <w:r>
+        <w:rPr>
+          <w:i/>
+        </w:rPr>
+        <w:t xml:space="preserve">Factures</w:t>
+      </w:r>
+      <w:r>
+        <w:t xml:space="preserve"> → la vente).</w:t>
+      </w:r>
+    </w:p>
+    <w:p>
+      <w:r>
+        <w:t xml:space="preserve">Le ticket indique la pharmacie, les articles, le total, les règlements dans leur devise (« 10 000 FC », avec le taux), la monnaie rendue et, pour un membre de mutuelle, la part de l'organisme et celle du patient. Sur un téléphone Android relié à une petite imprimante Bluetooth, une application gratuite comme RawBT sert d'imprimante pour le navigateur.</w:t>
+      </w:r>
     </w:p>
     <w:p>
       <w:pPr>

--- a/nova-pharma-os/docs/word/GUIDE_DEMARRAGE.docx
+++ b/nova-pharma-os/docs/word/GUIDE_DEMARRAGE.docx
@@ -5771,6 +5771,129 @@
     <w:p>
       <w:r>
         <w:t xml:space="preserve">Une vente annulée sort d'elle-même d'un relevé encore en brouillon. Une fois le relevé présenté, il faut d'abord l'annuler (tant qu'il n'est pas réglé).</w:t>
+      </w:r>
+    </w:p>
+    <w:p>
+      <w:pPr>
+        <w:pStyle w:val="Titre2"/>
+      </w:pPr>
+      <w:r>
+        <w:t xml:space="preserve">Prévenir les malades chroniques avant la fin de leur traitement</w:t>
+      </w:r>
+    </w:p>
+    <w:p>
+      <w:r>
+        <w:t xml:space="preserve">Menu </w:t>
+      </w:r>
+      <w:r>
+        <w:rPr>
+          <w:i/>
+        </w:rPr>
+        <w:t xml:space="preserve">Traitements suivis</w:t>
+      </w:r>
+      <w:r>
+        <w:t xml:space="preserve">. Un patient diabétique, hypertendu ou sous antirétroviraux revient chaque mois : le prévenir quelques jours avant la fin de sa boîte l'aide à ne pas interrompre son traitement — et le fait revenir chez vous plutôt que chez le voisin.</w:t>
+      </w:r>
+    </w:p>
+    <w:p>
+      <w:r>
+        <w:rPr>
+          <w:b/>
+        </w:rPr>
+        <w:t xml:space="preserve">1. Suivez le traitement</w:t>
+      </w:r>
+      <w:r>
+        <w:t xml:space="preserve"> : </w:t>
+      </w:r>
+      <w:r>
+        <w:rPr>
+          <w:i/>
+        </w:rPr>
+        <w:t xml:space="preserve">Suivre le traitement d'un patient</w:t>
+      </w:r>
+      <w:r>
+        <w:t xml:space="preserve">, choisissez le patient (il doit exister dans </w:t>
+      </w:r>
+      <w:r>
+        <w:rPr>
+          <w:i/>
+        </w:rPr>
+        <w:t xml:space="preserve">Clients</w:t>
+      </w:r>
+      <w:r>
+        <w:t xml:space="preserve">, avec son téléphone) et le médicament, la maladie, et combien de jours dure une boîte (30 comprimés à un par jour : 30). Indiquez la date de la dernière délivrance et le nombre de boîtes : NOVA calcule la date de fin.</w:t>
+      </w:r>
+    </w:p>
+    <w:p>
+      <w:r>
+        <w:rPr>
+          <w:b/>
+        </w:rPr>
+        <w:t xml:space="preserve">2. Ensuite, rien à faire</w:t>
+      </w:r>
+      <w:r>
+        <w:t xml:space="preserve"> : à chaque vente de ce médicament à ce patient (choisissez-le à la caisse), la date de fin se recalcule toute seule.</w:t>
+      </w:r>
+    </w:p>
+    <w:p>
+      <w:r>
+        <w:rPr>
+          <w:b/>
+        </w:rPr>
+        <w:t xml:space="preserve">3. Chaque matin</w:t>
+      </w:r>
+      <w:r>
+        <w:t xml:space="preserve">, ouvrez </w:t>
+      </w:r>
+      <w:r>
+        <w:rPr>
+          <w:i/>
+        </w:rPr>
+        <w:t xml:space="preserve">Traitements suivis</w:t>
+      </w:r>
+      <w:r>
+        <w:t xml:space="preserve"> : la liste </w:t>
+      </w:r>
+      <w:r>
+        <w:rPr>
+          <w:b/>
+        </w:rPr>
+        <w:t xml:space="preserve">À prévenir</w:t>
+      </w:r>
+      <w:r>
+        <w:t xml:space="preserve"> montre les boîtes qui finissent dans les 3 jours (réglable) et celles déjà finies. Touchez </w:t>
+      </w:r>
+      <w:r>
+        <w:rPr>
+          <w:b/>
+        </w:rPr>
+        <w:t xml:space="preserve">Prévenir sur WhatsApp</w:t>
+      </w:r>
+      <w:r>
+        <w:t xml:space="preserve">, puis </w:t>
+      </w:r>
+      <w:r>
+        <w:rPr>
+          <w:b/>
+        </w:rPr>
+        <w:t xml:space="preserve">Ouvrir WhatsApp</w:t>
+      </w:r>
+      <w:r>
+        <w:t xml:space="preserve"> : le message est prêt, envoyez-le depuis le WhatsApp de la pharmacie. Aucun frais de SMS. Le patient est alors marqué « prévenu ».</w:t>
+      </w:r>
+    </w:p>
+    <w:p>
+      <w:r>
+        <w:t xml:space="preserve">Un patient qui arrête son traitement : </w:t>
+      </w:r>
+      <w:r>
+        <w:rPr>
+          <w:b/>
+        </w:rPr>
+        <w:t xml:space="preserve">Arrêter</w:t>
+      </w:r>
+      <w:r>
+        <w:t xml:space="preserve">. Il ne sera plus rappelé.</w:t>
       </w:r>
     </w:p>
     <w:p>

--- a/nova-pharma-os/docs/word/GUIDE_DEMARRAGE.docx
+++ b/nova-pharma-os/docs/word/GUIDE_DEMARRAGE.docx
@@ -5894,6 +5894,84 @@
       </w:r>
       <w:r>
         <w:t xml:space="preserve">. Il ne sera plus rappelé.</w:t>
+      </w:r>
+    </w:p>
+    <w:p>
+      <w:pPr>
+        <w:pStyle w:val="Titre2"/>
+      </w:pPr>
+      <w:r>
+        <w:t xml:space="preserve">Fidéliser vos clients : points et remises</w:t>
+      </w:r>
+    </w:p>
+    <w:p>
+      <w:r>
+        <w:t xml:space="preserve">Menu </w:t>
+      </w:r>
+      <w:r>
+        <w:rPr>
+          <w:i/>
+        </w:rPr>
+        <w:t xml:space="preserve">Fidélité</w:t>
+      </w:r>
+      <w:r>
+        <w:t xml:space="preserve">.</w:t>
+      </w:r>
+    </w:p>
+    <w:p>
+      <w:r>
+        <w:rPr>
+          <w:b/>
+        </w:rPr>
+        <w:t xml:space="preserve">1. Activez le programme</w:t>
+      </w:r>
+      <w:r>
+        <w:t xml:space="preserve"> et réglez-le : combien de points rapporte un dollar payé (1 par exemple), ce que vaut un point (0,05 $ : 100 points = 5 $), à partir de combien de points on peut les utiliser, et quelle part d'un achat peut être payée en points (50 %). NOVA affiche ce que le client récupère sur ce qu'il dépense : entre 1 et 5 % est courant.</w:t>
+      </w:r>
+    </w:p>
+    <w:p>
+      <w:r>
+        <w:rPr>
+          <w:b/>
+        </w:rPr>
+        <w:t xml:space="preserve">2. À la caisse, choisissez le client</w:t>
+      </w:r>
+      <w:r>
+        <w:t xml:space="preserve"> (nom, code ou téléphone) avant d'encaisser : il gagne ses points tout seul. S'il en a assez, cochez </w:t>
+      </w:r>
+      <w:r>
+        <w:rPr>
+          <w:b/>
+        </w:rPr>
+        <w:t xml:space="preserve">Utiliser</w:t>
+      </w:r>
+      <w:r>
+        <w:t xml:space="preserve"> : la valeur des points est déduite, il ne paie que le reste. Le ticket imprime les points utilisés, gagnés et son nouveau solde.</w:t>
+      </w:r>
+    </w:p>
+    <w:p>
+      <w:r>
+        <w:rPr>
+          <w:b/>
+        </w:rPr>
+        <w:t xml:space="preserve">3. Remises permanentes</w:t>
+      </w:r>
+      <w:r>
+        <w:t xml:space="preserve"> : créez des catégories (« Personnel » à 10 %, « Clients fidèles » à 5 %…), puis, dans </w:t>
+      </w:r>
+      <w:r>
+        <w:rPr>
+          <w:i/>
+        </w:rPr>
+        <w:t xml:space="preserve">Un client</w:t>
+      </w:r>
+      <w:r>
+        <w:t xml:space="preserve">, rangez-y les clients concernés. À la caisse, la remise s'applique dès que le client est choisi.</w:t>
+      </w:r>
+    </w:p>
+    <w:p>
+      <w:r>
+        <w:t xml:space="preserve">Vous pouvez aussi offrir ou retirer des points à un client (geste commercial, correction), toujours avec un motif. Une vente annulée reprend les points gagnés et rend les points utilisés.</w:t>
       </w:r>
     </w:p>
     <w:p>

--- a/nova-pharma-os/docs/word/GUIDE_DEMARRAGE.docx
+++ b/nova-pharma-os/docs/word/GUIDE_DEMARRAGE.docx
@@ -5894,6 +5894,106 @@
       </w:r>
       <w:r>
         <w:t xml:space="preserve">. Il ne sera plus rappelé.</w:t>
+      </w:r>
+    </w:p>
+    <w:p>
+      <w:pPr>
+        <w:pStyle w:val="Titre2"/>
+      </w:pPr>
+      <w:r>
+        <w:t xml:space="preserve">Noter vos dépenses et connaître votre bénéfice réel</w:t>
+      </w:r>
+    </w:p>
+    <w:p>
+      <w:r>
+        <w:t xml:space="preserve">Menu </w:t>
+      </w:r>
+      <w:r>
+        <w:rPr>
+          <w:i/>
+        </w:rPr>
+        <w:t xml:space="preserve">Dépenses et bénéfice</w:t>
+      </w:r>
+      <w:r>
+        <w:t xml:space="preserve">.</w:t>
+      </w:r>
+    </w:p>
+    <w:p>
+      <w:r>
+        <w:rPr>
+          <w:b/>
+        </w:rPr>
+        <w:t xml:space="preserve">1. Notez chaque dépense</w:t>
+      </w:r>
+      <w:r>
+        <w:t xml:space="preserve"> : </w:t>
+      </w:r>
+      <w:r>
+        <w:rPr>
+          <w:i/>
+        </w:rPr>
+        <w:t xml:space="preserve">Noter une dépense</w:t>
+      </w:r>
+      <w:r>
+        <w:t xml:space="preserve">, choisissez la catégorie (carburant du groupe, SNEL, loyer, salaires, frais Mobile Money…), le libellé et le montant, en dollars ou en francs (NOVA convertit au taux du jour). Payée en espèces au comptoir ? Laissez cochée </w:t>
+      </w:r>
+      <w:r>
+        <w:rPr>
+          <w:b/>
+        </w:rPr>
+        <w:t xml:space="preserve">sortie de la caisse ouverte</w:t>
+      </w:r>
+      <w:r>
+        <w:t xml:space="preserve"> : elle apparaît dans la caisse et la clôture tombe juste.</w:t>
+      </w:r>
+    </w:p>
+    <w:p>
+      <w:r>
+        <w:rPr>
+          <w:b/>
+        </w:rPr>
+        <w:t xml:space="preserve">2. Lisez le compte du mois</w:t>
+      </w:r>
+      <w:r>
+        <w:t xml:space="preserve"> : chiffre d'affaires, coût des médicaments vendus, marge, puis les points de fidélité utilisés, les pertes (périmés, casse) et chaque catégorie de dépenses — jusqu'au </w:t>
+      </w:r>
+      <w:r>
+        <w:rPr>
+          <w:b/>
+        </w:rPr>
+        <w:t xml:space="preserve">bénéfice réel</w:t>
+      </w:r>
+      <w:r>
+        <w:t xml:space="preserve">. Les flèches en haut changent de mois ; le tableau des six derniers mois montre la tendance.</w:t>
+      </w:r>
+    </w:p>
+    <w:p>
+      <w:r>
+        <w:rPr>
+          <w:b/>
+        </w:rPr>
+        <w:t xml:space="preserve">3. Facture normalisée de la DGI</w:t>
+      </w:r>
+      <w:r>
+        <w:t xml:space="preserve"> : si votre pharmacie est assujettie à la TVA (chiffre d'affaires d'au moins 80 000 000 FC par an), la loi vous impose depuis le 1er décembre 2025 de délivrer des factures normalisées, émises par un dispositif fiscal de la DGI (l'e-MCF est gratuit). NOVA n'est pas encore homologué pour les émettre lui-même : émettez-la avec votre dispositif, puis, sur la page de la vente, </w:t>
+      </w:r>
+      <w:r>
+        <w:rPr>
+          <w:b/>
+        </w:rPr>
+        <w:t xml:space="preserve">Noter</w:t>
+      </w:r>
+      <w:r>
+        <w:t xml:space="preserve"> sa référence — elle s'imprime sur la facture et le ticket. Dans </w:t>
+      </w:r>
+      <w:r>
+        <w:rPr>
+          <w:i/>
+        </w:rPr>
+        <w:t xml:space="preserve">Régime fiscal et facture normalisée</w:t>
+      </w:r>
+      <w:r>
+        <w:t xml:space="preserve">, cochez « assujettie à la TVA » : NOVA ne compte alors la TVA d'une dépense comme récupérable que si vous avez reçu une facture normalisée, et vous signale les ventes sans référence. Une pharmacie non assujettie n'est pas concernée.</w:t>
       </w:r>
     </w:p>
     <w:p>

--- a/nova-pharma-os/docs/word/GUIDE_DEMARRAGE.docx
+++ b/nova-pharma-os/docs/word/GUIDE_DEMARRAGE.docx
@@ -5894,6 +5894,134 @@
       </w:r>
       <w:r>
         <w:t xml:space="preserve">. Il ne sera plus rappelé.</w:t>
+      </w:r>
+    </w:p>
+    <w:p>
+      <w:pPr>
+        <w:pStyle w:val="Titre2"/>
+      </w:pPr>
+      <w:r>
+        <w:t xml:space="preserve">Rappels de lots et produits falsifiés</w:t>
+      </w:r>
+    </w:p>
+    <w:p>
+      <w:r>
+        <w:t xml:space="preserve">Menu </w:t>
+      </w:r>
+      <w:r>
+        <w:rPr>
+          <w:i/>
+        </w:rPr>
+        <w:t xml:space="preserve">Rappels de lots</w:t>
+      </w:r>
+      <w:r>
+        <w:t xml:space="preserve">. Quand l'ACOREP, l'OMS, un fabricant ou un grossiste rappelle un lot ou signale des boîtes falsifiées :</w:t>
+      </w:r>
+    </w:p>
+    <w:p>
+      <w:pPr>
+        <w:pStyle w:val="Liste"/>
+        <w:numPr>
+          <w:ilvl w:val="0"/>
+          <w:numId w:val="1"/>
+        </w:numPr>
+      </w:pPr>
+      <w:r>
+        <w:t xml:space="preserve">les alertes publiées par NOVA PHARMA OS arrivent toutes seules, et un bandeau rouge s'affiche sur le tableau de bord si votre stock est concerné ;</w:t>
+      </w:r>
+    </w:p>
+    <w:p>
+      <w:pPr>
+        <w:pStyle w:val="Liste"/>
+        <w:numPr>
+          <w:ilvl w:val="0"/>
+          <w:numId w:val="1"/>
+        </w:numPr>
+      </w:pPr>
+      <w:r>
+        <w:t xml:space="preserve">une lettre reçue de votre grossiste s'enregistre avec </w:t>
+      </w:r>
+      <w:r>
+        <w:rPr>
+          <w:i/>
+        </w:rPr>
+        <w:t xml:space="preserve">Enregistrer un rappel reçu</w:t>
+      </w:r>
+      <w:r>
+        <w:t xml:space="preserve"> : le produit, les numéros de lot, la source.</w:t>
+      </w:r>
+    </w:p>
+    <w:p>
+      <w:r>
+        <w:t xml:space="preserve">NOVA cherche aussitôt le lot dans votre stock (peu importe les majuscules, les espaces ou les tirets) et le </w:t>
+      </w:r>
+      <w:r>
+        <w:rPr>
+          <w:b/>
+        </w:rPr>
+        <w:t xml:space="preserve">met en quarantaine</w:t>
+      </w:r>
+      <w:r>
+        <w:t xml:space="preserve"> : il ne se vend plus, même hors connexion. Sur la page de l'alerte, vous voyez les </w:t>
+      </w:r>
+      <w:r>
+        <w:rPr>
+          <w:b/>
+        </w:rPr>
+        <w:t xml:space="preserve">clients qui l'ont acheté</w:t>
+      </w:r>
+      <w:r>
+        <w:t xml:space="preserve"> : </w:t>
+      </w:r>
+      <w:r>
+        <w:rPr>
+          <w:b/>
+        </w:rPr>
+        <w:t xml:space="preserve">Prévenir sur WhatsApp</w:t>
+      </w:r>
+      <w:r>
+        <w:t xml:space="preserve"> prépare le message à envoyer depuis le téléphone de la pharmacie. Puis décidez : </w:t>
+      </w:r>
+      <w:r>
+        <w:rPr>
+          <w:b/>
+        </w:rPr>
+        <w:t xml:space="preserve">Détruire le stock</w:t>
+      </w:r>
+      <w:r>
+        <w:t xml:space="preserve">, </w:t>
+      </w:r>
+      <w:r>
+        <w:rPr>
+          <w:b/>
+        </w:rPr>
+        <w:t xml:space="preserve">Retourner au fournisseur</w:t>
+      </w:r>
+      <w:r>
+        <w:t xml:space="preserve"> (avec le numéro du bon), ou </w:t>
+      </w:r>
+      <w:r>
+        <w:rPr>
+          <w:b/>
+        </w:rPr>
+        <w:t xml:space="preserve">Fausse alerte</w:t>
+      </w:r>
+      <w:r>
+        <w:t xml:space="preserve"> si votre lot n'est pas concerné. Un lot rappelé ne peut plus être réceptionné.</w:t>
+      </w:r>
+    </w:p>
+    <w:p>
+      <w:r>
+        <w:t xml:space="preserve">Côté back-office, menu </w:t>
+      </w:r>
+      <w:r>
+        <w:rPr>
+          <w:i/>
+        </w:rPr>
+        <w:t xml:space="preserve">Alertes produits</w:t>
+      </w:r>
+      <w:r>
+        <w:t xml:space="preserve"> (super-administrateur et support) : publiez une alerte une seule fois, toutes les pharmacies du pays la reçoivent.</w:t>
       </w:r>
     </w:p>
     <w:p>

--- a/nova-pharma-os/docs/word/GUIDE_DEMARRAGE.docx
+++ b/nova-pharma-os/docs/word/GUIDE_DEMARRAGE.docx
@@ -5894,6 +5894,145 @@
       </w:r>
       <w:r>
         <w:t xml:space="preserve">. Il ne sera plus rappelé.</w:t>
+      </w:r>
+    </w:p>
+    <w:p>
+      <w:pPr>
+        <w:pStyle w:val="Titre2"/>
+      </w:pPr>
+      <w:r>
+        <w:t xml:space="preserve">Votre page publique : réservations et ordonnances en photo</w:t>
+      </w:r>
+    </w:p>
+    <w:p>
+      <w:r>
+        <w:t xml:space="preserve">Menu </w:t>
+      </w:r>
+      <w:r>
+        <w:rPr>
+          <w:i/>
+        </w:rPr>
+        <w:t xml:space="preserve">Réservations</w:t>
+      </w:r>
+      <w:r>
+        <w:t xml:space="preserve">, puis </w:t>
+      </w:r>
+      <w:r>
+        <w:rPr>
+          <w:i/>
+        </w:rPr>
+        <w:t xml:space="preserve">Votre page publique</w:t>
+      </w:r>
+      <w:r>
+        <w:t xml:space="preserve">.</w:t>
+      </w:r>
+    </w:p>
+    <w:p>
+      <w:r>
+        <w:rPr>
+          <w:b/>
+        </w:rPr>
+        <w:t xml:space="preserve">1. Publiez votre page</w:t>
+      </w:r>
+      <w:r>
+        <w:t xml:space="preserve"> : cochez </w:t>
+      </w:r>
+      <w:r>
+        <w:rPr>
+          <w:i/>
+        </w:rPr>
+        <w:t xml:space="preserve">Page publiée</w:t>
+      </w:r>
+      <w:r>
+        <w:t xml:space="preserve">, indiquez vos horaires, un repère pour vous trouver (« en face du marché »), votre numéro WhatsApp, une annonce si vous êtes de garde. NOVA affiche l'adresse de votre page et un </w:t>
+      </w:r>
+      <w:r>
+        <w:rPr>
+          <w:b/>
+        </w:rPr>
+        <w:t xml:space="preserve">QR code</w:t>
+      </w:r>
+      <w:r>
+        <w:t xml:space="preserve"> : imprimez-le et collez-le sur la vitrine, partagez l'adresse sur vos groupes WhatsApp.</w:t>
+      </w:r>
+    </w:p>
+    <w:p>
+      <w:r>
+        <w:rPr>
+          <w:b/>
+        </w:rPr>
+        <w:t xml:space="preserve">2. Vos clients</w:t>
+      </w:r>
+      <w:r>
+        <w:t xml:space="preserve">, depuis leur téléphone et sans créer de compte, voient si un médicament est </w:t>
+      </w:r>
+      <w:r>
+        <w:rPr>
+          <w:b/>
+        </w:rPr>
+        <w:t xml:space="preserve">disponible</w:t>
+      </w:r>
+      <w:r>
+        <w:t xml:space="preserve"> ou </w:t>
+      </w:r>
+      <w:r>
+        <w:rPr>
+          <w:b/>
+        </w:rPr>
+        <w:t xml:space="preserve">sur commande</w:t>
+      </w:r>
+      <w:r>
+        <w:t xml:space="preserve"> (jamais vos quantités), le réservent, ou envoient la </w:t>
+      </w:r>
+      <w:r>
+        <w:rPr>
+          <w:b/>
+        </w:rPr>
+        <w:t xml:space="preserve">photo de leur ordonnance</w:t>
+      </w:r>
+      <w:r>
+        <w:t xml:space="preserve">. Ils paient au comptoir en venant chercher.</w:t>
+      </w:r>
+    </w:p>
+    <w:p>
+      <w:r>
+        <w:t xml:space="preserve">**3. Chaque demande arrive dans *Réservations*</w:t>
+      </w:r>
+      <w:r>
+        <w:rPr>
+          <w:b/>
+        </w:rPr>
+        <w:t xml:space="preserve"> : </w:t>
+      </w:r>
+      <w:r>
+        <w:t xml:space="preserve">Confirmer</w:t>
+      </w:r>
+      <w:r>
+        <w:rPr>
+          <w:b/>
+        </w:rPr>
+        <w:t xml:space="preserve">, puis </w:t>
+      </w:r>
+      <w:r>
+        <w:t xml:space="preserve">Prête</w:t>
+      </w:r>
+      <w:r>
+        <w:rPr>
+          <w:b/>
+        </w:rPr>
+        <w:t xml:space="preserve"> quand c'est préparé, et </w:t>
+      </w:r>
+      <w:r>
+        <w:t xml:space="preserve">Prévenir : prête</w:t>
+      </w:r>
+      <w:r>
+        <w:rPr>
+          <w:b/>
+        </w:rPr>
+        <w:t xml:space="preserve"> ouvre le message WhatsApp tout écrit. </w:t>
+      </w:r>
+      <w:r>
+        <w:t xml:space="preserve">Retirée** quand le client est passé. La photo d'une ordonnance s'ouvre d'un clic ; elle est effacée 30 jours après la clôture. L'ordonnance originale reste exigée au comptoir pour les médicaments qui la demandent.</w:t>
       </w:r>
     </w:p>
     <w:p>

--- a/nova-pharma-os/docs/word/GUIDE_DEMARRAGE.docx
+++ b/nova-pharma-os/docs/word/GUIDE_DEMARRAGE.docx
@@ -5894,6 +5894,78 @@
       </w:r>
       <w:r>
         <w:t xml:space="preserve">. Il ne sera plus rappelé.</w:t>
+      </w:r>
+    </w:p>
+    <w:p>
+      <w:pPr>
+        <w:pStyle w:val="Titre2"/>
+      </w:pPr>
+      <w:r>
+        <w:t xml:space="preserve">Prévoir les ventes et savoir quoi commander</w:t>
+      </w:r>
+    </w:p>
+    <w:p>
+      <w:r>
+        <w:t xml:space="preserve">Menu </w:t>
+      </w:r>
+      <w:r>
+        <w:rPr>
+          <w:i/>
+        </w:rPr>
+        <w:t xml:space="preserve">Prévisions</w:t>
+      </w:r>
+      <w:r>
+        <w:t xml:space="preserve">. NOVA regarde vos ventes des trois derniers mois et, si vous avez plus d'un an d'historique, ce qui s'est passé au même moment l'an dernier (les antipaludéens en saison des pluies, par exemple). Il en déduit ce que vous allez vendre et </w:t>
+      </w:r>
+      <w:r>
+        <w:rPr>
+          <w:b/>
+        </w:rPr>
+        <w:t xml:space="preserve">combien commander</w:t>
+      </w:r>
+      <w:r>
+        <w:t xml:space="preserve"> pour tenir le nombre de jours choisi (45 par défaut, délai de livraison compris), avec un stock de sécurité.</w:t>
+      </w:r>
+    </w:p>
+    <w:p>
+      <w:r>
+        <w:t xml:space="preserve">La liste commence par les produits qui seront épuisés le plus vite. La colonne </w:t>
+      </w:r>
+      <w:r>
+        <w:rPr>
+          <w:i/>
+        </w:rPr>
+        <w:t xml:space="preserve">Saison</w:t>
+      </w:r>
+      <w:r>
+        <w:t xml:space="preserve"> dit si le mois qui vient se vend plus (↑) ou moins (↓) que d'habitude ; </w:t>
+      </w:r>
+      <w:r>
+        <w:rPr>
+          <w:i/>
+        </w:rPr>
+        <w:t xml:space="preserve">Fiabilité</w:t>
+      </w:r>
+      <w:r>
+        <w:t xml:space="preserve"> dit si NOVA a assez d'historique pour le savoir. </w:t>
+      </w:r>
+      <w:r>
+        <w:rPr>
+          <w:b/>
+        </w:rPr>
+        <w:t xml:space="preserve">Préparer une réquisition</w:t>
+      </w:r>
+      <w:r>
+        <w:t xml:space="preserve"> reprend toutes les quantités suggérées : ajustez-les, puis envoyez la réquisition à vos fournisseurs. </w:t>
+      </w:r>
+      <w:r>
+        <w:rPr>
+          <w:b/>
+        </w:rPr>
+        <w:t xml:space="preserve">Excel</w:t>
+      </w:r>
+      <w:r>
+        <w:t xml:space="preserve"> télécharge le tableau.</w:t>
       </w:r>
     </w:p>
     <w:p>

--- a/nova-pharma-os/docs/word/GUIDE_DEMARRAGE.docx
+++ b/nova-pharma-os/docs/word/GUIDE_DEMARRAGE.docx
@@ -6419,6 +6419,55 @@
       </w:pPr>
       <w:r>
         <w:t xml:space="preserve">Encaisser par Mobile Money</w:t>
+      </w:r>
+    </w:p>
+    <w:p>
+      <w:r>
+        <w:rPr>
+          <w:b/>
+        </w:rPr>
+        <w:t xml:space="preserve">Confirmer avec le SMS de l'opérateur.</w:t>
+      </w:r>
+      <w:r>
+        <w:t xml:space="preserve"> Menu </w:t>
+      </w:r>
+      <w:r>
+        <w:rPr>
+          <w:i/>
+        </w:rPr>
+        <w:t xml:space="preserve">Mobile Money</w:t>
+      </w:r>
+      <w:r>
+        <w:t xml:space="preserve"> : quand le client a payé, ouvrez le SMS reçu sur le téléphone marchand, copiez-le, puis </w:t>
+      </w:r>
+      <w:r>
+        <w:rPr>
+          <w:b/>
+        </w:rPr>
+        <w:t xml:space="preserve">Coller le SMS</w:t>
+      </w:r>
+      <w:r>
+        <w:t xml:space="preserve"> sur la ligne du versement. NOVA vérifie que le montant correspond et reprend lui-même l'identifiant de transaction.</w:t>
+      </w:r>
+    </w:p>
+    <w:p>
+      <w:r>
+        <w:rPr>
+          <w:b/>
+        </w:rPr>
+        <w:t xml:space="preserve">Confirmation automatique, gratuite.</w:t>
+      </w:r>
+      <w:r>
+        <w:t xml:space="preserve"> Dans </w:t>
+      </w:r>
+      <w:r>
+        <w:rPr>
+          <w:i/>
+        </w:rPr>
+        <w:t xml:space="preserve">Confirmation automatique par le téléphone marchand</w:t>
+      </w:r>
+      <w:r>
+        <w:t xml:space="preserve">, créez le lien secret, installez sur ce téléphone Android une application gratuite de transfert de SMS, et collez-y le lien. Chaque versement attendu se confirme alors tout seul ; un SMS ambigu (deux clients du même montant) attend que vous le rapprochiez.</w:t>
       </w:r>
     </w:p>
     <w:p>

--- a/nova-pharma-os/docs/word/GUIDE_DEMARRAGE.docx
+++ b/nova-pharma-os/docs/word/GUIDE_DEMARRAGE.docx
@@ -5894,6 +5894,118 @@
       </w:r>
       <w:r>
         <w:t xml:space="preserve">. Il ne sera plus rappelé.</w:t>
+      </w:r>
+    </w:p>
+    <w:p>
+      <w:pPr>
+        <w:pStyle w:val="Titre2"/>
+      </w:pPr>
+      <w:r>
+        <w:t xml:space="preserve">Acheter et vendre sur la place de marché</w:t>
+      </w:r>
+    </w:p>
+    <w:p>
+      <w:r>
+        <w:t xml:space="preserve">Menu </w:t>
+      </w:r>
+      <w:r>
+        <w:rPr>
+          <w:i/>
+        </w:rPr>
+        <w:t xml:space="preserve">Place de marché</w:t>
+      </w:r>
+      <w:r>
+        <w:t xml:space="preserve">.</w:t>
+      </w:r>
+    </w:p>
+    <w:p>
+      <w:r>
+        <w:rPr>
+          <w:b/>
+        </w:rPr>
+        <w:t xml:space="preserve">Acheter</w:t>
+      </w:r>
+      <w:r>
+        <w:t xml:space="preserve"> : tapez un produit (et votre ville si vous voulez un vendeur qui livre chez vous). Les offres des dépôts et des autres pharmacies s'affichent, de la moins chère à la plus chère, avec la disponibilité et la péremption annoncée. </w:t>
+      </w:r>
+      <w:r>
+        <w:rPr>
+          <w:b/>
+        </w:rPr>
+        <w:t xml:space="preserve">Ajouter</w:t>
+      </w:r>
+      <w:r>
+        <w:t xml:space="preserve"> les produits voulus, puis </w:t>
+      </w:r>
+      <w:r>
+        <w:rPr>
+          <w:b/>
+        </w:rPr>
+        <w:t xml:space="preserve">Envoyer la commande</w:t>
+      </w:r>
+      <w:r>
+        <w:t xml:space="preserve"> au vendeur, et prévenez-le d'un clic sur WhatsApp. Suivez-la dans </w:t>
+      </w:r>
+      <w:r>
+        <w:rPr>
+          <w:i/>
+        </w:rPr>
+        <w:t xml:space="preserve">Mes commandes</w:t>
+      </w:r>
+      <w:r>
+        <w:t xml:space="preserve"> ; à la livraison, </w:t>
+      </w:r>
+      <w:r>
+        <w:rPr>
+          <w:b/>
+        </w:rPr>
+        <w:t xml:space="preserve">Réceptionner</w:t>
+      </w:r>
+      <w:r>
+        <w:t xml:space="preserve"> : choisissez le produit de votre catalogue, le lot et la péremption, et le stock entre au prix de la commande.</w:t>
+      </w:r>
+    </w:p>
+    <w:p>
+      <w:r>
+        <w:rPr>
+          <w:b/>
+        </w:rPr>
+        <w:t xml:space="preserve">Vendre</w:t>
+      </w:r>
+      <w:r>
+        <w:t xml:space="preserve"> (dépôt, ou pharmacie qui écoule un surplus) : publiez votre fiche (ville, zones de livraison, minimum de commande), puis vos offres. Une offre reliée à un produit de votre catalogue se met à jour depuis votre stock. Les commandes arrivent dans </w:t>
+      </w:r>
+      <w:r>
+        <w:rPr>
+          <w:i/>
+        </w:rPr>
+        <w:t xml:space="preserve">Commandes reçues</w:t>
+      </w:r>
+      <w:r>
+        <w:t xml:space="preserve"> : </w:t>
+      </w:r>
+      <w:r>
+        <w:rPr>
+          <w:b/>
+        </w:rPr>
+        <w:t xml:space="preserve">Accepter</w:t>
+      </w:r>
+      <w:r>
+        <w:t xml:space="preserve"> crée la commande professionnelle dans votre NOVA (préparation, sortie de stock, facture comme d'habitude), puis </w:t>
+      </w:r>
+      <w:r>
+        <w:rPr>
+          <w:b/>
+        </w:rPr>
+        <w:t xml:space="preserve">Expédiée</w:t>
+      </w:r>
+      <w:r>
+        <w:t xml:space="preserve">.</w:t>
+      </w:r>
+    </w:p>
+    <w:p>
+      <w:r>
+        <w:t xml:space="preserve">Le règlement se fait entre vous, comme d'habitude : NOVA ne prend aucune commission.</w:t>
       </w:r>
     </w:p>
     <w:p>

--- a/nova-pharma-os/docs/word/GUIDE_DEMARRAGE.docx
+++ b/nova-pharma-os/docs/word/GUIDE_DEMARRAGE.docx
@@ -6006,6 +6006,56 @@
     <w:p>
       <w:r>
         <w:t xml:space="preserve">Le règlement se fait entre vous, comme d'habitude : NOVA ne prend aucune commission.</w:t>
+      </w:r>
+    </w:p>
+    <w:p>
+      <w:pPr>
+        <w:pStyle w:val="Titre2"/>
+      </w:pPr>
+      <w:r>
+        <w:t xml:space="preserve">Être prévenu des interactions entre médicaments</w:t>
+      </w:r>
+    </w:p>
+    <w:p>
+      <w:r>
+        <w:t xml:space="preserve">Rien à régler : à la </w:t>
+      </w:r>
+      <w:r>
+        <w:rPr>
+          <w:b/>
+        </w:rPr>
+        <w:t xml:space="preserve">caisse</w:t>
+      </w:r>
+      <w:r>
+        <w:t xml:space="preserve">, dès que deux médicaments du ticket ne vont pas bien ensemble (par exemple un anticoagulant comme la warfarine et un anti-inflammatoire comme l'ibuprofène), un encadré rouge ou orange l'annonce, avec la conduite à tenir. Si vous choisissez le client et qu'il a un traitement suivi (menu </w:t>
+      </w:r>
+      <w:r>
+        <w:rPr>
+          <w:i/>
+        </w:rPr>
+        <w:t xml:space="preserve">Traitements suivis</w:t>
+      </w:r>
+      <w:r>
+        <w:t xml:space="preserve">), NOVA le compare aussi au ticket.</w:t>
+      </w:r>
+    </w:p>
+    <w:p>
+      <w:r>
+        <w:t xml:space="preserve">L'alerte ne bloque pas la vente : elle vous informe, vous décidez. Pour qu'un produit au nom commercial soit reconnu, renseignez sa DCI (la molécule) dans le catalogue.</w:t>
+      </w:r>
+    </w:p>
+    <w:p>
+      <w:r>
+        <w:t xml:space="preserve">Menu </w:t>
+      </w:r>
+      <w:r>
+        <w:rPr>
+          <w:i/>
+        </w:rPr>
+        <w:t xml:space="preserve">Interactions</w:t>
+      </w:r>
+      <w:r>
+        <w:t xml:space="preserve"> : consultez la liste, cherchez une substance. Elle est courte et non exhaustive (les bases complètes sont payantes) ; NOVA PHARMA OS la complète au fil des besoins. Signalez au support une association qui manque.</w:t>
       </w:r>
     </w:p>
     <w:p>

--- a/nova-pharma-os/docs/word/GUIDE_DEMARRAGE.docx
+++ b/nova-pharma-os/docs/word/GUIDE_DEMARRAGE.docx
@@ -6056,6 +6056,104 @@
       </w:r>
       <w:r>
         <w:t xml:space="preserve"> : consultez la liste, cherchez une substance. Elle est courte et non exhaustive (les bases complètes sont payantes) ; NOVA PHARMA OS la complète au fil des besoins. Signalez au support une association qui manque.</w:t>
+      </w:r>
+    </w:p>
+    <w:p>
+      <w:pPr>
+        <w:pStyle w:val="Titre2"/>
+      </w:pPr>
+      <w:r>
+        <w:t xml:space="preserve">Envoyer le rapport mensuel aux programmes de santé</w:t>
+      </w:r>
+    </w:p>
+    <w:p>
+      <w:r>
+        <w:t xml:space="preserve">Menu </w:t>
+      </w:r>
+      <w:r>
+        <w:rPr>
+          <w:i/>
+        </w:rPr>
+        <w:t xml:space="preserve">Programmes publics</w:t>
+      </w:r>
+      <w:r>
+        <w:t xml:space="preserve">. Choisissez le mois : NOVA remplit le rapport mensuel de gestion des stocks à partir de vos ventes, réceptions et inventaires (stock initial, reçu, consommé, pertes, stock final, jours de rupture, quantité à commander). Rien à recompter à la main.</w:t>
+      </w:r>
+    </w:p>
+    <w:p>
+      <w:r>
+        <w:rPr>
+          <w:b/>
+        </w:rPr>
+        <w:t xml:space="preserve">Une seule fois</w:t>
+      </w:r>
+      <w:r>
+        <w:t xml:space="preserve"> : dans </w:t>
+      </w:r>
+      <w:r>
+        <w:rPr>
+          <w:i/>
+        </w:rPr>
+        <w:t xml:space="preserve">Codes de la structure</w:t>
+      </w:r>
+      <w:r>
+        <w:t xml:space="preserve">, saisissez le code que vous a donné la zone de santé ou le programme, et l'identifiant DHIS2 de votre structure si vous déclarez dans DHIS2. Puis reliez les produits suivis par le programme à leur code national (</w:t>
+      </w:r>
+      <w:r>
+        <w:rPr>
+          <w:i/>
+        </w:rPr>
+        <w:t xml:space="preserve">Relier un produit</w:t>
+      </w:r>
+      <w:r>
+        <w:t xml:space="preserve">, ou </w:t>
+      </w:r>
+      <w:r>
+        <w:rPr>
+          <w:i/>
+        </w:rPr>
+        <w:t xml:space="preserve">Importer</w:t>
+      </w:r>
+      <w:r>
+        <w:t xml:space="preserve"> si le programme vous a donné une liste).</w:t>
+      </w:r>
+    </w:p>
+    <w:p>
+      <w:r>
+        <w:rPr>
+          <w:b/>
+        </w:rPr>
+        <w:t xml:space="preserve">Chaque mois</w:t>
+      </w:r>
+      <w:r>
+        <w:t xml:space="preserve"> : </w:t>
+      </w:r>
+      <w:r>
+        <w:rPr>
+          <w:b/>
+        </w:rPr>
+        <w:t xml:space="preserve">Excel</w:t>
+      </w:r>
+      <w:r>
+        <w:t xml:space="preserve"> pour imprimer ou saisir le rapport ; </w:t>
+      </w:r>
+      <w:r>
+        <w:rPr>
+          <w:b/>
+        </w:rPr>
+        <w:t xml:space="preserve">Fichier DHIS2</w:t>
+      </w:r>
+      <w:r>
+        <w:t xml:space="preserve"> pour l'importer dans DHIS2 (</w:t>
+      </w:r>
+      <w:r>
+        <w:rPr>
+          <w:i/>
+        </w:rPr>
+        <w:t xml:space="preserve">Import/Export → Importation de données</w:t>
+      </w:r>
+      <w:r>
+        <w:t xml:space="preserve">, faites d'abord un essai). Pour LOGIMEV, l'accès est donné par le ministère de la Santé ; le classeur Excel reprend ses rubriques.</w:t>
       </w:r>
     </w:p>
     <w:p>
